--- a/pdf/Introduction to infrastructures - Template report.docx
+++ b/pdf/Introduction to infrastructures - Template report.docx
@@ -266,13 +266,16 @@
         <w:t>Version: 20250</w:t>
       </w:r>
       <w:r>
-        <w:t>703</w:t>
+        <w:t>7</w:t>
+      </w:r>
+      <w:r>
+        <w:t>26</w:t>
       </w:r>
       <w:r>
         <w:t>.</w:t>
       </w:r>
       <w:r>
-        <w:t>1227</w:t>
+        <w:t>2014</w:t>
       </w:r>
       <w:r>
         <w:t>.MSI11</w:t>
@@ -345,7 +348,7 @@
           <w:r>
             <w:fldChar w:fldCharType="separate"/>
           </w:r>
-          <w:hyperlink w:anchor="_Toc202977982" w:history="1">
+          <w:hyperlink w:anchor="_Toc204453399" w:history="1">
             <w:r>
               <w:rPr>
                 <w:rStyle w:val="Hyperlink"/>
@@ -372,7 +375,7 @@
                 <w:noProof/>
                 <w:webHidden/>
               </w:rPr>
-              <w:instrText xml:space="preserve"> PAGEREF _Toc202977982 \h </w:instrText>
+              <w:instrText xml:space="preserve"> PAGEREF _Toc204453399 \h </w:instrText>
             </w:r>
             <w:r>
               <w:rPr>
@@ -419,7 +422,7 @@
               <w14:ligatures w14:val="standardContextual"/>
             </w:rPr>
           </w:pPr>
-          <w:hyperlink w:anchor="_Toc202977983" w:history="1">
+          <w:hyperlink w:anchor="_Toc204453400" w:history="1">
             <w:r>
               <w:rPr>
                 <w:rStyle w:val="Hyperlink"/>
@@ -446,7 +449,7 @@
                 <w:noProof/>
                 <w:webHidden/>
               </w:rPr>
-              <w:instrText xml:space="preserve"> PAGEREF _Toc202977983 \h </w:instrText>
+              <w:instrText xml:space="preserve"> PAGEREF _Toc204453400 \h </w:instrText>
             </w:r>
             <w:r>
               <w:rPr>
@@ -493,7 +496,7 @@
               <w14:ligatures w14:val="standardContextual"/>
             </w:rPr>
           </w:pPr>
-          <w:hyperlink w:anchor="_Toc202977984" w:history="1">
+          <w:hyperlink w:anchor="_Toc204453401" w:history="1">
             <w:r>
               <w:rPr>
                 <w:rStyle w:val="Hyperlink"/>
@@ -520,7 +523,7 @@
                 <w:noProof/>
                 <w:webHidden/>
               </w:rPr>
-              <w:instrText xml:space="preserve"> PAGEREF _Toc202977984 \h </w:instrText>
+              <w:instrText xml:space="preserve"> PAGEREF _Toc204453401 \h </w:instrText>
             </w:r>
             <w:r>
               <w:rPr>
@@ -567,7 +570,7 @@
               <w14:ligatures w14:val="standardContextual"/>
             </w:rPr>
           </w:pPr>
-          <w:hyperlink w:anchor="_Toc202977985" w:history="1">
+          <w:hyperlink w:anchor="_Toc204453402" w:history="1">
             <w:r>
               <w:rPr>
                 <w:rStyle w:val="Hyperlink"/>
@@ -594,7 +597,7 @@
                 <w:noProof/>
                 <w:webHidden/>
               </w:rPr>
-              <w:instrText xml:space="preserve"> PAGEREF _Toc202977985 \h </w:instrText>
+              <w:instrText xml:space="preserve"> PAGEREF _Toc204453402 \h </w:instrText>
             </w:r>
             <w:r>
               <w:rPr>
@@ -641,7 +644,7 @@
               <w14:ligatures w14:val="standardContextual"/>
             </w:rPr>
           </w:pPr>
-          <w:hyperlink w:anchor="_Toc202977986" w:history="1">
+          <w:hyperlink w:anchor="_Toc204453403" w:history="1">
             <w:r>
               <w:rPr>
                 <w:rStyle w:val="Hyperlink"/>
@@ -668,7 +671,7 @@
                 <w:noProof/>
                 <w:webHidden/>
               </w:rPr>
-              <w:instrText xml:space="preserve"> PAGEREF _Toc202977986 \h </w:instrText>
+              <w:instrText xml:space="preserve"> PAGEREF _Toc204453403 \h </w:instrText>
             </w:r>
             <w:r>
               <w:rPr>
@@ -715,7 +718,7 @@
               <w14:ligatures w14:val="standardContextual"/>
             </w:rPr>
           </w:pPr>
-          <w:hyperlink w:anchor="_Toc202977987" w:history="1">
+          <w:hyperlink w:anchor="_Toc204453404" w:history="1">
             <w:r>
               <w:rPr>
                 <w:rStyle w:val="Hyperlink"/>
@@ -742,7 +745,7 @@
                 <w:noProof/>
                 <w:webHidden/>
               </w:rPr>
-              <w:instrText xml:space="preserve"> PAGEREF _Toc202977987 \h </w:instrText>
+              <w:instrText xml:space="preserve"> PAGEREF _Toc204453404 \h </w:instrText>
             </w:r>
             <w:r>
               <w:rPr>
@@ -789,7 +792,7 @@
               <w14:ligatures w14:val="standardContextual"/>
             </w:rPr>
           </w:pPr>
-          <w:hyperlink w:anchor="_Toc202977988" w:history="1">
+          <w:hyperlink w:anchor="_Toc204453405" w:history="1">
             <w:r>
               <w:rPr>
                 <w:rStyle w:val="Hyperlink"/>
@@ -816,7 +819,7 @@
                 <w:noProof/>
                 <w:webHidden/>
               </w:rPr>
-              <w:instrText xml:space="preserve"> PAGEREF _Toc202977988 \h </w:instrText>
+              <w:instrText xml:space="preserve"> PAGEREF _Toc204453405 \h </w:instrText>
             </w:r>
             <w:r>
               <w:rPr>
@@ -863,7 +866,7 @@
               <w14:ligatures w14:val="standardContextual"/>
             </w:rPr>
           </w:pPr>
-          <w:hyperlink w:anchor="_Toc202977989" w:history="1">
+          <w:hyperlink w:anchor="_Toc204453406" w:history="1">
             <w:r>
               <w:rPr>
                 <w:rStyle w:val="Hyperlink"/>
@@ -890,7 +893,7 @@
                 <w:noProof/>
                 <w:webHidden/>
               </w:rPr>
-              <w:instrText xml:space="preserve"> PAGEREF _Toc202977989 \h </w:instrText>
+              <w:instrText xml:space="preserve"> PAGEREF _Toc204453406 \h </w:instrText>
             </w:r>
             <w:r>
               <w:rPr>
@@ -1350,7 +1353,7 @@
       <w:pPr>
         <w:pStyle w:val="Kop1"/>
       </w:pPr>
-      <w:bookmarkStart w:id="0" w:name="_Toc202977982"/>
+      <w:bookmarkStart w:id="0" w:name="_Toc204453399"/>
       <w:r>
         <w:lastRenderedPageBreak/>
         <w:t>Week 0</w:t>
@@ -1448,14 +1451,28 @@
         </w:numPr>
       </w:pPr>
       <w:r>
-        <w:t xml:space="preserve">Debian 12: </w:t>
+        <w:t>Debian 12:</w:t>
+      </w:r>
+      <w:r>
+        <w:t> </w:t>
       </w:r>
       <w:hyperlink r:id="rId17" w:history="1">
         <w:r>
           <w:rPr>
             <w:rStyle w:val="Hyperlink"/>
           </w:rPr>
-          <w:t>https://www.debian.org/CD/netinst/</w:t>
+          <w:t>AMD64</w:t>
+        </w:r>
+      </w:hyperlink>
+      <w:r>
+        <w:t>, </w:t>
+      </w:r>
+      <w:hyperlink r:id="rId18" w:history="1">
+        <w:r>
+          <w:rPr>
+            <w:rStyle w:val="Hyperlink"/>
+          </w:rPr>
+          <w:t>ARM64</w:t>
         </w:r>
       </w:hyperlink>
     </w:p>
@@ -1474,35 +1491,28 @@
         <w:rPr>
           <w:lang w:val="de-DE"/>
         </w:rPr>
-        <w:t xml:space="preserve">Ubuntu 24.04 Desktop: </w:t>
-      </w:r>
-      <w:hyperlink r:id="rId18" w:history="1">
+        <w:t>Ubuntu 24.04 Desktop:</w:t>
+      </w:r>
+      <w:r>
+        <w:t> </w:t>
+      </w:r>
+      <w:hyperlink r:id="rId19" w:history="1">
         <w:r>
           <w:rPr>
             <w:rStyle w:val="Hyperlink"/>
-            <w:rFonts w:ascii="Arial" w:hAnsi="Arial" w:cs="Arial"/>
-            <w:sz w:val="20"/>
-            <w:szCs w:val="20"/>
-            <w:lang w:val="de-DE"/>
           </w:rPr>
-          <w:t>https://</w:t>
+          <w:t>AMD64</w:t>
         </w:r>
-        <w:r>
-          <w:rPr>
-            <w:rStyle w:val="GevolgdeHyperlink"/>
-            <w:lang w:val="de-DE"/>
-          </w:rPr>
-          <w:t>cdimage</w:t>
-        </w:r>
+      </w:hyperlink>
+      <w:r>
+        <w:t>, </w:t>
+      </w:r>
+      <w:hyperlink r:id="rId20" w:history="1">
         <w:r>
           <w:rPr>
             <w:rStyle w:val="Hyperlink"/>
-            <w:rFonts w:ascii="Arial" w:hAnsi="Arial" w:cs="Arial"/>
-            <w:sz w:val="20"/>
-            <w:szCs w:val="20"/>
-            <w:lang w:val="de-DE"/>
           </w:rPr>
-          <w:t>.ubuntu.com/noble/daily-live/current/</w:t>
+          <w:t>ARM64</w:t>
         </w:r>
       </w:hyperlink>
     </w:p>
@@ -1560,7 +1570,7 @@
       <w:r>
         <w:t xml:space="preserve">Read this blogpost: </w:t>
       </w:r>
-      <w:hyperlink r:id="rId19" w:history="1">
+      <w:hyperlink r:id="rId21" w:history="1">
         <w:r>
           <w:rPr>
             <w:rStyle w:val="Hyperlink"/>
@@ -1580,7 +1590,7 @@
       <w:r>
         <w:t xml:space="preserve">Register at </w:t>
       </w:r>
-      <w:hyperlink r:id="rId20" w:history="1">
+      <w:hyperlink r:id="rId22" w:history="1">
         <w:r>
           <w:rPr>
             <w:rStyle w:val="Hyperlink"/>
@@ -1921,7 +1931,7 @@
                     <pic:cNvPicPr/>
                   </pic:nvPicPr>
                   <pic:blipFill rotWithShape="1">
-                    <a:blip r:embed="rId21"/>
+                    <a:blip r:embed="rId23"/>
                     <a:srcRect b="83717"/>
                     <a:stretch/>
                   </pic:blipFill>
@@ -1981,7 +1991,7 @@
                     <pic:cNvPicPr/>
                   </pic:nvPicPr>
                   <pic:blipFill rotWithShape="1">
-                    <a:blip r:embed="rId22"/>
+                    <a:blip r:embed="rId24"/>
                     <a:srcRect b="64474"/>
                     <a:stretch/>
                   </pic:blipFill>
@@ -4090,7 +4100,7 @@
       <w:pPr>
         <w:pStyle w:val="Kop1"/>
       </w:pPr>
-      <w:bookmarkStart w:id="1" w:name="_Toc202977983"/>
+      <w:bookmarkStart w:id="1" w:name="_Toc204453400"/>
       <w:r>
         <w:lastRenderedPageBreak/>
         <w:t>Week 1</w:t>
@@ -6324,7 +6334,7 @@
       <w:pPr>
         <w:pStyle w:val="Kop1"/>
       </w:pPr>
-      <w:bookmarkStart w:id="2" w:name="_Toc202977984"/>
+      <w:bookmarkStart w:id="2" w:name="_Toc204453401"/>
       <w:r>
         <w:lastRenderedPageBreak/>
         <w:t>Week 2</w:t>
@@ -6542,7 +6552,7 @@
       <w:pPr>
         <w:pStyle w:val="Kop1"/>
       </w:pPr>
-      <w:bookmarkStart w:id="3" w:name="_Toc202977985"/>
+      <w:bookmarkStart w:id="3" w:name="_Toc204453402"/>
       <w:r>
         <w:lastRenderedPageBreak/>
         <w:t>Week 3 – Deploying docker applications</w:t>
@@ -6791,7 +6801,7 @@
       <w:pPr>
         <w:pStyle w:val="Kop1"/>
       </w:pPr>
-      <w:bookmarkStart w:id="4" w:name="_Toc202977986"/>
+      <w:bookmarkStart w:id="4" w:name="_Toc204453403"/>
       <w:r>
         <w:lastRenderedPageBreak/>
         <w:t>Week 4 – Setting up Pi-hole as local DNS server</w:t>
@@ -7348,7 +7358,7 @@
       <w:pPr>
         <w:pStyle w:val="Kop1"/>
       </w:pPr>
-      <w:bookmarkStart w:id="5" w:name="_Toc202977987"/>
+      <w:bookmarkStart w:id="5" w:name="_Toc204453404"/>
       <w:r>
         <w:lastRenderedPageBreak/>
         <w:t>Week 5 – Backups &amp; Security</w:t>
@@ -7575,7 +7585,7 @@
       <w:r>
         <w:t xml:space="preserve">rticle: </w:t>
       </w:r>
-      <w:hyperlink r:id="rId23" w:history="1">
+      <w:hyperlink r:id="rId25" w:history="1">
         <w:r>
           <w:rPr>
             <w:rStyle w:val="Hyperlink"/>
@@ -8195,7 +8205,7 @@
       <w:pPr>
         <w:pStyle w:val="Kop1"/>
       </w:pPr>
-      <w:bookmarkStart w:id="6" w:name="_Toc202977988"/>
+      <w:bookmarkStart w:id="6" w:name="_Toc204453405"/>
       <w:r>
         <w:lastRenderedPageBreak/>
         <w:t>Week 6 – Cloud</w:t>
@@ -8727,64 +8737,6 @@
                       <pic:pic xmlns:pic="http://schemas.openxmlformats.org/drawingml/2006/picture">
                         <pic:nvPicPr>
                           <pic:cNvPr id="377511269" name="Graphic 377511269" descr="Draadloze router met effen opvulling"/>
-                          <pic:cNvPicPr/>
-                        </pic:nvPicPr>
-                        <pic:blipFill>
-                          <a:blip r:embed="rId24">
-                            <a:extLst>
-                              <a:ext uri="{96DAC541-7B7A-43D3-8B79-37D633B846F1}">
-                                <asvg:svgBlip xmlns:asvg="http://schemas.microsoft.com/office/drawing/2016/SVG/main" r:embed="rId25"/>
-                              </a:ext>
-                            </a:extLst>
-                          </a:blip>
-                          <a:stretch>
-                            <a:fillRect/>
-                          </a:stretch>
-                        </pic:blipFill>
-                        <pic:spPr>
-                          <a:xfrm>
-                            <a:off x="0" y="0"/>
-                            <a:ext cx="914400" cy="914400"/>
-                          </a:xfrm>
-                          <a:prstGeom prst="rect">
-                            <a:avLst/>
-                          </a:prstGeom>
-                        </pic:spPr>
-                      </pic:pic>
-                    </a:graphicData>
-                  </a:graphic>
-                </wp:inline>
-              </w:drawing>
-            </w:r>
-          </w:p>
-        </w:tc>
-        <w:tc>
-          <w:tcPr>
-            <w:tcW w:w="2265" w:type="dxa"/>
-          </w:tcPr>
-          <w:p>
-            <w:pPr>
-              <w:spacing w:line="259" w:lineRule="auto"/>
-              <w:jc w:val="center"/>
-            </w:pPr>
-            <w:r>
-              <w:rPr>
-                <w:noProof/>
-                <w14:ligatures w14:val="standardContextual"/>
-              </w:rPr>
-              <w:drawing>
-                <wp:inline distT="0" distB="0" distL="0" distR="0" wp14:anchorId="438ABF19" wp14:editId="6C3C21CE">
-                  <wp:extent cx="914400" cy="914400"/>
-                  <wp:effectExtent l="0" t="0" r="0" b="0"/>
-                  <wp:docPr id="265902001" name="Graphic 2" descr="Server met effen opvulling"/>
-                  <wp:cNvGraphicFramePr>
-                    <a:graphicFrameLocks xmlns:a="http://schemas.openxmlformats.org/drawingml/2006/main" noChangeAspect="1"/>
-                  </wp:cNvGraphicFramePr>
-                  <a:graphic xmlns:a="http://schemas.openxmlformats.org/drawingml/2006/main">
-                    <a:graphicData uri="http://schemas.openxmlformats.org/drawingml/2006/picture">
-                      <pic:pic xmlns:pic="http://schemas.openxmlformats.org/drawingml/2006/picture">
-                        <pic:nvPicPr>
-                          <pic:cNvPr id="265902001" name="Graphic 265902001" descr="Server met effen opvulling"/>
                           <pic:cNvPicPr/>
                         </pic:nvPicPr>
                         <pic:blipFill>
@@ -8818,7 +8770,7 @@
         </w:tc>
         <w:tc>
           <w:tcPr>
-            <w:tcW w:w="2266" w:type="dxa"/>
+            <w:tcW w:w="2265" w:type="dxa"/>
           </w:tcPr>
           <w:p>
             <w:pPr>
@@ -8831,10 +8783,10 @@
                 <w14:ligatures w14:val="standardContextual"/>
               </w:rPr>
               <w:drawing>
-                <wp:inline distT="0" distB="0" distL="0" distR="0" wp14:anchorId="6D95F972" wp14:editId="1B6C6B7C">
+                <wp:inline distT="0" distB="0" distL="0" distR="0" wp14:anchorId="438ABF19" wp14:editId="6C3C21CE">
                   <wp:extent cx="914400" cy="914400"/>
                   <wp:effectExtent l="0" t="0" r="0" b="0"/>
-                  <wp:docPr id="753267470" name="Graphic 3" descr="Cloud voor synchronisatie met effen opvulling"/>
+                  <wp:docPr id="265902001" name="Graphic 2" descr="Server met effen opvulling"/>
                   <wp:cNvGraphicFramePr>
                     <a:graphicFrameLocks xmlns:a="http://schemas.openxmlformats.org/drawingml/2006/main" noChangeAspect="1"/>
                   </wp:cNvGraphicFramePr>
@@ -8842,7 +8794,7 @@
                     <a:graphicData uri="http://schemas.openxmlformats.org/drawingml/2006/picture">
                       <pic:pic xmlns:pic="http://schemas.openxmlformats.org/drawingml/2006/picture">
                         <pic:nvPicPr>
-                          <pic:cNvPr id="753267470" name="Graphic 753267470" descr="Cloud voor synchronisatie met effen opvulling"/>
+                          <pic:cNvPr id="265902001" name="Graphic 265902001" descr="Server met effen opvulling"/>
                           <pic:cNvPicPr/>
                         </pic:nvPicPr>
                         <pic:blipFill>
@@ -8889,10 +8841,10 @@
                 <w14:ligatures w14:val="standardContextual"/>
               </w:rPr>
               <w:drawing>
-                <wp:inline distT="0" distB="0" distL="0" distR="0" wp14:anchorId="13A202A4" wp14:editId="72672BDE">
+                <wp:inline distT="0" distB="0" distL="0" distR="0" wp14:anchorId="6D95F972" wp14:editId="1B6C6B7C">
                   <wp:extent cx="914400" cy="914400"/>
                   <wp:effectExtent l="0" t="0" r="0" b="0"/>
-                  <wp:docPr id="1270900951" name="Graphic 4" descr="Internet met effen opvulling"/>
+                  <wp:docPr id="753267470" name="Graphic 3" descr="Cloud voor synchronisatie met effen opvulling"/>
                   <wp:cNvGraphicFramePr>
                     <a:graphicFrameLocks xmlns:a="http://schemas.openxmlformats.org/drawingml/2006/main" noChangeAspect="1"/>
                   </wp:cNvGraphicFramePr>
@@ -8900,7 +8852,7 @@
                     <a:graphicData uri="http://schemas.openxmlformats.org/drawingml/2006/picture">
                       <pic:pic xmlns:pic="http://schemas.openxmlformats.org/drawingml/2006/picture">
                         <pic:nvPicPr>
-                          <pic:cNvPr id="1270900951" name="Graphic 1270900951" descr="Internet met effen opvulling"/>
+                          <pic:cNvPr id="753267470" name="Graphic 753267470" descr="Cloud voor synchronisatie met effen opvulling"/>
                           <pic:cNvPicPr/>
                         </pic:nvPicPr>
                         <pic:blipFill>
@@ -8932,124 +8884,9 @@
             </w:r>
           </w:p>
         </w:tc>
-      </w:tr>
-      <w:tr>
-        <w:tc>
-          <w:tcPr>
-            <w:tcW w:w="2265" w:type="dxa"/>
-            <w:shd w:val="clear" w:color="auto" w:fill="C1F0C7" w:themeFill="accent3" w:themeFillTint="33"/>
-          </w:tcPr>
-          <w:p>
-            <w:pPr>
-              <w:jc w:val="center"/>
-              <w:rPr>
-                <w:b/>
-                <w:bCs/>
-              </w:rPr>
-            </w:pPr>
-            <w:r>
-              <w:rPr>
-                <w:b/>
-                <w:bCs/>
-              </w:rPr>
-              <w:t xml:space="preserve">User </w:t>
-            </w:r>
-            <w:r>
-              <w:rPr>
-                <w:b/>
-                <w:bCs/>
-              </w:rPr>
-              <w:t>d</w:t>
-            </w:r>
-            <w:r>
-              <w:rPr>
-                <w:b/>
-                <w:bCs/>
-              </w:rPr>
-              <w:t>esktop</w:t>
-            </w:r>
-          </w:p>
-        </w:tc>
-        <w:tc>
-          <w:tcPr>
-            <w:tcW w:w="2265" w:type="dxa"/>
-            <w:shd w:val="clear" w:color="auto" w:fill="C1F0C7" w:themeFill="accent3" w:themeFillTint="33"/>
-          </w:tcPr>
-          <w:p>
-            <w:pPr>
-              <w:jc w:val="center"/>
-              <w:rPr>
-                <w:b/>
-                <w:bCs/>
-              </w:rPr>
-            </w:pPr>
-            <w:proofErr w:type="spellStart"/>
-            <w:r>
-              <w:rPr>
-                <w:b/>
-                <w:bCs/>
-              </w:rPr>
-              <w:t>osTicket</w:t>
-            </w:r>
-            <w:proofErr w:type="spellEnd"/>
-          </w:p>
-        </w:tc>
         <w:tc>
           <w:tcPr>
             <w:tcW w:w="2266" w:type="dxa"/>
-            <w:shd w:val="clear" w:color="auto" w:fill="C1F0C7" w:themeFill="accent3" w:themeFillTint="33"/>
-          </w:tcPr>
-          <w:p>
-            <w:pPr>
-              <w:jc w:val="center"/>
-              <w:rPr>
-                <w:b/>
-                <w:bCs/>
-              </w:rPr>
-            </w:pPr>
-            <w:r>
-              <w:rPr>
-                <w:b/>
-                <w:bCs/>
-              </w:rPr>
-              <w:t>Pi-hole</w:t>
-            </w:r>
-          </w:p>
-        </w:tc>
-        <w:tc>
-          <w:tcPr>
-            <w:tcW w:w="2266" w:type="dxa"/>
-            <w:shd w:val="clear" w:color="auto" w:fill="C1F0C7" w:themeFill="accent3" w:themeFillTint="33"/>
-          </w:tcPr>
-          <w:p>
-            <w:pPr>
-              <w:jc w:val="center"/>
-              <w:rPr>
-                <w:b/>
-                <w:bCs/>
-              </w:rPr>
-            </w:pPr>
-            <w:r>
-              <w:rPr>
-                <w:b/>
-                <w:bCs/>
-              </w:rPr>
-              <w:t>Docker</w:t>
-            </w:r>
-            <w:r>
-              <w:rPr>
-                <w:b/>
-                <w:bCs/>
-              </w:rPr>
-              <w:t xml:space="preserve"> </w:t>
-            </w:r>
-          </w:p>
-        </w:tc>
-      </w:tr>
-      <w:tr>
-        <w:tc>
-          <w:tcPr>
-            <w:tcW w:w="2265" w:type="dxa"/>
           </w:tcPr>
           <w:p>
             <w:pPr>
@@ -9062,10 +8899,10 @@
                 <w14:ligatures w14:val="standardContextual"/>
               </w:rPr>
               <w:drawing>
-                <wp:inline distT="0" distB="0" distL="0" distR="0" wp14:anchorId="1FB621FE" wp14:editId="388F451C">
+                <wp:inline distT="0" distB="0" distL="0" distR="0" wp14:anchorId="13A202A4" wp14:editId="72672BDE">
                   <wp:extent cx="914400" cy="914400"/>
                   <wp:effectExtent l="0" t="0" r="0" b="0"/>
-                  <wp:docPr id="427721550" name="Graphic 5" descr="Computer met effen opvulling"/>
+                  <wp:docPr id="1270900951" name="Graphic 4" descr="Internet met effen opvulling"/>
                   <wp:cNvGraphicFramePr>
                     <a:graphicFrameLocks xmlns:a="http://schemas.openxmlformats.org/drawingml/2006/main" noChangeAspect="1"/>
                   </wp:cNvGraphicFramePr>
@@ -9073,7 +8910,7 @@
                     <a:graphicData uri="http://schemas.openxmlformats.org/drawingml/2006/picture">
                       <pic:pic xmlns:pic="http://schemas.openxmlformats.org/drawingml/2006/picture">
                         <pic:nvPicPr>
-                          <pic:cNvPr id="427721550" name="Graphic 427721550" descr="Computer met effen opvulling"/>
+                          <pic:cNvPr id="1270900951" name="Graphic 1270900951" descr="Internet met effen opvulling"/>
                           <pic:cNvPicPr/>
                         </pic:nvPicPr>
                         <pic:blipFill>
@@ -9105,6 +8942,179 @@
             </w:r>
           </w:p>
         </w:tc>
+      </w:tr>
+      <w:tr>
+        <w:tc>
+          <w:tcPr>
+            <w:tcW w:w="2265" w:type="dxa"/>
+            <w:shd w:val="clear" w:color="auto" w:fill="C1F0C7" w:themeFill="accent3" w:themeFillTint="33"/>
+          </w:tcPr>
+          <w:p>
+            <w:pPr>
+              <w:jc w:val="center"/>
+              <w:rPr>
+                <w:b/>
+                <w:bCs/>
+              </w:rPr>
+            </w:pPr>
+            <w:r>
+              <w:rPr>
+                <w:b/>
+                <w:bCs/>
+              </w:rPr>
+              <w:t xml:space="preserve">User </w:t>
+            </w:r>
+            <w:r>
+              <w:rPr>
+                <w:b/>
+                <w:bCs/>
+              </w:rPr>
+              <w:t>d</w:t>
+            </w:r>
+            <w:r>
+              <w:rPr>
+                <w:b/>
+                <w:bCs/>
+              </w:rPr>
+              <w:t>esktop</w:t>
+            </w:r>
+          </w:p>
+        </w:tc>
+        <w:tc>
+          <w:tcPr>
+            <w:tcW w:w="2265" w:type="dxa"/>
+            <w:shd w:val="clear" w:color="auto" w:fill="C1F0C7" w:themeFill="accent3" w:themeFillTint="33"/>
+          </w:tcPr>
+          <w:p>
+            <w:pPr>
+              <w:jc w:val="center"/>
+              <w:rPr>
+                <w:b/>
+                <w:bCs/>
+              </w:rPr>
+            </w:pPr>
+            <w:proofErr w:type="spellStart"/>
+            <w:r>
+              <w:rPr>
+                <w:b/>
+                <w:bCs/>
+              </w:rPr>
+              <w:t>osTicket</w:t>
+            </w:r>
+            <w:proofErr w:type="spellEnd"/>
+          </w:p>
+        </w:tc>
+        <w:tc>
+          <w:tcPr>
+            <w:tcW w:w="2266" w:type="dxa"/>
+            <w:shd w:val="clear" w:color="auto" w:fill="C1F0C7" w:themeFill="accent3" w:themeFillTint="33"/>
+          </w:tcPr>
+          <w:p>
+            <w:pPr>
+              <w:jc w:val="center"/>
+              <w:rPr>
+                <w:b/>
+                <w:bCs/>
+              </w:rPr>
+            </w:pPr>
+            <w:r>
+              <w:rPr>
+                <w:b/>
+                <w:bCs/>
+              </w:rPr>
+              <w:t>Pi-hole</w:t>
+            </w:r>
+          </w:p>
+        </w:tc>
+        <w:tc>
+          <w:tcPr>
+            <w:tcW w:w="2266" w:type="dxa"/>
+            <w:shd w:val="clear" w:color="auto" w:fill="C1F0C7" w:themeFill="accent3" w:themeFillTint="33"/>
+          </w:tcPr>
+          <w:p>
+            <w:pPr>
+              <w:jc w:val="center"/>
+              <w:rPr>
+                <w:b/>
+                <w:bCs/>
+              </w:rPr>
+            </w:pPr>
+            <w:r>
+              <w:rPr>
+                <w:b/>
+                <w:bCs/>
+              </w:rPr>
+              <w:t>Docker</w:t>
+            </w:r>
+            <w:r>
+              <w:rPr>
+                <w:b/>
+                <w:bCs/>
+              </w:rPr>
+              <w:t xml:space="preserve"> </w:t>
+            </w:r>
+          </w:p>
+        </w:tc>
+      </w:tr>
+      <w:tr>
+        <w:tc>
+          <w:tcPr>
+            <w:tcW w:w="2265" w:type="dxa"/>
+          </w:tcPr>
+          <w:p>
+            <w:pPr>
+              <w:spacing w:line="259" w:lineRule="auto"/>
+              <w:jc w:val="center"/>
+            </w:pPr>
+            <w:r>
+              <w:rPr>
+                <w:noProof/>
+                <w14:ligatures w14:val="standardContextual"/>
+              </w:rPr>
+              <w:drawing>
+                <wp:inline distT="0" distB="0" distL="0" distR="0" wp14:anchorId="1FB621FE" wp14:editId="388F451C">
+                  <wp:extent cx="914400" cy="914400"/>
+                  <wp:effectExtent l="0" t="0" r="0" b="0"/>
+                  <wp:docPr id="427721550" name="Graphic 5" descr="Computer met effen opvulling"/>
+                  <wp:cNvGraphicFramePr>
+                    <a:graphicFrameLocks xmlns:a="http://schemas.openxmlformats.org/drawingml/2006/main" noChangeAspect="1"/>
+                  </wp:cNvGraphicFramePr>
+                  <a:graphic xmlns:a="http://schemas.openxmlformats.org/drawingml/2006/main">
+                    <a:graphicData uri="http://schemas.openxmlformats.org/drawingml/2006/picture">
+                      <pic:pic xmlns:pic="http://schemas.openxmlformats.org/drawingml/2006/picture">
+                        <pic:nvPicPr>
+                          <pic:cNvPr id="427721550" name="Graphic 427721550" descr="Computer met effen opvulling"/>
+                          <pic:cNvPicPr/>
+                        </pic:nvPicPr>
+                        <pic:blipFill>
+                          <a:blip r:embed="rId34">
+                            <a:extLst>
+                              <a:ext uri="{96DAC541-7B7A-43D3-8B79-37D633B846F1}">
+                                <asvg:svgBlip xmlns:asvg="http://schemas.microsoft.com/office/drawing/2016/SVG/main" r:embed="rId35"/>
+                              </a:ext>
+                            </a:extLst>
+                          </a:blip>
+                          <a:stretch>
+                            <a:fillRect/>
+                          </a:stretch>
+                        </pic:blipFill>
+                        <pic:spPr>
+                          <a:xfrm>
+                            <a:off x="0" y="0"/>
+                            <a:ext cx="914400" cy="914400"/>
+                          </a:xfrm>
+                          <a:prstGeom prst="rect">
+                            <a:avLst/>
+                          </a:prstGeom>
+                        </pic:spPr>
+                      </pic:pic>
+                    </a:graphicData>
+                  </a:graphic>
+                </wp:inline>
+              </w:drawing>
+            </w:r>
+          </w:p>
+        </w:tc>
         <w:tc>
           <w:tcPr>
             <w:tcW w:w="2265" w:type="dxa"/>
@@ -9131,137 +9141,6 @@
                       <pic:pic xmlns:pic="http://schemas.openxmlformats.org/drawingml/2006/picture">
                         <pic:nvPicPr>
                           <pic:cNvPr id="0" name="Picture 1" descr="osTicket | CloudCTI"/>
-                          <pic:cNvPicPr>
-                            <a:picLocks noChangeAspect="1" noChangeArrowheads="1"/>
-                          </pic:cNvPicPr>
-                        </pic:nvPicPr>
-                        <pic:blipFill>
-                          <a:blip r:embed="rId34" cstate="print">
-                            <a:extLst>
-                              <a:ext uri="{28A0092B-C50C-407E-A947-70E740481C1C}">
-                                <a14:useLocalDpi xmlns:a14="http://schemas.microsoft.com/office/drawing/2010/main" val="0"/>
-                              </a:ext>
-                            </a:extLst>
-                          </a:blip>
-                          <a:srcRect/>
-                          <a:stretch>
-                            <a:fillRect/>
-                          </a:stretch>
-                        </pic:blipFill>
-                        <pic:spPr bwMode="auto">
-                          <a:xfrm>
-                            <a:off x="0" y="0"/>
-                            <a:ext cx="914400" cy="914400"/>
-                          </a:xfrm>
-                          <a:prstGeom prst="rect">
-                            <a:avLst/>
-                          </a:prstGeom>
-                          <a:noFill/>
-                          <a:ln>
-                            <a:noFill/>
-                          </a:ln>
-                        </pic:spPr>
-                      </pic:pic>
-                    </a:graphicData>
-                  </a:graphic>
-                </wp:inline>
-              </w:drawing>
-            </w:r>
-          </w:p>
-        </w:tc>
-        <w:tc>
-          <w:tcPr>
-            <w:tcW w:w="2266" w:type="dxa"/>
-          </w:tcPr>
-          <w:p>
-            <w:pPr>
-              <w:spacing w:line="259" w:lineRule="auto"/>
-              <w:jc w:val="center"/>
-            </w:pPr>
-            <w:r>
-              <w:rPr>
-                <w:noProof/>
-              </w:rPr>
-              <w:drawing>
-                <wp:inline distT="0" distB="0" distL="0" distR="0" wp14:anchorId="64B803B4" wp14:editId="24B45022">
-                  <wp:extent cx="914400" cy="914400"/>
-                  <wp:effectExtent l="0" t="0" r="0" b="0"/>
-                  <wp:docPr id="184670805" name="Afbeelding 7" descr="Afbeelding met hart, Graphics, creativiteit, kunst&#10;&#10;Door AI gegenereerde inhoud is mogelijk onjuist."/>
-                  <wp:cNvGraphicFramePr>
-                    <a:graphicFrameLocks xmlns:a="http://schemas.openxmlformats.org/drawingml/2006/main" noChangeAspect="1"/>
-                  </wp:cNvGraphicFramePr>
-                  <a:graphic xmlns:a="http://schemas.openxmlformats.org/drawingml/2006/main">
-                    <a:graphicData uri="http://schemas.openxmlformats.org/drawingml/2006/picture">
-                      <pic:pic xmlns:pic="http://schemas.openxmlformats.org/drawingml/2006/picture">
-                        <pic:nvPicPr>
-                          <pic:cNvPr id="184670805" name="Afbeelding 7" descr="Afbeelding met hart, Graphics, creativiteit, kunst&#10;&#10;Door AI gegenereerde inhoud is mogelijk onjuist."/>
-                          <pic:cNvPicPr>
-                            <a:picLocks noChangeAspect="1" noChangeArrowheads="1"/>
-                          </pic:cNvPicPr>
-                        </pic:nvPicPr>
-                        <pic:blipFill rotWithShape="1">
-                          <a:blip r:embed="rId35" cstate="print">
-                            <a:extLst>
-                              <a:ext uri="{28A0092B-C50C-407E-A947-70E740481C1C}">
-                                <a14:useLocalDpi xmlns:a14="http://schemas.microsoft.com/office/drawing/2010/main" val="0"/>
-                              </a:ext>
-                            </a:extLst>
-                          </a:blip>
-                          <a:srcRect t="609" r="-3855" b="609"/>
-                          <a:stretch/>
-                        </pic:blipFill>
-                        <pic:spPr bwMode="auto">
-                          <a:xfrm>
-                            <a:off x="0" y="0"/>
-                            <a:ext cx="914400" cy="914400"/>
-                          </a:xfrm>
-                          <a:prstGeom prst="rect">
-                            <a:avLst/>
-                          </a:prstGeom>
-                          <a:noFill/>
-                          <a:ln>
-                            <a:noFill/>
-                          </a:ln>
-                          <a:extLst>
-                            <a:ext uri="{53640926-AAD7-44D8-BBD7-CCE9431645EC}">
-                              <a14:shadowObscured xmlns:a14="http://schemas.microsoft.com/office/drawing/2010/main"/>
-                            </a:ext>
-                          </a:extLst>
-                        </pic:spPr>
-                      </pic:pic>
-                    </a:graphicData>
-                  </a:graphic>
-                </wp:inline>
-              </w:drawing>
-            </w:r>
-          </w:p>
-        </w:tc>
-        <w:tc>
-          <w:tcPr>
-            <w:tcW w:w="2266" w:type="dxa"/>
-          </w:tcPr>
-          <w:p>
-            <w:pPr>
-              <w:spacing w:line="259" w:lineRule="auto"/>
-              <w:jc w:val="center"/>
-            </w:pPr>
-            <w:r>
-              <w:rPr>
-                <w:noProof/>
-              </w:rPr>
-              <w:drawing>
-                <wp:inline distT="0" distB="0" distL="0" distR="0" wp14:anchorId="1B602CD5" wp14:editId="35275C51">
-                  <wp:extent cx="914400" cy="914400"/>
-                  <wp:effectExtent l="0" t="0" r="0" b="0"/>
-                  <wp:docPr id="823784546" name="Afbeelding 8" descr="Docker full logo transparent PNG - StickPNG"/>
-                  <wp:cNvGraphicFramePr>
-                    <a:graphicFrameLocks xmlns:a="http://schemas.openxmlformats.org/drawingml/2006/main" noChangeAspect="1"/>
-                  </wp:cNvGraphicFramePr>
-                  <a:graphic xmlns:a="http://schemas.openxmlformats.org/drawingml/2006/main">
-                    <a:graphicData uri="http://schemas.openxmlformats.org/drawingml/2006/picture">
-                      <pic:pic xmlns:pic="http://schemas.openxmlformats.org/drawingml/2006/picture">
-                        <pic:nvPicPr>
-                          <pic:cNvPr id="0" name="Picture 5" descr="Docker full logo transparent PNG - StickPNG"/>
                           <pic:cNvPicPr>
                             <a:picLocks noChangeAspect="1" noChangeArrowheads="1"/>
                           </pic:cNvPicPr>
@@ -9300,6 +9179,137 @@
             </w:r>
           </w:p>
         </w:tc>
+        <w:tc>
+          <w:tcPr>
+            <w:tcW w:w="2266" w:type="dxa"/>
+          </w:tcPr>
+          <w:p>
+            <w:pPr>
+              <w:spacing w:line="259" w:lineRule="auto"/>
+              <w:jc w:val="center"/>
+            </w:pPr>
+            <w:r>
+              <w:rPr>
+                <w:noProof/>
+              </w:rPr>
+              <w:drawing>
+                <wp:inline distT="0" distB="0" distL="0" distR="0" wp14:anchorId="64B803B4" wp14:editId="39E88B10">
+                  <wp:extent cx="914400" cy="914400"/>
+                  <wp:effectExtent l="0" t="0" r="0" b="0"/>
+                  <wp:docPr id="184670805" name="Afbeelding 7" descr="Afbeelding met hart, Graphics, creativiteit, kunst&#10;&#10;Door AI gegenereerde inhoud is mogelijk onjuist."/>
+                  <wp:cNvGraphicFramePr>
+                    <a:graphicFrameLocks xmlns:a="http://schemas.openxmlformats.org/drawingml/2006/main" noChangeAspect="1"/>
+                  </wp:cNvGraphicFramePr>
+                  <a:graphic xmlns:a="http://schemas.openxmlformats.org/drawingml/2006/main">
+                    <a:graphicData uri="http://schemas.openxmlformats.org/drawingml/2006/picture">
+                      <pic:pic xmlns:pic="http://schemas.openxmlformats.org/drawingml/2006/picture">
+                        <pic:nvPicPr>
+                          <pic:cNvPr id="184670805" name="Afbeelding 7" descr="Afbeelding met hart, Graphics, creativiteit, kunst&#10;&#10;Door AI gegenereerde inhoud is mogelijk onjuist."/>
+                          <pic:cNvPicPr>
+                            <a:picLocks noChangeAspect="1" noChangeArrowheads="1"/>
+                          </pic:cNvPicPr>
+                        </pic:nvPicPr>
+                        <pic:blipFill rotWithShape="1">
+                          <a:blip r:embed="rId37" cstate="print">
+                            <a:extLst>
+                              <a:ext uri="{28A0092B-C50C-407E-A947-70E740481C1C}">
+                                <a14:useLocalDpi xmlns:a14="http://schemas.microsoft.com/office/drawing/2010/main" val="0"/>
+                              </a:ext>
+                            </a:extLst>
+                          </a:blip>
+                          <a:srcRect t="609" r="-3855" b="609"/>
+                          <a:stretch/>
+                        </pic:blipFill>
+                        <pic:spPr bwMode="auto">
+                          <a:xfrm>
+                            <a:off x="0" y="0"/>
+                            <a:ext cx="914400" cy="914400"/>
+                          </a:xfrm>
+                          <a:prstGeom prst="rect">
+                            <a:avLst/>
+                          </a:prstGeom>
+                          <a:noFill/>
+                          <a:ln>
+                            <a:noFill/>
+                          </a:ln>
+                          <a:extLst>
+                            <a:ext uri="{53640926-AAD7-44D8-BBD7-CCE9431645EC}">
+                              <a14:shadowObscured xmlns:a14="http://schemas.microsoft.com/office/drawing/2010/main"/>
+                            </a:ext>
+                          </a:extLst>
+                        </pic:spPr>
+                      </pic:pic>
+                    </a:graphicData>
+                  </a:graphic>
+                </wp:inline>
+              </w:drawing>
+            </w:r>
+          </w:p>
+        </w:tc>
+        <w:tc>
+          <w:tcPr>
+            <w:tcW w:w="2266" w:type="dxa"/>
+          </w:tcPr>
+          <w:p>
+            <w:pPr>
+              <w:spacing w:line="259" w:lineRule="auto"/>
+              <w:jc w:val="center"/>
+            </w:pPr>
+            <w:r>
+              <w:rPr>
+                <w:noProof/>
+              </w:rPr>
+              <w:drawing>
+                <wp:inline distT="0" distB="0" distL="0" distR="0" wp14:anchorId="1B602CD5" wp14:editId="35275C51">
+                  <wp:extent cx="914400" cy="914400"/>
+                  <wp:effectExtent l="0" t="0" r="0" b="0"/>
+                  <wp:docPr id="823784546" name="Afbeelding 8" descr="Docker full logo transparent PNG - StickPNG"/>
+                  <wp:cNvGraphicFramePr>
+                    <a:graphicFrameLocks xmlns:a="http://schemas.openxmlformats.org/drawingml/2006/main" noChangeAspect="1"/>
+                  </wp:cNvGraphicFramePr>
+                  <a:graphic xmlns:a="http://schemas.openxmlformats.org/drawingml/2006/main">
+                    <a:graphicData uri="http://schemas.openxmlformats.org/drawingml/2006/picture">
+                      <pic:pic xmlns:pic="http://schemas.openxmlformats.org/drawingml/2006/picture">
+                        <pic:nvPicPr>
+                          <pic:cNvPr id="0" name="Picture 5" descr="Docker full logo transparent PNG - StickPNG"/>
+                          <pic:cNvPicPr>
+                            <a:picLocks noChangeAspect="1" noChangeArrowheads="1"/>
+                          </pic:cNvPicPr>
+                        </pic:nvPicPr>
+                        <pic:blipFill>
+                          <a:blip r:embed="rId38" cstate="print">
+                            <a:extLst>
+                              <a:ext uri="{28A0092B-C50C-407E-A947-70E740481C1C}">
+                                <a14:useLocalDpi xmlns:a14="http://schemas.microsoft.com/office/drawing/2010/main" val="0"/>
+                              </a:ext>
+                            </a:extLst>
+                          </a:blip>
+                          <a:srcRect/>
+                          <a:stretch>
+                            <a:fillRect/>
+                          </a:stretch>
+                        </pic:blipFill>
+                        <pic:spPr bwMode="auto">
+                          <a:xfrm>
+                            <a:off x="0" y="0"/>
+                            <a:ext cx="914400" cy="914400"/>
+                          </a:xfrm>
+                          <a:prstGeom prst="rect">
+                            <a:avLst/>
+                          </a:prstGeom>
+                          <a:noFill/>
+                          <a:ln>
+                            <a:noFill/>
+                          </a:ln>
+                        </pic:spPr>
+                      </pic:pic>
+                    </a:graphicData>
+                  </a:graphic>
+                </wp:inline>
+              </w:drawing>
+            </w:r>
+          </w:p>
+        </w:tc>
       </w:tr>
     </w:tbl>
     <w:p/>
@@ -9366,7 +9376,7 @@
       <w:r>
         <w:t xml:space="preserve">Azure pricing calculator: </w:t>
       </w:r>
-      <w:hyperlink r:id="rId37" w:history="1">
+      <w:hyperlink r:id="rId39" w:history="1">
         <w:r>
           <w:rPr>
             <w:rStyle w:val="Hyperlink"/>
@@ -9602,7 +9612,7 @@
       <w:pPr>
         <w:pStyle w:val="Kop1"/>
       </w:pPr>
-      <w:bookmarkStart w:id="7" w:name="_Toc202977989"/>
+      <w:bookmarkStart w:id="7" w:name="_Toc204453406"/>
       <w:r>
         <w:lastRenderedPageBreak/>
         <w:t>Reference list</w:t>
@@ -9620,7 +9630,7 @@
     <w:p/>
     <w:p/>
     <w:sectPr>
-      <w:footerReference w:type="default" r:id="rId38"/>
+      <w:footerReference w:type="default" r:id="rId40"/>
       <w:pgSz w:w="11906" w:h="16838"/>
       <w:pgMar w:top="1417" w:right="1417" w:bottom="1417" w:left="1417" w:header="708" w:footer="708" w:gutter="0"/>
       <w:cols w:space="708"/>
@@ -9665,6 +9675,7 @@
         <w:docPartUnique/>
       </w:docPartObj>
     </w:sdtPr>
+    <w:sdtEndPr/>
     <w:sdtContent>
       <w:p>
         <w:pPr>
@@ -12890,11 +12901,17 @@
 <file path=customXml/itemProps2.xml><?xml version="1.0" encoding="utf-8"?>
 <ds:datastoreItem xmlns:ds="http://schemas.openxmlformats.org/officeDocument/2006/customXml" ds:itemID="{87B53D02-F825-413F-8DDB-C1C8BB18285B}">
   <ds:schemaRefs>
+    <ds:schemaRef ds:uri="http://purl.org/dc/elements/1.1/"/>
+    <ds:schemaRef ds:uri="http://purl.org/dc/dcmitype/"/>
+    <ds:schemaRef ds:uri="6c73e52c-07d4-4617-ab67-464747257e8d"/>
+    <ds:schemaRef ds:uri="http://schemas.microsoft.com/office/infopath/2007/PartnerControls"/>
+    <ds:schemaRef ds:uri="http://www.w3.org/XML/1998/namespace"/>
+    <ds:schemaRef ds:uri="http://schemas.microsoft.com/office/2006/documentManagement/types"/>
+    <ds:schemaRef ds:uri="http://schemas.openxmlformats.org/package/2006/metadata/core-properties"/>
+    <ds:schemaRef ds:uri="http://purl.org/dc/terms/"/>
+    <ds:schemaRef ds:uri="8b17e346-67f2-4b8a-83ae-4efa6dd72e6a"/>
+    <ds:schemaRef ds:uri="eac77c77-d449-4d7c-b5d8-8fd4c0f270d2"/>
     <ds:schemaRef ds:uri="http://schemas.microsoft.com/office/2006/metadata/properties"/>
-    <ds:schemaRef ds:uri="http://schemas.microsoft.com/office/infopath/2007/PartnerControls"/>
-    <ds:schemaRef ds:uri="6c73e52c-07d4-4617-ab67-464747257e8d"/>
-    <ds:schemaRef ds:uri="eac77c77-d449-4d7c-b5d8-8fd4c0f270d2"/>
-    <ds:schemaRef ds:uri="8b17e346-67f2-4b8a-83ae-4efa6dd72e6a"/>
   </ds:schemaRefs>
 </ds:datastoreItem>
 </file>

--- a/pdf/Introduction to infrastructures - Template report.docx
+++ b/pdf/Introduction to infrastructures - Template report.docx
@@ -269,13 +269,16 @@
         <w:t>7</w:t>
       </w:r>
       <w:r>
-        <w:t>26</w:t>
+        <w:t>2</w:t>
+      </w:r>
+      <w:r>
+        <w:t>7</w:t>
       </w:r>
       <w:r>
         <w:t>.</w:t>
       </w:r>
       <w:r>
-        <w:t>2014</w:t>
+        <w:t>1938</w:t>
       </w:r>
       <w:r>
         <w:t>.MSI11</w:t>
@@ -348,7 +351,7 @@
           <w:r>
             <w:fldChar w:fldCharType="separate"/>
           </w:r>
-          <w:hyperlink w:anchor="_Toc204453399" w:history="1">
+          <w:hyperlink w:anchor="_Toc204537526" w:history="1">
             <w:r>
               <w:rPr>
                 <w:rStyle w:val="Hyperlink"/>
@@ -375,7 +378,7 @@
                 <w:noProof/>
                 <w:webHidden/>
               </w:rPr>
-              <w:instrText xml:space="preserve"> PAGEREF _Toc204453399 \h </w:instrText>
+              <w:instrText xml:space="preserve"> PAGEREF _Toc204537526 \h </w:instrText>
             </w:r>
             <w:r>
               <w:rPr>
@@ -422,7 +425,7 @@
               <w14:ligatures w14:val="standardContextual"/>
             </w:rPr>
           </w:pPr>
-          <w:hyperlink w:anchor="_Toc204453400" w:history="1">
+          <w:hyperlink w:anchor="_Toc204537527" w:history="1">
             <w:r>
               <w:rPr>
                 <w:rStyle w:val="Hyperlink"/>
@@ -449,7 +452,7 @@
                 <w:noProof/>
                 <w:webHidden/>
               </w:rPr>
-              <w:instrText xml:space="preserve"> PAGEREF _Toc204453400 \h </w:instrText>
+              <w:instrText xml:space="preserve"> PAGEREF _Toc204537527 \h </w:instrText>
             </w:r>
             <w:r>
               <w:rPr>
@@ -496,7 +499,7 @@
               <w14:ligatures w14:val="standardContextual"/>
             </w:rPr>
           </w:pPr>
-          <w:hyperlink w:anchor="_Toc204453401" w:history="1">
+          <w:hyperlink w:anchor="_Toc204537528" w:history="1">
             <w:r>
               <w:rPr>
                 <w:rStyle w:val="Hyperlink"/>
@@ -523,7 +526,7 @@
                 <w:noProof/>
                 <w:webHidden/>
               </w:rPr>
-              <w:instrText xml:space="preserve"> PAGEREF _Toc204453401 \h </w:instrText>
+              <w:instrText xml:space="preserve"> PAGEREF _Toc204537528 \h </w:instrText>
             </w:r>
             <w:r>
               <w:rPr>
@@ -570,7 +573,7 @@
               <w14:ligatures w14:val="standardContextual"/>
             </w:rPr>
           </w:pPr>
-          <w:hyperlink w:anchor="_Toc204453402" w:history="1">
+          <w:hyperlink w:anchor="_Toc204537529" w:history="1">
             <w:r>
               <w:rPr>
                 <w:rStyle w:val="Hyperlink"/>
@@ -597,7 +600,7 @@
                 <w:noProof/>
                 <w:webHidden/>
               </w:rPr>
-              <w:instrText xml:space="preserve"> PAGEREF _Toc204453402 \h </w:instrText>
+              <w:instrText xml:space="preserve"> PAGEREF _Toc204537529 \h </w:instrText>
             </w:r>
             <w:r>
               <w:rPr>
@@ -644,7 +647,7 @@
               <w14:ligatures w14:val="standardContextual"/>
             </w:rPr>
           </w:pPr>
-          <w:hyperlink w:anchor="_Toc204453403" w:history="1">
+          <w:hyperlink w:anchor="_Toc204537530" w:history="1">
             <w:r>
               <w:rPr>
                 <w:rStyle w:val="Hyperlink"/>
@@ -671,7 +674,7 @@
                 <w:noProof/>
                 <w:webHidden/>
               </w:rPr>
-              <w:instrText xml:space="preserve"> PAGEREF _Toc204453403 \h </w:instrText>
+              <w:instrText xml:space="preserve"> PAGEREF _Toc204537530 \h </w:instrText>
             </w:r>
             <w:r>
               <w:rPr>
@@ -718,7 +721,7 @@
               <w14:ligatures w14:val="standardContextual"/>
             </w:rPr>
           </w:pPr>
-          <w:hyperlink w:anchor="_Toc204453404" w:history="1">
+          <w:hyperlink w:anchor="_Toc204537531" w:history="1">
             <w:r>
               <w:rPr>
                 <w:rStyle w:val="Hyperlink"/>
@@ -745,7 +748,7 @@
                 <w:noProof/>
                 <w:webHidden/>
               </w:rPr>
-              <w:instrText xml:space="preserve"> PAGEREF _Toc204453404 \h </w:instrText>
+              <w:instrText xml:space="preserve"> PAGEREF _Toc204537531 \h </w:instrText>
             </w:r>
             <w:r>
               <w:rPr>
@@ -792,7 +795,7 @@
               <w14:ligatures w14:val="standardContextual"/>
             </w:rPr>
           </w:pPr>
-          <w:hyperlink w:anchor="_Toc204453405" w:history="1">
+          <w:hyperlink w:anchor="_Toc204537532" w:history="1">
             <w:r>
               <w:rPr>
                 <w:rStyle w:val="Hyperlink"/>
@@ -819,7 +822,7 @@
                 <w:noProof/>
                 <w:webHidden/>
               </w:rPr>
-              <w:instrText xml:space="preserve"> PAGEREF _Toc204453405 \h </w:instrText>
+              <w:instrText xml:space="preserve"> PAGEREF _Toc204537532 \h </w:instrText>
             </w:r>
             <w:r>
               <w:rPr>
@@ -866,7 +869,7 @@
               <w14:ligatures w14:val="standardContextual"/>
             </w:rPr>
           </w:pPr>
-          <w:hyperlink w:anchor="_Toc204453406" w:history="1">
+          <w:hyperlink w:anchor="_Toc204537533" w:history="1">
             <w:r>
               <w:rPr>
                 <w:rStyle w:val="Hyperlink"/>
@@ -893,7 +896,7 @@
                 <w:noProof/>
                 <w:webHidden/>
               </w:rPr>
-              <w:instrText xml:space="preserve"> PAGEREF _Toc204453406 \h </w:instrText>
+              <w:instrText xml:space="preserve"> PAGEREF _Toc204537533 \h </w:instrText>
             </w:r>
             <w:r>
               <w:rPr>
@@ -1353,7 +1356,7 @@
       <w:pPr>
         <w:pStyle w:val="Kop1"/>
       </w:pPr>
-      <w:bookmarkStart w:id="0" w:name="_Toc204453399"/>
+      <w:bookmarkStart w:id="0" w:name="_Toc204537526"/>
       <w:r>
         <w:lastRenderedPageBreak/>
         <w:t>Week 0</w:t>
@@ -1440,6 +1443,38 @@
           <w:bCs/>
         </w:rPr>
         <w:t>Download the required ISOs</w:t>
+      </w:r>
+    </w:p>
+    <w:p>
+      <w:pPr>
+        <w:pStyle w:val="Lijstalinea"/>
+        <w:numPr>
+          <w:ilvl w:val="0"/>
+          <w:numId w:val="14"/>
+        </w:numPr>
+        <w:spacing w:line="256" w:lineRule="auto"/>
+      </w:pPr>
+      <w:r>
+        <w:t>Investigate your laptop. Do you have an INTEL/AMD or ARM Apple silicon processor?</w:t>
+      </w:r>
+    </w:p>
+    <w:p>
+      <w:pPr>
+        <w:pStyle w:val="Lijstalinea"/>
+        <w:numPr>
+          <w:ilvl w:val="0"/>
+          <w:numId w:val="14"/>
+        </w:numPr>
+        <w:spacing w:line="256" w:lineRule="auto"/>
+      </w:pPr>
+      <w:r>
+        <w:t>INTEL/AMD processors need AMD64 ISO files.</w:t>
+      </w:r>
+      <w:r>
+        <w:t xml:space="preserve"> </w:t>
+      </w:r>
+      <w:r>
+        <w:t>ARM processors need ARM64 ISO files.</w:t>
       </w:r>
     </w:p>
     <w:p>
@@ -1709,15 +1744,7 @@
         <w:t>on your biggest and fastest</w:t>
       </w:r>
       <w:r>
-        <w:t>(</w:t>
-      </w:r>
-      <w:proofErr w:type="spellStart"/>
-      <w:r>
-        <w:t>ssd</w:t>
-      </w:r>
-      <w:proofErr w:type="spellEnd"/>
-      <w:r>
-        <w:t>)</w:t>
+        <w:t>(ssd)</w:t>
       </w:r>
       <w:r>
         <w:t xml:space="preserve"> hard </w:t>
@@ -1819,7 +1846,6 @@
         <w:t>in the Saxion folder</w:t>
       </w:r>
     </w:p>
-    <w:p/>
     <w:p>
       <w:pPr>
         <w:rPr>
@@ -1871,6 +1897,9 @@
       </w:r>
     </w:p>
     <w:p>
+      <w:pPr>
+        <w:spacing w:after="0"/>
+      </w:pPr>
       <w:r>
         <w:t>Once VMware is installed edit the preferences</w:t>
       </w:r>
@@ -3625,23 +3654,7 @@
                 <w:sz w:val="20"/>
                 <w:szCs w:val="20"/>
               </w:rPr>
-              <w:t xml:space="preserve">Username password, MFA, external authentication (e.g. </w:t>
-            </w:r>
-            <w:proofErr w:type="spellStart"/>
-            <w:r>
-              <w:rPr>
-                <w:sz w:val="20"/>
-                <w:szCs w:val="20"/>
-              </w:rPr>
-              <w:t>Digid</w:t>
-            </w:r>
-            <w:proofErr w:type="spellEnd"/>
-            <w:r>
-              <w:rPr>
-                <w:sz w:val="20"/>
-                <w:szCs w:val="20"/>
-              </w:rPr>
-              <w:t>)</w:t>
+              <w:t>Username password, MFA, external authentication (e.g. Digid)</w:t>
             </w:r>
           </w:p>
         </w:tc>
@@ -3784,23 +3797,7 @@
                 <w:sz w:val="20"/>
                 <w:szCs w:val="20"/>
               </w:rPr>
-              <w:t xml:space="preserve">If yes: </w:t>
-            </w:r>
-            <w:proofErr w:type="spellStart"/>
-            <w:r>
-              <w:rPr>
-                <w:sz w:val="20"/>
-                <w:szCs w:val="20"/>
-              </w:rPr>
-              <w:t>readonly</w:t>
-            </w:r>
-            <w:proofErr w:type="spellEnd"/>
-            <w:r>
-              <w:rPr>
-                <w:sz w:val="20"/>
-                <w:szCs w:val="20"/>
-              </w:rPr>
-              <w:t xml:space="preserve"> or full access</w:t>
+              <w:t>If yes: readonly or full access</w:t>
             </w:r>
           </w:p>
         </w:tc>
@@ -4100,7 +4097,7 @@
       <w:pPr>
         <w:pStyle w:val="Kop1"/>
       </w:pPr>
-      <w:bookmarkStart w:id="1" w:name="_Toc204453400"/>
+      <w:bookmarkStart w:id="1" w:name="_Toc204537527"/>
       <w:r>
         <w:lastRenderedPageBreak/>
         <w:t>Week 1</w:t>
@@ -4355,23 +4352,7 @@
           <w:b/>
           <w:bCs/>
         </w:rPr>
-        <w:t xml:space="preserve">s </w:t>
-      </w:r>
-      <w:proofErr w:type="spellStart"/>
-      <w:r>
-        <w:rPr>
-          <w:b/>
-          <w:bCs/>
-        </w:rPr>
-        <w:t>Nextcloud</w:t>
-      </w:r>
-      <w:proofErr w:type="spellEnd"/>
-      <w:r>
-        <w:rPr>
-          <w:b/>
-          <w:bCs/>
-        </w:rPr>
-        <w:t>?</w:t>
+        <w:t>s Nextcloud?</w:t>
       </w:r>
     </w:p>
     <w:p>
@@ -4379,23 +4360,7 @@
         <w:jc w:val="both"/>
       </w:pPr>
       <w:r>
-        <w:t xml:space="preserve">Do research and find out what </w:t>
-      </w:r>
-      <w:proofErr w:type="spellStart"/>
-      <w:r>
-        <w:t>Nextcloud</w:t>
-      </w:r>
-      <w:proofErr w:type="spellEnd"/>
-      <w:r>
-        <w:t xml:space="preserve"> is. Focus specifically on the office collaboration tools of </w:t>
-      </w:r>
-      <w:proofErr w:type="spellStart"/>
-      <w:r>
-        <w:t>Nextcloud</w:t>
-      </w:r>
-      <w:proofErr w:type="spellEnd"/>
-      <w:r>
-        <w:t xml:space="preserve">. We want to implement this system for the municipality of Enschede. Then fill in the quality requirements table </w:t>
+        <w:t xml:space="preserve">Do research and find out what Nextcloud is. Focus specifically on the office collaboration tools of Nextcloud. We want to implement this system for the municipality of Enschede. Then fill in the quality requirements table </w:t>
       </w:r>
       <w:r>
         <w:t>below</w:t>
@@ -4577,21 +4542,12 @@
                 <w:szCs w:val="20"/>
               </w:rPr>
             </w:pPr>
-            <w:proofErr w:type="spellStart"/>
-            <w:r>
-              <w:rPr>
-                <w:sz w:val="20"/>
-                <w:szCs w:val="20"/>
-              </w:rPr>
-              <w:t>Nextcloud</w:t>
-            </w:r>
-            <w:proofErr w:type="spellEnd"/>
-            <w:r>
-              <w:rPr>
-                <w:sz w:val="20"/>
-                <w:szCs w:val="20"/>
-              </w:rPr>
-              <w:t xml:space="preserve"> – office collaboration tools</w:t>
+            <w:r>
+              <w:rPr>
+                <w:sz w:val="20"/>
+                <w:szCs w:val="20"/>
+              </w:rPr>
+              <w:t>Nextcloud – office collaboration tools</w:t>
             </w:r>
           </w:p>
         </w:tc>
@@ -5801,23 +5757,7 @@
                 <w:sz w:val="20"/>
                 <w:szCs w:val="20"/>
               </w:rPr>
-              <w:t xml:space="preserve">Username password, MFA, external authentication (e.g. </w:t>
-            </w:r>
-            <w:proofErr w:type="spellStart"/>
-            <w:r>
-              <w:rPr>
-                <w:sz w:val="20"/>
-                <w:szCs w:val="20"/>
-              </w:rPr>
-              <w:t>Digid</w:t>
-            </w:r>
-            <w:proofErr w:type="spellEnd"/>
-            <w:r>
-              <w:rPr>
-                <w:sz w:val="20"/>
-                <w:szCs w:val="20"/>
-              </w:rPr>
-              <w:t>)</w:t>
+              <w:t>Username password, MFA, external authentication (e.g. Digid)</w:t>
             </w:r>
           </w:p>
         </w:tc>
@@ -5960,23 +5900,7 @@
                 <w:sz w:val="20"/>
                 <w:szCs w:val="20"/>
               </w:rPr>
-              <w:t xml:space="preserve">If yes: </w:t>
-            </w:r>
-            <w:proofErr w:type="spellStart"/>
-            <w:r>
-              <w:rPr>
-                <w:sz w:val="20"/>
-                <w:szCs w:val="20"/>
-              </w:rPr>
-              <w:t>readonly</w:t>
-            </w:r>
-            <w:proofErr w:type="spellEnd"/>
-            <w:r>
-              <w:rPr>
-                <w:sz w:val="20"/>
-                <w:szCs w:val="20"/>
-              </w:rPr>
-              <w:t xml:space="preserve"> or full access</w:t>
+              <w:t>If yes: readonly or full access</w:t>
             </w:r>
           </w:p>
         </w:tc>
@@ -6317,15 +6241,7 @@
     <w:p/>
     <w:p>
       <w:r>
-        <w:t xml:space="preserve">You have filled in the </w:t>
-      </w:r>
-      <w:proofErr w:type="spellStart"/>
-      <w:r>
-        <w:t>Nextcloud</w:t>
-      </w:r>
-      <w:proofErr w:type="spellEnd"/>
-      <w:r>
-        <w:t xml:space="preserve"> quality requirements table: YES/NO</w:t>
+        <w:t>You have filled in the Nextcloud quality requirements table: YES/NO</w:t>
       </w:r>
     </w:p>
     <w:p/>
@@ -6334,7 +6250,7 @@
       <w:pPr>
         <w:pStyle w:val="Kop1"/>
       </w:pPr>
-      <w:bookmarkStart w:id="2" w:name="_Toc204453401"/>
+      <w:bookmarkStart w:id="2" w:name="_Toc204537528"/>
       <w:r>
         <w:lastRenderedPageBreak/>
         <w:t>Week 2</w:t>
@@ -6552,7 +6468,7 @@
       <w:pPr>
         <w:pStyle w:val="Kop1"/>
       </w:pPr>
-      <w:bookmarkStart w:id="3" w:name="_Toc204453402"/>
+      <w:bookmarkStart w:id="3" w:name="_Toc204537529"/>
       <w:r>
         <w:lastRenderedPageBreak/>
         <w:t>Week 3 – Deploying docker applications</w:t>
@@ -6607,23 +6523,7 @@
           <w:b/>
           <w:bCs/>
         </w:rPr>
-        <w:t xml:space="preserve"> Setup </w:t>
-      </w:r>
-      <w:proofErr w:type="spellStart"/>
-      <w:r>
-        <w:rPr>
-          <w:b/>
-          <w:bCs/>
-        </w:rPr>
-        <w:t>macvlan</w:t>
-      </w:r>
-      <w:proofErr w:type="spellEnd"/>
-      <w:r>
-        <w:rPr>
-          <w:b/>
-          <w:bCs/>
-        </w:rPr>
-        <w:t xml:space="preserve"> network for docker</w:t>
+        <w:t xml:space="preserve"> Setup macvlan network for docker</w:t>
       </w:r>
     </w:p>
     <w:p>
@@ -6658,58 +6558,56 @@
           <w:b/>
           <w:bCs/>
         </w:rPr>
+        <w:t xml:space="preserve"> osTicket docker</w:t>
+      </w:r>
+      <w:r>
+        <w:rPr>
+          <w:b/>
+          <w:bCs/>
+        </w:rPr>
+        <w:t xml:space="preserve"> app</w:t>
+      </w:r>
+    </w:p>
+    <w:p>
+      <w:r>
+        <w:t>Follow the instructions in chapter 3 of the assignment document.</w:t>
+      </w:r>
+    </w:p>
+    <w:p/>
+    <w:p>
+      <w:pPr>
+        <w:rPr>
+          <w:b/>
+          <w:bCs/>
+        </w:rPr>
+      </w:pPr>
+      <w:r>
+        <w:rPr>
+          <w:b/>
+          <w:bCs/>
+        </w:rPr>
+        <w:t>Task 3.4</w:t>
+      </w:r>
+      <w:r>
+        <w:rPr>
+          <w:b/>
+          <w:bCs/>
+        </w:rPr>
+        <w:t>:</w:t>
+      </w:r>
+      <w:r>
+        <w:rPr>
+          <w:b/>
+          <w:bCs/>
+        </w:rPr>
         <w:t xml:space="preserve"> </w:t>
       </w:r>
-      <w:proofErr w:type="spellStart"/>
-      <w:r>
-        <w:rPr>
-          <w:b/>
-          <w:bCs/>
-        </w:rPr>
-        <w:t>osTicket</w:t>
-      </w:r>
-      <w:proofErr w:type="spellEnd"/>
-      <w:r>
-        <w:rPr>
-          <w:b/>
-          <w:bCs/>
-        </w:rPr>
-        <w:t xml:space="preserve"> docker</w:t>
-      </w:r>
-      <w:r>
-        <w:rPr>
-          <w:b/>
-          <w:bCs/>
-        </w:rPr>
-        <w:t xml:space="preserve"> app</w:t>
-      </w:r>
-    </w:p>
-    <w:p>
-      <w:r>
-        <w:t>Follow the instructions in chapter 3 of the assignment document.</w:t>
-      </w:r>
-    </w:p>
-    <w:p/>
-    <w:p>
-      <w:pPr>
-        <w:rPr>
-          <w:b/>
-          <w:bCs/>
-        </w:rPr>
-      </w:pPr>
-      <w:r>
-        <w:rPr>
-          <w:b/>
-          <w:bCs/>
-        </w:rPr>
-        <w:t>Task 3.4</w:t>
-      </w:r>
-      <w:r>
-        <w:rPr>
-          <w:b/>
-          <w:bCs/>
-        </w:rPr>
-        <w:t>:</w:t>
+      <w:r>
+        <w:rPr>
+          <w:b/>
+          <w:bCs/>
+        </w:rPr>
+        <w:t>Access</w:t>
       </w:r>
       <w:r>
         <w:rPr>
@@ -6723,30 +6621,7 @@
           <w:b/>
           <w:bCs/>
         </w:rPr>
-        <w:t>Access</w:t>
-      </w:r>
-      <w:r>
-        <w:rPr>
-          <w:b/>
-          <w:bCs/>
-        </w:rPr>
-        <w:t xml:space="preserve"> </w:t>
-      </w:r>
-      <w:proofErr w:type="spellStart"/>
-      <w:r>
-        <w:rPr>
-          <w:b/>
-          <w:bCs/>
-        </w:rPr>
-        <w:t>osTicket</w:t>
-      </w:r>
-      <w:proofErr w:type="spellEnd"/>
-      <w:r>
-        <w:rPr>
-          <w:b/>
-          <w:bCs/>
-        </w:rPr>
-        <w:t xml:space="preserve"> on Ubuntu VM</w:t>
+        <w:t>osTicket on Ubuntu VM</w:t>
       </w:r>
     </w:p>
     <w:p>
@@ -6777,15 +6652,7 @@
         <w:t xml:space="preserve">Screenshot that your Ubuntu VM Firefox browser can use </w:t>
       </w:r>
       <w:r>
-        <w:t xml:space="preserve">the </w:t>
-      </w:r>
-      <w:proofErr w:type="spellStart"/>
-      <w:r>
-        <w:t>osTicket</w:t>
-      </w:r>
-      <w:proofErr w:type="spellEnd"/>
-      <w:r>
-        <w:t xml:space="preserve"> web app:</w:t>
+        <w:t>the osTicket web app:</w:t>
       </w:r>
     </w:p>
     <w:p/>
@@ -6801,7 +6668,7 @@
       <w:pPr>
         <w:pStyle w:val="Kop1"/>
       </w:pPr>
-      <w:bookmarkStart w:id="4" w:name="_Toc204453403"/>
+      <w:bookmarkStart w:id="4" w:name="_Toc204537530"/>
       <w:r>
         <w:lastRenderedPageBreak/>
         <w:t>Week 4 – Setting up Pi-hole as local DNS server</w:t>
@@ -7300,15 +7167,7 @@
         <w:t>reach</w:t>
       </w:r>
       <w:r>
-        <w:t xml:space="preserve"> the </w:t>
-      </w:r>
-      <w:proofErr w:type="spellStart"/>
-      <w:r>
-        <w:t>osTicket</w:t>
-      </w:r>
-      <w:proofErr w:type="spellEnd"/>
-      <w:r>
-        <w:t xml:space="preserve"> web app</w:t>
+        <w:t xml:space="preserve"> the osTicket web app</w:t>
       </w:r>
       <w:r>
         <w:t xml:space="preserve"> with its domain name</w:t>
@@ -7358,7 +7217,7 @@
       <w:pPr>
         <w:pStyle w:val="Kop1"/>
       </w:pPr>
-      <w:bookmarkStart w:id="5" w:name="_Toc204453404"/>
+      <w:bookmarkStart w:id="5" w:name="_Toc204537531"/>
       <w:r>
         <w:lastRenderedPageBreak/>
         <w:t>Week 5 – Backups &amp; Security</w:t>
@@ -7495,15 +7354,7 @@
     </w:p>
     <w:p>
       <w:r>
-        <w:t xml:space="preserve">Install Déjà Dup and </w:t>
-      </w:r>
-      <w:proofErr w:type="spellStart"/>
-      <w:r>
-        <w:t>Timeshift</w:t>
-      </w:r>
-      <w:proofErr w:type="spellEnd"/>
-      <w:r>
-        <w:t xml:space="preserve"> on the Ubuntu Desktop</w:t>
+        <w:t>Install Déjà Dup and Timeshift on the Ubuntu Desktop</w:t>
       </w:r>
       <w:r>
         <w:t>. Make backups of personal files and make system snapshots. Follow the instructions in chapter 5 of the assignment document.</w:t>
@@ -8112,13 +7963,8 @@
         <w:t xml:space="preserve">Screenshots of successful </w:t>
       </w:r>
       <w:r>
-        <w:t xml:space="preserve">system snapshots with </w:t>
-      </w:r>
-      <w:proofErr w:type="spellStart"/>
-      <w:r>
-        <w:t>Timeshift</w:t>
-      </w:r>
-      <w:proofErr w:type="spellEnd"/>
+        <w:t>system snapshots with Timeshift</w:t>
+      </w:r>
       <w:r>
         <w:t xml:space="preserve"> on Ubuntu Desktop:</w:t>
       </w:r>
@@ -8178,13 +8024,8 @@
         <w:t xml:space="preserve"> </w:t>
       </w:r>
       <w:r>
-        <w:t xml:space="preserve">on Ubuntu with </w:t>
-      </w:r>
-      <w:proofErr w:type="spellStart"/>
-      <w:r>
-        <w:t>Timeshift</w:t>
-      </w:r>
-      <w:proofErr w:type="spellEnd"/>
+        <w:t>on Ubuntu with Timeshift</w:t>
+      </w:r>
       <w:r>
         <w:t>?</w:t>
       </w:r>
@@ -8205,7 +8046,7 @@
       <w:pPr>
         <w:pStyle w:val="Kop1"/>
       </w:pPr>
-      <w:bookmarkStart w:id="6" w:name="_Toc204453405"/>
+      <w:bookmarkStart w:id="6" w:name="_Toc204537532"/>
       <w:r>
         <w:lastRenderedPageBreak/>
         <w:t>Week 6 – Cloud</w:t>
@@ -8241,34 +8082,17 @@
         </w:rPr>
         <w:t xml:space="preserve"> </w:t>
       </w:r>
-      <w:proofErr w:type="spellStart"/>
-      <w:r>
-        <w:rPr>
-          <w:b/>
-          <w:bCs/>
-        </w:rPr>
-        <w:t>Nextcloud</w:t>
-      </w:r>
-      <w:proofErr w:type="spellEnd"/>
-      <w:r>
-        <w:rPr>
-          <w:b/>
-          <w:bCs/>
-        </w:rPr>
-        <w:t xml:space="preserve"> as Azure VM</w:t>
-      </w:r>
-    </w:p>
-    <w:p>
-      <w:r>
-        <w:t xml:space="preserve">Complete the installation of </w:t>
-      </w:r>
-      <w:proofErr w:type="spellStart"/>
-      <w:r>
-        <w:t>Nextcloud</w:t>
-      </w:r>
-      <w:proofErr w:type="spellEnd"/>
-      <w:r>
-        <w:t xml:space="preserve"> in Azure. Follow the instructions in chapter 6 of the assignment document.</w:t>
+      <w:r>
+        <w:rPr>
+          <w:b/>
+          <w:bCs/>
+        </w:rPr>
+        <w:t>Nextcloud as Azure VM</w:t>
+      </w:r>
+    </w:p>
+    <w:p>
+      <w:r>
+        <w:t>Complete the installation of Nextcloud in Azure. Follow the instructions in chapter 6 of the assignment document.</w:t>
       </w:r>
     </w:p>
     <w:p/>
@@ -8291,39 +8115,15 @@
           <w:b/>
           <w:bCs/>
         </w:rPr>
-        <w:t xml:space="preserve">Include the public IP of </w:t>
-      </w:r>
-      <w:proofErr w:type="spellStart"/>
-      <w:r>
-        <w:rPr>
-          <w:b/>
-          <w:bCs/>
-        </w:rPr>
-        <w:t>Nextcloud</w:t>
-      </w:r>
-      <w:proofErr w:type="spellEnd"/>
-      <w:r>
-        <w:rPr>
-          <w:b/>
-          <w:bCs/>
-        </w:rPr>
-        <w:t xml:space="preserve"> in the Pi-hole local DNS</w:t>
-      </w:r>
-    </w:p>
-    <w:p>
-      <w:r>
-        <w:t xml:space="preserve">Give the </w:t>
-      </w:r>
-      <w:proofErr w:type="spellStart"/>
-      <w:r>
-        <w:t>Ne</w:t>
-      </w:r>
-      <w:r>
-        <w:t>xtcloud</w:t>
-      </w:r>
-      <w:proofErr w:type="spellEnd"/>
-      <w:r>
-        <w:t xml:space="preserve"> Azure VM a local domain name. </w:t>
+        <w:t>Include the public IP of Nextcloud in the Pi-hole local DNS</w:t>
+      </w:r>
+    </w:p>
+    <w:p>
+      <w:r>
+        <w:t>Give the Ne</w:t>
+      </w:r>
+      <w:r>
+        <w:t xml:space="preserve">xtcloud Azure VM a local domain name. </w:t>
       </w:r>
       <w:r>
         <w:t>Follow the instructions in chapter 6 of the assignment document.</w:t>
@@ -8349,17 +8149,8 @@
           <w:b/>
           <w:bCs/>
         </w:rPr>
-        <w:t xml:space="preserve">Install apps in </w:t>
-      </w:r>
-      <w:proofErr w:type="spellStart"/>
-      <w:r>
-        <w:rPr>
-          <w:b/>
-          <w:bCs/>
-        </w:rPr>
-        <w:t>Nextcloud</w:t>
-      </w:r>
-      <w:proofErr w:type="spellEnd"/>
+        <w:t>Install apps in Nextcloud</w:t>
+      </w:r>
     </w:p>
     <w:p>
       <w:r>
@@ -8409,29 +8200,12 @@
           <w:b/>
           <w:bCs/>
         </w:rPr>
-        <w:t xml:space="preserve">Task 6.4: Add users to </w:t>
-      </w:r>
-      <w:proofErr w:type="spellStart"/>
-      <w:r>
-        <w:rPr>
-          <w:b/>
-          <w:bCs/>
-        </w:rPr>
-        <w:t>Nextcloud</w:t>
-      </w:r>
-      <w:proofErr w:type="spellEnd"/>
-    </w:p>
-    <w:p>
-      <w:r>
-        <w:t xml:space="preserve">Add four new users to </w:t>
-      </w:r>
-      <w:proofErr w:type="spellStart"/>
-      <w:r>
-        <w:t>Nextcloud</w:t>
-      </w:r>
-      <w:proofErr w:type="spellEnd"/>
-      <w:r>
-        <w:t>. Yourself included. Follow the instructions in chapter 6 of the assignment document.</w:t>
+        <w:t>Task 6.4: Add users to Nextcloud</w:t>
+      </w:r>
+    </w:p>
+    <w:p>
+      <w:r>
+        <w:t>Add four new users to Nextcloud. Yourself included. Follow the instructions in chapter 6 of the assignment document.</w:t>
       </w:r>
     </w:p>
     <w:p/>
@@ -8447,36 +8221,12 @@
           <w:b/>
           <w:bCs/>
         </w:rPr>
-        <w:t xml:space="preserve">Task 6.5: </w:t>
-      </w:r>
-      <w:proofErr w:type="spellStart"/>
-      <w:r>
-        <w:rPr>
-          <w:b/>
-          <w:bCs/>
-        </w:rPr>
-        <w:t>Nextcloud</w:t>
-      </w:r>
-      <w:proofErr w:type="spellEnd"/>
-      <w:r>
-        <w:rPr>
-          <w:b/>
-          <w:bCs/>
-        </w:rPr>
-        <w:t xml:space="preserve"> stress test</w:t>
-      </w:r>
-    </w:p>
-    <w:p>
-      <w:r>
-        <w:t xml:space="preserve">Invite at least three other students to your </w:t>
-      </w:r>
-      <w:proofErr w:type="spellStart"/>
-      <w:r>
-        <w:t>Nextcloud</w:t>
-      </w:r>
-      <w:proofErr w:type="spellEnd"/>
-      <w:r>
-        <w:t xml:space="preserve"> server. Do the stress test together as a group of four. </w:t>
+        <w:t>Task 6.5: Nextcloud stress test</w:t>
+      </w:r>
+    </w:p>
+    <w:p>
+      <w:r>
+        <w:t xml:space="preserve">Invite at least three other students to your Nextcloud server. Do the stress test together as a group of four. </w:t>
       </w:r>
       <w:r>
         <w:t>Follow the instructions in chapter 6 of the assignment document.</w:t>
@@ -8993,7 +8743,6 @@
                 <w:bCs/>
               </w:rPr>
             </w:pPr>
-            <w:proofErr w:type="spellStart"/>
             <w:r>
               <w:rPr>
                 <w:b/>
@@ -9001,7 +8750,6 @@
               </w:rPr>
               <w:t>osTicket</w:t>
             </w:r>
-            <w:proofErr w:type="spellEnd"/>
           </w:p>
         </w:tc>
         <w:tc>
@@ -9193,7 +8941,7 @@
                 <w:noProof/>
               </w:rPr>
               <w:drawing>
-                <wp:inline distT="0" distB="0" distL="0" distR="0" wp14:anchorId="64B803B4" wp14:editId="39E88B10">
+                <wp:inline distT="0" distB="0" distL="0" distR="0" wp14:anchorId="64B803B4" wp14:editId="1A8F6802">
                   <wp:extent cx="914400" cy="914400"/>
                   <wp:effectExtent l="0" t="0" r="0" b="0"/>
                   <wp:docPr id="184670805" name="Afbeelding 7" descr="Afbeelding met hart, Graphics, creativiteit, kunst&#10;&#10;Door AI gegenereerde inhoud is mogelijk onjuist."/>
@@ -9358,15 +9106,7 @@
         <w:t>e Azure pricing calculator</w:t>
       </w:r>
       <w:r>
-        <w:t xml:space="preserve"> to estimate how much the </w:t>
-      </w:r>
-      <w:proofErr w:type="spellStart"/>
-      <w:r>
-        <w:t>Nextcloud</w:t>
-      </w:r>
-      <w:proofErr w:type="spellEnd"/>
-      <w:r>
-        <w:t xml:space="preserve"> VM would cost per month</w:t>
+        <w:t xml:space="preserve"> to estimate how much the Nextcloud VM would cost per month</w:t>
       </w:r>
       <w:r>
         <w:t>. Read chapter 6 of the assignment document for technical details of the VM.</w:t>
@@ -9407,108 +9147,156 @@
         <w:t xml:space="preserve">On your Ubuntu VM show that you can connect to </w:t>
       </w:r>
       <w:r>
+        <w:t>the Nextcloud Azure VM in the Firefox web browser by using</w:t>
+      </w:r>
+      <w:r>
+        <w:t xml:space="preserve"> the custom domain </w:t>
+      </w:r>
+      <w:r>
+        <w:rPr>
+          <w:b/>
+          <w:bCs/>
+          <w:color w:val="00B050"/>
+        </w:rPr>
+        <w:t>cloud.enschede.nl</w:t>
+      </w:r>
+      <w:r>
+        <w:t>. Put that screenshot here:</w:t>
+      </w:r>
+    </w:p>
+    <w:p/>
+    <w:p>
+      <w:pPr>
+        <w:spacing w:after="0"/>
+      </w:pPr>
+      <w:r>
+        <w:t>Also</w:t>
+      </w:r>
+      <w:r>
+        <w:t xml:space="preserve"> tr</w:t>
+      </w:r>
+      <w:r>
+        <w:t>y the public IP address of the Nextcloud Azure VM.</w:t>
+      </w:r>
+      <w:r>
+        <w:t xml:space="preserve"> </w:t>
+      </w:r>
+      <w:r>
+        <w:t>Put</w:t>
+      </w:r>
+      <w:r>
+        <w:t xml:space="preserve"> that screenshot here:</w:t>
+      </w:r>
+    </w:p>
+    <w:p/>
+    <w:p>
+      <w:r>
+        <w:t xml:space="preserve">Screenshots of </w:t>
+      </w:r>
+      <w:r>
         <w:t xml:space="preserve">the </w:t>
       </w:r>
-      <w:proofErr w:type="spellStart"/>
-      <w:r>
-        <w:t>Nextcloud</w:t>
-      </w:r>
-      <w:proofErr w:type="spellEnd"/>
-      <w:r>
-        <w:t xml:space="preserve"> Azure VM in the Firefox web browser by using</w:t>
-      </w:r>
-      <w:r>
-        <w:t xml:space="preserve"> the custom domain </w:t>
-      </w:r>
-      <w:r>
-        <w:rPr>
-          <w:b/>
-          <w:bCs/>
-          <w:color w:val="00B050"/>
-        </w:rPr>
-        <w:t>cloud.enschede.nl</w:t>
-      </w:r>
-      <w:r>
-        <w:t>. Put that screenshot here:</w:t>
+      <w:r>
+        <w:t xml:space="preserve">working Nextcloud applications </w:t>
+      </w:r>
+      <w:r>
+        <w:rPr>
+          <w:b/>
+          <w:bCs/>
+        </w:rPr>
+        <w:t>Calendar</w:t>
+      </w:r>
+      <w:r>
+        <w:t xml:space="preserve">, </w:t>
+      </w:r>
+      <w:r>
+        <w:rPr>
+          <w:b/>
+          <w:bCs/>
+        </w:rPr>
+        <w:t>Contacts</w:t>
+      </w:r>
+      <w:r>
+        <w:t xml:space="preserve">, and </w:t>
+      </w:r>
+      <w:r>
+        <w:rPr>
+          <w:b/>
+          <w:bCs/>
+        </w:rPr>
+        <w:t>Talk</w:t>
+      </w:r>
+      <w:r>
+        <w:t>:</w:t>
       </w:r>
     </w:p>
     <w:p/>
     <w:p>
-      <w:pPr>
-        <w:spacing w:after="0"/>
-      </w:pPr>
-      <w:r>
-        <w:t>Also</w:t>
-      </w:r>
-      <w:r>
-        <w:t xml:space="preserve"> tr</w:t>
-      </w:r>
-      <w:r>
-        <w:t xml:space="preserve">y the public IP address of the </w:t>
-      </w:r>
-      <w:proofErr w:type="spellStart"/>
-      <w:r>
-        <w:t>Nextcloud</w:t>
-      </w:r>
-      <w:proofErr w:type="spellEnd"/>
-      <w:r>
-        <w:t xml:space="preserve"> Azure VM.</w:t>
+      <w:r>
+        <w:t xml:space="preserve">Screenshots and </w:t>
+      </w:r>
+      <w:r>
+        <w:t xml:space="preserve">Findings of </w:t>
+      </w:r>
+      <w:r>
+        <w:t>the</w:t>
+      </w:r>
+      <w:r>
+        <w:t xml:space="preserve"> Nextcloud stress</w:t>
       </w:r>
       <w:r>
         <w:t xml:space="preserve"> </w:t>
       </w:r>
       <w:r>
-        <w:t>Put</w:t>
-      </w:r>
-      <w:r>
-        <w:t xml:space="preserve"> that screenshot here:</w:t>
+        <w:t>test:</w:t>
       </w:r>
     </w:p>
     <w:p/>
     <w:p>
       <w:r>
-        <w:t xml:space="preserve">Screenshots of </w:t>
+        <w:t>D</w:t>
+      </w:r>
+      <w:r>
+        <w:t>iagram</w:t>
+      </w:r>
+      <w:r>
+        <w:t xml:space="preserve"> of </w:t>
       </w:r>
       <w:r>
         <w:t xml:space="preserve">the </w:t>
       </w:r>
       <w:r>
-        <w:t xml:space="preserve">working </w:t>
-      </w:r>
-      <w:proofErr w:type="spellStart"/>
-      <w:r>
-        <w:t>Nextcloud</w:t>
-      </w:r>
-      <w:proofErr w:type="spellEnd"/>
-      <w:r>
-        <w:t xml:space="preserve"> applications </w:t>
-      </w:r>
-      <w:r>
-        <w:rPr>
-          <w:b/>
-          <w:bCs/>
-        </w:rPr>
-        <w:t>Calendar</w:t>
-      </w:r>
-      <w:r>
-        <w:t xml:space="preserve">, </w:t>
-      </w:r>
-      <w:r>
-        <w:rPr>
-          <w:b/>
-          <w:bCs/>
-        </w:rPr>
-        <w:t>Contacts</w:t>
-      </w:r>
-      <w:r>
-        <w:t xml:space="preserve">, and </w:t>
-      </w:r>
-      <w:r>
-        <w:rPr>
-          <w:b/>
-          <w:bCs/>
-        </w:rPr>
-        <w:t>Talk</w:t>
+        <w:t>Network infrastructure:</w:t>
+      </w:r>
+    </w:p>
+    <w:p/>
+    <w:p>
+      <w:r>
+        <w:t>Azure</w:t>
+      </w:r>
+      <w:r>
+        <w:t xml:space="preserve"> VM</w:t>
+      </w:r>
+      <w:r>
+        <w:t xml:space="preserve"> cost estimate for Nextcloud. Past</w:t>
+      </w:r>
+      <w:r>
+        <w:t>e</w:t>
+      </w:r>
+      <w:r>
+        <w:t xml:space="preserve"> contents of downloaded </w:t>
+      </w:r>
+      <w:r>
+        <w:t>E</w:t>
+      </w:r>
+      <w:r>
+        <w:t>xcel</w:t>
+      </w:r>
+      <w:r>
+        <w:t xml:space="preserve"> sheet</w:t>
+      </w:r>
+      <w:r>
+        <w:t xml:space="preserve"> in here</w:t>
       </w:r>
       <w:r>
         <w:t>:</w:t>
@@ -9517,94 +9305,6 @@
     <w:p/>
     <w:p>
       <w:r>
-        <w:t xml:space="preserve">Screenshots and </w:t>
-      </w:r>
-      <w:r>
-        <w:t xml:space="preserve">Findings of </w:t>
-      </w:r>
-      <w:r>
-        <w:t>the</w:t>
-      </w:r>
-      <w:r>
-        <w:t xml:space="preserve"> </w:t>
-      </w:r>
-      <w:proofErr w:type="spellStart"/>
-      <w:r>
-        <w:t>Nextcloud</w:t>
-      </w:r>
-      <w:proofErr w:type="spellEnd"/>
-      <w:r>
-        <w:t xml:space="preserve"> stress</w:t>
-      </w:r>
-      <w:r>
-        <w:t xml:space="preserve"> </w:t>
-      </w:r>
-      <w:r>
-        <w:t>test:</w:t>
-      </w:r>
-    </w:p>
-    <w:p/>
-    <w:p>
-      <w:r>
-        <w:t>D</w:t>
-      </w:r>
-      <w:r>
-        <w:t>iagram</w:t>
-      </w:r>
-      <w:r>
-        <w:t xml:space="preserve"> of </w:t>
-      </w:r>
-      <w:r>
-        <w:t xml:space="preserve">the </w:t>
-      </w:r>
-      <w:r>
-        <w:t>Network infrastructure:</w:t>
-      </w:r>
-    </w:p>
-    <w:p/>
-    <w:p>
-      <w:r>
-        <w:t>Azure</w:t>
-      </w:r>
-      <w:r>
-        <w:t xml:space="preserve"> VM</w:t>
-      </w:r>
-      <w:r>
-        <w:t xml:space="preserve"> cost estimate for </w:t>
-      </w:r>
-      <w:proofErr w:type="spellStart"/>
-      <w:r>
-        <w:t>Nextcloud</w:t>
-      </w:r>
-      <w:proofErr w:type="spellEnd"/>
-      <w:r>
-        <w:t>. Past</w:t>
-      </w:r>
-      <w:r>
-        <w:t>e</w:t>
-      </w:r>
-      <w:r>
-        <w:t xml:space="preserve"> contents of downloaded </w:t>
-      </w:r>
-      <w:r>
-        <w:t>E</w:t>
-      </w:r>
-      <w:r>
-        <w:t>xcel</w:t>
-      </w:r>
-      <w:r>
-        <w:t xml:space="preserve"> sheet</w:t>
-      </w:r>
-      <w:r>
-        <w:t xml:space="preserve"> in here</w:t>
-      </w:r>
-      <w:r>
-        <w:t>:</w:t>
-      </w:r>
-    </w:p>
-    <w:p/>
-    <w:p>
-      <w:r>
         <w:br w:type="page"/>
       </w:r>
     </w:p>
@@ -9612,7 +9312,7 @@
       <w:pPr>
         <w:pStyle w:val="Kop1"/>
       </w:pPr>
-      <w:bookmarkStart w:id="7" w:name="_Toc204453406"/>
+      <w:bookmarkStart w:id="7" w:name="_Toc204537533"/>
       <w:r>
         <w:lastRenderedPageBreak/>
         <w:t>Reference list</w:t>
@@ -9675,7 +9375,6 @@
         <w:docPartUnique/>
       </w:docPartObj>
     </w:sdtPr>
-    <w:sdtEndPr/>
     <w:sdtContent>
       <w:p>
         <w:pPr>
@@ -10278,6 +9977,119 @@
     </w:lvl>
   </w:abstractNum>
   <w:abstractNum w:abstractNumId="5" w15:restartNumberingAfterBreak="0">
+    <w:nsid w:val="53702AF7"/>
+    <w:multiLevelType w:val="hybridMultilevel"/>
+    <w:tmpl w:val="1D943FD6"/>
+    <w:lvl w:ilvl="0" w:tplc="04130001">
+      <w:start w:val="1"/>
+      <w:numFmt w:val="bullet"/>
+      <w:lvlText w:val=""/>
+      <w:lvlJc w:val="left"/>
+      <w:pPr>
+        <w:ind w:left="720" w:hanging="360"/>
+      </w:pPr>
+      <w:rPr>
+        <w:rFonts w:ascii="Symbol" w:hAnsi="Symbol" w:hint="default"/>
+      </w:rPr>
+    </w:lvl>
+    <w:lvl w:ilvl="1" w:tplc="04130003">
+      <w:start w:val="1"/>
+      <w:numFmt w:val="bullet"/>
+      <w:lvlText w:val="o"/>
+      <w:lvlJc w:val="left"/>
+      <w:pPr>
+        <w:ind w:left="1440" w:hanging="360"/>
+      </w:pPr>
+      <w:rPr>
+        <w:rFonts w:ascii="Courier New" w:hAnsi="Courier New" w:cs="Courier New" w:hint="default"/>
+      </w:rPr>
+    </w:lvl>
+    <w:lvl w:ilvl="2" w:tplc="04130005">
+      <w:start w:val="1"/>
+      <w:numFmt w:val="bullet"/>
+      <w:lvlText w:val=""/>
+      <w:lvlJc w:val="left"/>
+      <w:pPr>
+        <w:ind w:left="2160" w:hanging="360"/>
+      </w:pPr>
+      <w:rPr>
+        <w:rFonts w:ascii="Wingdings" w:hAnsi="Wingdings" w:hint="default"/>
+      </w:rPr>
+    </w:lvl>
+    <w:lvl w:ilvl="3" w:tplc="04130001">
+      <w:start w:val="1"/>
+      <w:numFmt w:val="bullet"/>
+      <w:lvlText w:val=""/>
+      <w:lvlJc w:val="left"/>
+      <w:pPr>
+        <w:ind w:left="2880" w:hanging="360"/>
+      </w:pPr>
+      <w:rPr>
+        <w:rFonts w:ascii="Symbol" w:hAnsi="Symbol" w:hint="default"/>
+      </w:rPr>
+    </w:lvl>
+    <w:lvl w:ilvl="4" w:tplc="04130003">
+      <w:start w:val="1"/>
+      <w:numFmt w:val="bullet"/>
+      <w:lvlText w:val="o"/>
+      <w:lvlJc w:val="left"/>
+      <w:pPr>
+        <w:ind w:left="3600" w:hanging="360"/>
+      </w:pPr>
+      <w:rPr>
+        <w:rFonts w:ascii="Courier New" w:hAnsi="Courier New" w:cs="Courier New" w:hint="default"/>
+      </w:rPr>
+    </w:lvl>
+    <w:lvl w:ilvl="5" w:tplc="04130005">
+      <w:start w:val="1"/>
+      <w:numFmt w:val="bullet"/>
+      <w:lvlText w:val=""/>
+      <w:lvlJc w:val="left"/>
+      <w:pPr>
+        <w:ind w:left="4320" w:hanging="360"/>
+      </w:pPr>
+      <w:rPr>
+        <w:rFonts w:ascii="Wingdings" w:hAnsi="Wingdings" w:hint="default"/>
+      </w:rPr>
+    </w:lvl>
+    <w:lvl w:ilvl="6" w:tplc="04130001">
+      <w:start w:val="1"/>
+      <w:numFmt w:val="bullet"/>
+      <w:lvlText w:val=""/>
+      <w:lvlJc w:val="left"/>
+      <w:pPr>
+        <w:ind w:left="5040" w:hanging="360"/>
+      </w:pPr>
+      <w:rPr>
+        <w:rFonts w:ascii="Symbol" w:hAnsi="Symbol" w:hint="default"/>
+      </w:rPr>
+    </w:lvl>
+    <w:lvl w:ilvl="7" w:tplc="04130003">
+      <w:start w:val="1"/>
+      <w:numFmt w:val="bullet"/>
+      <w:lvlText w:val="o"/>
+      <w:lvlJc w:val="left"/>
+      <w:pPr>
+        <w:ind w:left="5760" w:hanging="360"/>
+      </w:pPr>
+      <w:rPr>
+        <w:rFonts w:ascii="Courier New" w:hAnsi="Courier New" w:cs="Courier New" w:hint="default"/>
+      </w:rPr>
+    </w:lvl>
+    <w:lvl w:ilvl="8" w:tplc="04130005">
+      <w:start w:val="1"/>
+      <w:numFmt w:val="bullet"/>
+      <w:lvlText w:val=""/>
+      <w:lvlJc w:val="left"/>
+      <w:pPr>
+        <w:ind w:left="6480" w:hanging="360"/>
+      </w:pPr>
+      <w:rPr>
+        <w:rFonts w:ascii="Wingdings" w:hAnsi="Wingdings" w:hint="default"/>
+      </w:rPr>
+    </w:lvl>
+  </w:abstractNum>
+  <w:abstractNum w:abstractNumId="6" w15:restartNumberingAfterBreak="0">
     <w:nsid w:val="5A715843"/>
     <w:multiLevelType w:val="hybridMultilevel"/>
     <w:tmpl w:val="B8C03034"/>
@@ -10390,7 +10202,7 @@
       </w:rPr>
     </w:lvl>
   </w:abstractNum>
-  <w:abstractNum w:abstractNumId="6" w15:restartNumberingAfterBreak="0">
+  <w:abstractNum w:abstractNumId="7" w15:restartNumberingAfterBreak="0">
     <w:nsid w:val="62662C88"/>
     <w:multiLevelType w:val="hybridMultilevel"/>
     <w:tmpl w:val="0FF0B072"/>
@@ -10503,7 +10315,7 @@
       </w:rPr>
     </w:lvl>
   </w:abstractNum>
-  <w:abstractNum w:abstractNumId="7" w15:restartNumberingAfterBreak="0">
+  <w:abstractNum w:abstractNumId="8" w15:restartNumberingAfterBreak="0">
     <w:nsid w:val="6D023D35"/>
     <w:multiLevelType w:val="hybridMultilevel"/>
     <w:tmpl w:val="C1D481D8"/>
@@ -10616,7 +10428,7 @@
       </w:rPr>
     </w:lvl>
   </w:abstractNum>
-  <w:abstractNum w:abstractNumId="8" w15:restartNumberingAfterBreak="0">
+  <w:abstractNum w:abstractNumId="9" w15:restartNumberingAfterBreak="0">
     <w:nsid w:val="6DBF021B"/>
     <w:multiLevelType w:val="hybridMultilevel"/>
     <w:tmpl w:val="E63A013C"/>
@@ -10729,7 +10541,7 @@
       </w:rPr>
     </w:lvl>
   </w:abstractNum>
-  <w:abstractNum w:abstractNumId="9" w15:restartNumberingAfterBreak="0">
+  <w:abstractNum w:abstractNumId="10" w15:restartNumberingAfterBreak="0">
     <w:nsid w:val="755F1877"/>
     <w:multiLevelType w:val="multilevel"/>
     <w:tmpl w:val="ABA2DCE6"/>
@@ -10878,7 +10690,7 @@
       </w:rPr>
     </w:lvl>
   </w:abstractNum>
-  <w:abstractNum w:abstractNumId="10" w15:restartNumberingAfterBreak="0">
+  <w:abstractNum w:abstractNumId="11" w15:restartNumberingAfterBreak="0">
     <w:nsid w:val="765A34D8"/>
     <w:multiLevelType w:val="hybridMultilevel"/>
     <w:tmpl w:val="06F2D08E"/>
@@ -10991,7 +10803,7 @@
       </w:rPr>
     </w:lvl>
   </w:abstractNum>
-  <w:abstractNum w:abstractNumId="11" w15:restartNumberingAfterBreak="0">
+  <w:abstractNum w:abstractNumId="12" w15:restartNumberingAfterBreak="0">
     <w:nsid w:val="796F66DC"/>
     <w:multiLevelType w:val="hybridMultilevel"/>
     <w:tmpl w:val="B2C0DDAC"/>
@@ -11104,7 +10916,7 @@
       </w:rPr>
     </w:lvl>
   </w:abstractNum>
-  <w:abstractNum w:abstractNumId="12" w15:restartNumberingAfterBreak="0">
+  <w:abstractNum w:abstractNumId="13" w15:restartNumberingAfterBreak="0">
     <w:nsid w:val="7F32042A"/>
     <w:multiLevelType w:val="hybridMultilevel"/>
     <w:tmpl w:val="021C4990"/>
@@ -11218,22 +11030,22 @@
     </w:lvl>
   </w:abstractNum>
   <w:num w:numId="1" w16cid:durableId="559094074">
-    <w:abstractNumId w:val="10"/>
+    <w:abstractNumId w:val="11"/>
   </w:num>
   <w:num w:numId="2" w16cid:durableId="1033308926">
-    <w:abstractNumId w:val="6"/>
+    <w:abstractNumId w:val="7"/>
   </w:num>
   <w:num w:numId="3" w16cid:durableId="959722295">
-    <w:abstractNumId w:val="12"/>
+    <w:abstractNumId w:val="13"/>
   </w:num>
   <w:num w:numId="4" w16cid:durableId="1518081731">
-    <w:abstractNumId w:val="5"/>
+    <w:abstractNumId w:val="6"/>
   </w:num>
   <w:num w:numId="5" w16cid:durableId="1452552489">
     <w:abstractNumId w:val="2"/>
   </w:num>
   <w:num w:numId="6" w16cid:durableId="650911481">
-    <w:abstractNumId w:val="7"/>
+    <w:abstractNumId w:val="8"/>
   </w:num>
   <w:num w:numId="7" w16cid:durableId="1838957270">
     <w:abstractNumId w:val="3"/>
@@ -11242,10 +11054,10 @@
     <w:abstractNumId w:val="4"/>
   </w:num>
   <w:num w:numId="9" w16cid:durableId="1030451917">
-    <w:abstractNumId w:val="8"/>
+    <w:abstractNumId w:val="9"/>
   </w:num>
   <w:num w:numId="10" w16cid:durableId="2076858702">
-    <w:abstractNumId w:val="9"/>
+    <w:abstractNumId w:val="10"/>
   </w:num>
   <w:num w:numId="11" w16cid:durableId="550772540">
     <w:abstractNumId w:val="0"/>
@@ -11254,7 +11066,19 @@
     <w:abstractNumId w:val="1"/>
   </w:num>
   <w:num w:numId="13" w16cid:durableId="1874734165">
-    <w:abstractNumId w:val="11"/>
+    <w:abstractNumId w:val="12"/>
+  </w:num>
+  <w:num w:numId="14" w16cid:durableId="1093549306">
+    <w:abstractNumId w:val="5"/>
+    <w:lvlOverride w:ilvl="0"/>
+    <w:lvlOverride w:ilvl="1"/>
+    <w:lvlOverride w:ilvl="2"/>
+    <w:lvlOverride w:ilvl="3"/>
+    <w:lvlOverride w:ilvl="4"/>
+    <w:lvlOverride w:ilvl="5"/>
+    <w:lvlOverride w:ilvl="6"/>
+    <w:lvlOverride w:ilvl="7"/>
+    <w:lvlOverride w:ilvl="8"/>
   </w:num>
 </w:numbering>
 </file>
@@ -12616,29 +12440,10 @@
 </file>
 
 <file path=customXml/item1.xml><?xml version="1.0" encoding="utf-8"?>
-<?mso-contentType ?>
-<FormTemplates xmlns="http://schemas.microsoft.com/sharepoint/v3/contenttype/forms">
-  <Display>DocumentLibraryForm</Display>
-  <Edit>DocumentLibraryForm</Edit>
-  <New>DocumentLibraryForm</New>
-</FormTemplates>
+<b:Sources xmlns:b="http://schemas.openxmlformats.org/officeDocument/2006/bibliography" xmlns="http://schemas.openxmlformats.org/officeDocument/2006/bibliography" SelectedStyle="\APASixthEditionOfficeOnline.xsl" StyleName="APA" Version="6"/>
 </file>
 
 <file path=customXml/item2.xml><?xml version="1.0" encoding="utf-8"?>
-<p:properties xmlns:p="http://schemas.microsoft.com/office/2006/metadata/properties" xmlns:xsi="http://www.w3.org/2001/XMLSchema-instance" xmlns:pc="http://schemas.microsoft.com/office/infopath/2007/PartnerControls">
-  <documentManagement>
-    <c6664f9864b54a78bdf9e6230de1c78b xmlns="6c73e52c-07d4-4617-ab67-464747257e8d">
-      <Terms xmlns="http://schemas.microsoft.com/office/infopath/2007/PartnerControls"/>
-    </c6664f9864b54a78bdf9e6230de1c78b>
-    <TaxCatchAll xmlns="eac77c77-d449-4d7c-b5d8-8fd4c0f270d2" xsi:nil="true"/>
-    <lcf76f155ced4ddcb4097134ff3c332f xmlns="8b17e346-67f2-4b8a-83ae-4efa6dd72e6a">
-      <Terms xmlns="http://schemas.microsoft.com/office/infopath/2007/PartnerControls"/>
-    </lcf76f155ced4ddcb4097134ff3c332f>
-  </documentManagement>
-</p:properties>
-</file>
-
-<file path=customXml/item3.xml><?xml version="1.0" encoding="utf-8"?>
 <ct:contentTypeSchema xmlns:ct="http://schemas.microsoft.com/office/2006/metadata/contentType" xmlns:ma="http://schemas.microsoft.com/office/2006/metadata/properties/metaAttributes" ct:_="" ma:_="" ma:contentTypeName="Document" ma:contentTypeID="0x0101001F3560B013441247B9926EB055A9B197" ma:contentTypeVersion="17" ma:contentTypeDescription="Een nieuw document maken." ma:contentTypeScope="" ma:versionID="df199e687031d4382ef24b55d12d84a3">
   <xsd:schema xmlns:xsd="http://www.w3.org/2001/XMLSchema" xmlns:xs="http://www.w3.org/2001/XMLSchema" xmlns:p="http://schemas.microsoft.com/office/2006/metadata/properties" xmlns:ns2="eac77c77-d449-4d7c-b5d8-8fd4c0f270d2" xmlns:ns3="6c73e52c-07d4-4617-ab67-464747257e8d" xmlns:ns4="8b17e346-67f2-4b8a-83ae-4efa6dd72e6a" targetNamespace="http://schemas.microsoft.com/office/2006/metadata/properties" ma:root="true" ma:fieldsID="4ccd97687f52b9f502df094cc5352f7c" ns2:_="" ns3:_="" ns4:_="">
     <xsd:import namespace="eac77c77-d449-4d7c-b5d8-8fd4c0f270d2"/>
@@ -12886,37 +12691,38 @@
 </ct:contentTypeSchema>
 </file>
 
+<file path=customXml/item3.xml><?xml version="1.0" encoding="utf-8"?>
+<p:properties xmlns:p="http://schemas.microsoft.com/office/2006/metadata/properties" xmlns:xsi="http://www.w3.org/2001/XMLSchema-instance" xmlns:pc="http://schemas.microsoft.com/office/infopath/2007/PartnerControls">
+  <documentManagement>
+    <c6664f9864b54a78bdf9e6230de1c78b xmlns="6c73e52c-07d4-4617-ab67-464747257e8d">
+      <Terms xmlns="http://schemas.microsoft.com/office/infopath/2007/PartnerControls"/>
+    </c6664f9864b54a78bdf9e6230de1c78b>
+    <TaxCatchAll xmlns="eac77c77-d449-4d7c-b5d8-8fd4c0f270d2" xsi:nil="true"/>
+    <lcf76f155ced4ddcb4097134ff3c332f xmlns="8b17e346-67f2-4b8a-83ae-4efa6dd72e6a">
+      <Terms xmlns="http://schemas.microsoft.com/office/infopath/2007/PartnerControls"/>
+    </lcf76f155ced4ddcb4097134ff3c332f>
+  </documentManagement>
+</p:properties>
+</file>
+
 <file path=customXml/item4.xml><?xml version="1.0" encoding="utf-8"?>
-<b:Sources xmlns:b="http://schemas.openxmlformats.org/officeDocument/2006/bibliography" xmlns="http://schemas.openxmlformats.org/officeDocument/2006/bibliography" SelectedStyle="\APASixthEditionOfficeOnline.xsl" StyleName="APA" Version="6"/>
+<?mso-contentType ?>
+<FormTemplates xmlns="http://schemas.microsoft.com/sharepoint/v3/contenttype/forms">
+  <Display>DocumentLibraryForm</Display>
+  <Edit>DocumentLibraryForm</Edit>
+  <New>DocumentLibraryForm</New>
+</FormTemplates>
 </file>
 
 <file path=customXml/itemProps1.xml><?xml version="1.0" encoding="utf-8"?>
-<ds:datastoreItem xmlns:ds="http://schemas.openxmlformats.org/officeDocument/2006/customXml" ds:itemID="{8B6B225C-3EA8-4BFE-9B57-5B01AE4E242E}">
+<ds:datastoreItem xmlns:ds="http://schemas.openxmlformats.org/officeDocument/2006/customXml" ds:itemID="{620DC7DC-FC6D-4BC6-BD3F-3C62316EF12F}">
   <ds:schemaRefs>
-    <ds:schemaRef ds:uri="http://schemas.microsoft.com/sharepoint/v3/contenttype/forms"/>
+    <ds:schemaRef ds:uri="http://schemas.openxmlformats.org/officeDocument/2006/bibliography"/>
   </ds:schemaRefs>
 </ds:datastoreItem>
 </file>
 
 <file path=customXml/itemProps2.xml><?xml version="1.0" encoding="utf-8"?>
-<ds:datastoreItem xmlns:ds="http://schemas.openxmlformats.org/officeDocument/2006/customXml" ds:itemID="{87B53D02-F825-413F-8DDB-C1C8BB18285B}">
-  <ds:schemaRefs>
-    <ds:schemaRef ds:uri="http://purl.org/dc/elements/1.1/"/>
-    <ds:schemaRef ds:uri="http://purl.org/dc/dcmitype/"/>
-    <ds:schemaRef ds:uri="6c73e52c-07d4-4617-ab67-464747257e8d"/>
-    <ds:schemaRef ds:uri="http://schemas.microsoft.com/office/infopath/2007/PartnerControls"/>
-    <ds:schemaRef ds:uri="http://www.w3.org/XML/1998/namespace"/>
-    <ds:schemaRef ds:uri="http://schemas.microsoft.com/office/2006/documentManagement/types"/>
-    <ds:schemaRef ds:uri="http://schemas.openxmlformats.org/package/2006/metadata/core-properties"/>
-    <ds:schemaRef ds:uri="http://purl.org/dc/terms/"/>
-    <ds:schemaRef ds:uri="8b17e346-67f2-4b8a-83ae-4efa6dd72e6a"/>
-    <ds:schemaRef ds:uri="eac77c77-d449-4d7c-b5d8-8fd4c0f270d2"/>
-    <ds:schemaRef ds:uri="http://schemas.microsoft.com/office/2006/metadata/properties"/>
-  </ds:schemaRefs>
-</ds:datastoreItem>
-</file>
-
-<file path=customXml/itemProps3.xml><?xml version="1.0" encoding="utf-8"?>
 <ds:datastoreItem xmlns:ds="http://schemas.openxmlformats.org/officeDocument/2006/customXml" ds:itemID="{CED11A34-D674-4242-B306-8CEC1A041476}">
   <ds:schemaRefs>
     <ds:schemaRef ds:uri="http://schemas.microsoft.com/office/2006/metadata/contentType"/>
@@ -12936,10 +12742,22 @@
 </ds:datastoreItem>
 </file>
 
+<file path=customXml/itemProps3.xml><?xml version="1.0" encoding="utf-8"?>
+<ds:datastoreItem xmlns:ds="http://schemas.openxmlformats.org/officeDocument/2006/customXml" ds:itemID="{87B53D02-F825-413F-8DDB-C1C8BB18285B}">
+  <ds:schemaRefs>
+    <ds:schemaRef ds:uri="http://schemas.microsoft.com/office/2006/metadata/properties"/>
+    <ds:schemaRef ds:uri="http://schemas.microsoft.com/office/infopath/2007/PartnerControls"/>
+    <ds:schemaRef ds:uri="6c73e52c-07d4-4617-ab67-464747257e8d"/>
+    <ds:schemaRef ds:uri="eac77c77-d449-4d7c-b5d8-8fd4c0f270d2"/>
+    <ds:schemaRef ds:uri="8b17e346-67f2-4b8a-83ae-4efa6dd72e6a"/>
+  </ds:schemaRefs>
+</ds:datastoreItem>
+</file>
+
 <file path=customXml/itemProps4.xml><?xml version="1.0" encoding="utf-8"?>
-<ds:datastoreItem xmlns:ds="http://schemas.openxmlformats.org/officeDocument/2006/customXml" ds:itemID="{620DC7DC-FC6D-4BC6-BD3F-3C62316EF12F}">
+<ds:datastoreItem xmlns:ds="http://schemas.openxmlformats.org/officeDocument/2006/customXml" ds:itemID="{8B6B225C-3EA8-4BFE-9B57-5B01AE4E242E}">
   <ds:schemaRefs>
-    <ds:schemaRef ds:uri="http://schemas.openxmlformats.org/officeDocument/2006/bibliography"/>
+    <ds:schemaRef ds:uri="http://schemas.microsoft.com/sharepoint/v3/contenttype/forms"/>
   </ds:schemaRefs>
 </ds:datastoreItem>
 </file>
--- a/pdf/Introduction to infrastructures - Template report.docx
+++ b/pdf/Introduction to infrastructures - Template report.docx
@@ -266,19 +266,13 @@
         <w:t>Version: 20250</w:t>
       </w:r>
       <w:r>
-        <w:t>7</w:t>
-      </w:r>
-      <w:r>
-        <w:t>2</w:t>
-      </w:r>
-      <w:r>
-        <w:t>7</w:t>
+        <w:t>816</w:t>
       </w:r>
       <w:r>
         <w:t>.</w:t>
       </w:r>
       <w:r>
-        <w:t>1938</w:t>
+        <w:t>0202</w:t>
       </w:r>
       <w:r>
         <w:t>.MSI11</w:t>
@@ -8941,7 +8935,7 @@
                 <w:noProof/>
               </w:rPr>
               <w:drawing>
-                <wp:inline distT="0" distB="0" distL="0" distR="0" wp14:anchorId="64B803B4" wp14:editId="1A8F6802">
+                <wp:inline distT="0" distB="0" distL="0" distR="0" wp14:anchorId="64B803B4" wp14:editId="12FFC60B">
                   <wp:extent cx="914400" cy="914400"/>
                   <wp:effectExtent l="0" t="0" r="0" b="0"/>
                   <wp:docPr id="184670805" name="Afbeelding 7" descr="Afbeelding met hart, Graphics, creativiteit, kunst&#10;&#10;Door AI gegenereerde inhoud is mogelijk onjuist."/>
@@ -9375,6 +9369,7 @@
         <w:docPartUnique/>
       </w:docPartObj>
     </w:sdtPr>
+    <w:sdtEndPr/>
     <w:sdtContent>
       <w:p>
         <w:pPr>
@@ -11070,15 +11065,6 @@
   </w:num>
   <w:num w:numId="14" w16cid:durableId="1093549306">
     <w:abstractNumId w:val="5"/>
-    <w:lvlOverride w:ilvl="0"/>
-    <w:lvlOverride w:ilvl="1"/>
-    <w:lvlOverride w:ilvl="2"/>
-    <w:lvlOverride w:ilvl="3"/>
-    <w:lvlOverride w:ilvl="4"/>
-    <w:lvlOverride w:ilvl="5"/>
-    <w:lvlOverride w:ilvl="6"/>
-    <w:lvlOverride w:ilvl="7"/>
-    <w:lvlOverride w:ilvl="8"/>
   </w:num>
 </w:numbering>
 </file>
@@ -12440,10 +12426,6 @@
 </file>
 
 <file path=customXml/item1.xml><?xml version="1.0" encoding="utf-8"?>
-<b:Sources xmlns:b="http://schemas.openxmlformats.org/officeDocument/2006/bibliography" xmlns="http://schemas.openxmlformats.org/officeDocument/2006/bibliography" SelectedStyle="\APASixthEditionOfficeOnline.xsl" StyleName="APA" Version="6"/>
-</file>
-
-<file path=customXml/item2.xml><?xml version="1.0" encoding="utf-8"?>
 <ct:contentTypeSchema xmlns:ct="http://schemas.microsoft.com/office/2006/metadata/contentType" xmlns:ma="http://schemas.microsoft.com/office/2006/metadata/properties/metaAttributes" ct:_="" ma:_="" ma:contentTypeName="Document" ma:contentTypeID="0x0101001F3560B013441247B9926EB055A9B197" ma:contentTypeVersion="17" ma:contentTypeDescription="Een nieuw document maken." ma:contentTypeScope="" ma:versionID="df199e687031d4382ef24b55d12d84a3">
   <xsd:schema xmlns:xsd="http://www.w3.org/2001/XMLSchema" xmlns:xs="http://www.w3.org/2001/XMLSchema" xmlns:p="http://schemas.microsoft.com/office/2006/metadata/properties" xmlns:ns2="eac77c77-d449-4d7c-b5d8-8fd4c0f270d2" xmlns:ns3="6c73e52c-07d4-4617-ab67-464747257e8d" xmlns:ns4="8b17e346-67f2-4b8a-83ae-4efa6dd72e6a" targetNamespace="http://schemas.microsoft.com/office/2006/metadata/properties" ma:root="true" ma:fieldsID="4ccd97687f52b9f502df094cc5352f7c" ns2:_="" ns3:_="" ns4:_="">
     <xsd:import namespace="eac77c77-d449-4d7c-b5d8-8fd4c0f270d2"/>
@@ -12691,7 +12673,20 @@
 </ct:contentTypeSchema>
 </file>
 
+<file path=customXml/item2.xml><?xml version="1.0" encoding="utf-8"?>
+<b:Sources xmlns:b="http://schemas.openxmlformats.org/officeDocument/2006/bibliography" xmlns="http://schemas.openxmlformats.org/officeDocument/2006/bibliography" SelectedStyle="\APASixthEditionOfficeOnline.xsl" StyleName="APA" Version="6"/>
+</file>
+
 <file path=customXml/item3.xml><?xml version="1.0" encoding="utf-8"?>
+<?mso-contentType ?>
+<FormTemplates xmlns="http://schemas.microsoft.com/sharepoint/v3/contenttype/forms">
+  <Display>DocumentLibraryForm</Display>
+  <Edit>DocumentLibraryForm</Edit>
+  <New>DocumentLibraryForm</New>
+</FormTemplates>
+</file>
+
+<file path=customXml/item4.xml><?xml version="1.0" encoding="utf-8"?>
 <p:properties xmlns:p="http://schemas.microsoft.com/office/2006/metadata/properties" xmlns:xsi="http://www.w3.org/2001/XMLSchema-instance" xmlns:pc="http://schemas.microsoft.com/office/infopath/2007/PartnerControls">
   <documentManagement>
     <c6664f9864b54a78bdf9e6230de1c78b xmlns="6c73e52c-07d4-4617-ab67-464747257e8d">
@@ -12705,24 +12700,7 @@
 </p:properties>
 </file>
 
-<file path=customXml/item4.xml><?xml version="1.0" encoding="utf-8"?>
-<?mso-contentType ?>
-<FormTemplates xmlns="http://schemas.microsoft.com/sharepoint/v3/contenttype/forms">
-  <Display>DocumentLibraryForm</Display>
-  <Edit>DocumentLibraryForm</Edit>
-  <New>DocumentLibraryForm</New>
-</FormTemplates>
-</file>
-
 <file path=customXml/itemProps1.xml><?xml version="1.0" encoding="utf-8"?>
-<ds:datastoreItem xmlns:ds="http://schemas.openxmlformats.org/officeDocument/2006/customXml" ds:itemID="{620DC7DC-FC6D-4BC6-BD3F-3C62316EF12F}">
-  <ds:schemaRefs>
-    <ds:schemaRef ds:uri="http://schemas.openxmlformats.org/officeDocument/2006/bibliography"/>
-  </ds:schemaRefs>
-</ds:datastoreItem>
-</file>
-
-<file path=customXml/itemProps2.xml><?xml version="1.0" encoding="utf-8"?>
 <ds:datastoreItem xmlns:ds="http://schemas.openxmlformats.org/officeDocument/2006/customXml" ds:itemID="{CED11A34-D674-4242-B306-8CEC1A041476}">
   <ds:schemaRefs>
     <ds:schemaRef ds:uri="http://schemas.microsoft.com/office/2006/metadata/contentType"/>
@@ -12742,22 +12720,36 @@
 </ds:datastoreItem>
 </file>
 
+<file path=customXml/itemProps2.xml><?xml version="1.0" encoding="utf-8"?>
+<ds:datastoreItem xmlns:ds="http://schemas.openxmlformats.org/officeDocument/2006/customXml" ds:itemID="{620DC7DC-FC6D-4BC6-BD3F-3C62316EF12F}">
+  <ds:schemaRefs>
+    <ds:schemaRef ds:uri="http://schemas.openxmlformats.org/officeDocument/2006/bibliography"/>
+  </ds:schemaRefs>
+</ds:datastoreItem>
+</file>
+
 <file path=customXml/itemProps3.xml><?xml version="1.0" encoding="utf-8"?>
-<ds:datastoreItem xmlns:ds="http://schemas.openxmlformats.org/officeDocument/2006/customXml" ds:itemID="{87B53D02-F825-413F-8DDB-C1C8BB18285B}">
+<ds:datastoreItem xmlns:ds="http://schemas.openxmlformats.org/officeDocument/2006/customXml" ds:itemID="{8B6B225C-3EA8-4BFE-9B57-5B01AE4E242E}">
   <ds:schemaRefs>
-    <ds:schemaRef ds:uri="http://schemas.microsoft.com/office/2006/metadata/properties"/>
-    <ds:schemaRef ds:uri="http://schemas.microsoft.com/office/infopath/2007/PartnerControls"/>
-    <ds:schemaRef ds:uri="6c73e52c-07d4-4617-ab67-464747257e8d"/>
-    <ds:schemaRef ds:uri="eac77c77-d449-4d7c-b5d8-8fd4c0f270d2"/>
-    <ds:schemaRef ds:uri="8b17e346-67f2-4b8a-83ae-4efa6dd72e6a"/>
+    <ds:schemaRef ds:uri="http://schemas.microsoft.com/sharepoint/v3/contenttype/forms"/>
   </ds:schemaRefs>
 </ds:datastoreItem>
 </file>
 
 <file path=customXml/itemProps4.xml><?xml version="1.0" encoding="utf-8"?>
-<ds:datastoreItem xmlns:ds="http://schemas.openxmlformats.org/officeDocument/2006/customXml" ds:itemID="{8B6B225C-3EA8-4BFE-9B57-5B01AE4E242E}">
+<ds:datastoreItem xmlns:ds="http://schemas.openxmlformats.org/officeDocument/2006/customXml" ds:itemID="{87B53D02-F825-413F-8DDB-C1C8BB18285B}">
   <ds:schemaRefs>
-    <ds:schemaRef ds:uri="http://schemas.microsoft.com/sharepoint/v3/contenttype/forms"/>
+    <ds:schemaRef ds:uri="http://www.w3.org/XML/1998/namespace"/>
+    <ds:schemaRef ds:uri="eac77c77-d449-4d7c-b5d8-8fd4c0f270d2"/>
+    <ds:schemaRef ds:uri="8b17e346-67f2-4b8a-83ae-4efa6dd72e6a"/>
+    <ds:schemaRef ds:uri="http://purl.org/dc/dcmitype/"/>
+    <ds:schemaRef ds:uri="http://schemas.microsoft.com/office/2006/documentManagement/types"/>
+    <ds:schemaRef ds:uri="http://purl.org/dc/elements/1.1/"/>
+    <ds:schemaRef ds:uri="http://purl.org/dc/terms/"/>
+    <ds:schemaRef ds:uri="http://schemas.microsoft.com/office/2006/metadata/properties"/>
+    <ds:schemaRef ds:uri="http://schemas.microsoft.com/office/infopath/2007/PartnerControls"/>
+    <ds:schemaRef ds:uri="http://schemas.openxmlformats.org/package/2006/metadata/core-properties"/>
+    <ds:schemaRef ds:uri="6c73e52c-07d4-4617-ab67-464747257e8d"/>
   </ds:schemaRefs>
 </ds:datastoreItem>
 </file>
--- a/pdf/Introduction to infrastructures - Template report.docx
+++ b/pdf/Introduction to infrastructures - Template report.docx
@@ -266,13 +266,19 @@
         <w:t>Version: 20250</w:t>
       </w:r>
       <w:r>
-        <w:t>816</w:t>
+        <w:t>8</w:t>
+      </w:r>
+      <w:r>
+        <w:t>21</w:t>
       </w:r>
       <w:r>
         <w:t>.</w:t>
       </w:r>
       <w:r>
-        <w:t>0202</w:t>
+        <w:t>163</w:t>
+      </w:r>
+      <w:r>
+        <w:t>5</w:t>
       </w:r>
       <w:r>
         <w:t>.MSI11</w:t>
@@ -286,7 +292,7 @@
     <w:sdt>
       <w:sdtPr>
         <w:rPr>
-          <w:rFonts w:asciiTheme="minorHAnsi" w:eastAsiaTheme="minorHAnsi" w:hAnsiTheme="minorHAnsi" w:cstheme="minorBidi"/>
+          <w:rFonts w:asciiTheme="minorHAnsi" w:eastAsiaTheme="minorEastAsia" w:hAnsiTheme="minorHAnsi" w:cstheme="minorBidi"/>
           <w:color w:val="auto"/>
           <w:sz w:val="22"/>
           <w:szCs w:val="22"/>
@@ -1323,28 +1329,28 @@
       </w:r>
     </w:p>
     <w:p>
-      <w:r>
-        <w:t>Include your reference list a</w:t>
-      </w:r>
-      <w:r>
-        <w:t>t</w:t>
-      </w:r>
-      <w:r>
-        <w:t xml:space="preserve"> the end of this </w:t>
-      </w:r>
-      <w:r>
-        <w:t>report.</w:t>
-      </w:r>
-    </w:p>
-    <w:p>
       <w:pPr>
         <w:sectPr>
+          <w:headerReference w:type="default" r:id="rId17"/>
+          <w:footerReference w:type="default" r:id="rId18"/>
           <w:pgSz w:w="11906" w:h="16838"/>
           <w:pgMar w:top="1417" w:right="1417" w:bottom="1417" w:left="1417" w:header="708" w:footer="708" w:gutter="0"/>
           <w:cols w:space="708"/>
           <w:docGrid w:linePitch="360"/>
         </w:sectPr>
       </w:pPr>
+      <w:r>
+        <w:t>Include your reference list a</w:t>
+      </w:r>
+      <w:r>
+        <w:t>t</w:t>
+      </w:r>
+      <w:r>
+        <w:t xml:space="preserve"> the end of this </w:t>
+      </w:r>
+      <w:r>
+        <w:t>report.</w:t>
+      </w:r>
     </w:p>
     <w:p>
       <w:pPr>
@@ -1481,46 +1487,6 @@
       </w:pPr>
       <w:r>
         <w:t>Debian 12:</w:t>
-      </w:r>
-      <w:r>
-        <w:t> </w:t>
-      </w:r>
-      <w:hyperlink r:id="rId17" w:history="1">
-        <w:r>
-          <w:rPr>
-            <w:rStyle w:val="Hyperlink"/>
-          </w:rPr>
-          <w:t>AMD64</w:t>
-        </w:r>
-      </w:hyperlink>
-      <w:r>
-        <w:t>, </w:t>
-      </w:r>
-      <w:hyperlink r:id="rId18" w:history="1">
-        <w:r>
-          <w:rPr>
-            <w:rStyle w:val="Hyperlink"/>
-          </w:rPr>
-          <w:t>ARM64</w:t>
-        </w:r>
-      </w:hyperlink>
-    </w:p>
-    <w:p>
-      <w:pPr>
-        <w:pStyle w:val="Lijstalinea"/>
-        <w:numPr>
-          <w:ilvl w:val="0"/>
-          <w:numId w:val="1"/>
-        </w:numPr>
-        <w:rPr>
-          <w:lang w:val="de-DE"/>
-        </w:rPr>
-      </w:pPr>
-      <w:r>
-        <w:rPr>
-          <w:lang w:val="de-DE"/>
-        </w:rPr>
-        <w:t>Ubuntu 24.04 Desktop:</w:t>
       </w:r>
       <w:r>
         <w:t> </w:t>
@@ -1547,6 +1513,46 @@
     </w:p>
     <w:p>
       <w:pPr>
+        <w:pStyle w:val="Lijstalinea"/>
+        <w:numPr>
+          <w:ilvl w:val="0"/>
+          <w:numId w:val="1"/>
+        </w:numPr>
+        <w:rPr>
+          <w:lang w:val="de-DE"/>
+        </w:rPr>
+      </w:pPr>
+      <w:r>
+        <w:rPr>
+          <w:lang w:val="de-DE"/>
+        </w:rPr>
+        <w:t>Ubuntu 24.04 Desktop:</w:t>
+      </w:r>
+      <w:r>
+        <w:t> </w:t>
+      </w:r>
+      <w:hyperlink r:id="rId21" w:history="1">
+        <w:r>
+          <w:rPr>
+            <w:rStyle w:val="Hyperlink"/>
+          </w:rPr>
+          <w:t>AMD64</w:t>
+        </w:r>
+      </w:hyperlink>
+      <w:r>
+        <w:t>, </w:t>
+      </w:r>
+      <w:hyperlink r:id="rId22" w:history="1">
+        <w:r>
+          <w:rPr>
+            <w:rStyle w:val="Hyperlink"/>
+          </w:rPr>
+          <w:t>ARM64</w:t>
+        </w:r>
+      </w:hyperlink>
+    </w:p>
+    <w:p>
+      <w:pPr>
         <w:rPr>
           <w:b/>
           <w:bCs/>
@@ -1599,7 +1605,7 @@
       <w:r>
         <w:t xml:space="preserve">Read this blogpost: </w:t>
       </w:r>
-      <w:hyperlink r:id="rId21" w:history="1">
+      <w:hyperlink r:id="rId23" w:history="1">
         <w:r>
           <w:rPr>
             <w:rStyle w:val="Hyperlink"/>
@@ -1619,7 +1625,7 @@
       <w:r>
         <w:t xml:space="preserve">Register at </w:t>
       </w:r>
-      <w:hyperlink r:id="rId22" w:history="1">
+      <w:hyperlink r:id="rId24" w:history="1">
         <w:r>
           <w:rPr>
             <w:rStyle w:val="Hyperlink"/>
@@ -1954,7 +1960,7 @@
                     <pic:cNvPicPr/>
                   </pic:nvPicPr>
                   <pic:blipFill rotWithShape="1">
-                    <a:blip r:embed="rId23"/>
+                    <a:blip r:embed="rId25"/>
                     <a:srcRect b="83717"/>
                     <a:stretch/>
                   </pic:blipFill>
@@ -1985,6 +1991,9 @@
       </w:r>
     </w:p>
     <w:p>
+      <w:pPr>
+        <w:spacing w:after="60"/>
+      </w:pPr>
       <w:r>
         <w:t>Set priority on High if the Input is grabbed</w:t>
       </w:r>
@@ -2014,7 +2023,7 @@
                     <pic:cNvPicPr/>
                   </pic:nvPicPr>
                   <pic:blipFill rotWithShape="1">
-                    <a:blip r:embed="rId24"/>
+                    <a:blip r:embed="rId26"/>
                     <a:srcRect b="64474"/>
                     <a:stretch/>
                   </pic:blipFill>
@@ -4011,19 +4020,19 @@
       </w:tr>
     </w:tbl>
     <w:p/>
-    <w:p/>
-    <w:p>
-      <w:pPr>
-        <w:rPr>
-          <w:b/>
-          <w:bCs/>
-        </w:rPr>
-      </w:pPr>
-      <w:r>
-        <w:rPr>
-          <w:b/>
-          <w:bCs/>
-        </w:rPr>
+    <w:p>
+      <w:pPr>
+        <w:rPr>
+          <w:b/>
+          <w:bCs/>
+        </w:rPr>
+      </w:pPr>
+      <w:r>
+        <w:rPr>
+          <w:b/>
+          <w:bCs/>
+        </w:rPr>
+        <w:lastRenderedPageBreak/>
         <w:t xml:space="preserve">Week 0 </w:t>
       </w:r>
       <w:r>
@@ -4394,7 +4403,7 @@
         <w:t xml:space="preserve"> </w:t>
       </w:r>
       <w:r>
-        <w:t>columns.</w:t>
+        <w:t>columns</w:t>
       </w:r>
     </w:p>
     <w:tbl>
@@ -7430,7 +7439,7 @@
       <w:r>
         <w:t xml:space="preserve">rticle: </w:t>
       </w:r>
-      <w:hyperlink r:id="rId25" w:history="1">
+      <w:hyperlink r:id="rId27" w:history="1">
         <w:r>
           <w:rPr>
             <w:rStyle w:val="Hyperlink"/>
@@ -8481,64 +8490,6 @@
                       <pic:pic xmlns:pic="http://schemas.openxmlformats.org/drawingml/2006/picture">
                         <pic:nvPicPr>
                           <pic:cNvPr id="377511269" name="Graphic 377511269" descr="Draadloze router met effen opvulling"/>
-                          <pic:cNvPicPr/>
-                        </pic:nvPicPr>
-                        <pic:blipFill>
-                          <a:blip r:embed="rId26">
-                            <a:extLst>
-                              <a:ext uri="{96DAC541-7B7A-43D3-8B79-37D633B846F1}">
-                                <asvg:svgBlip xmlns:asvg="http://schemas.microsoft.com/office/drawing/2016/SVG/main" r:embed="rId27"/>
-                              </a:ext>
-                            </a:extLst>
-                          </a:blip>
-                          <a:stretch>
-                            <a:fillRect/>
-                          </a:stretch>
-                        </pic:blipFill>
-                        <pic:spPr>
-                          <a:xfrm>
-                            <a:off x="0" y="0"/>
-                            <a:ext cx="914400" cy="914400"/>
-                          </a:xfrm>
-                          <a:prstGeom prst="rect">
-                            <a:avLst/>
-                          </a:prstGeom>
-                        </pic:spPr>
-                      </pic:pic>
-                    </a:graphicData>
-                  </a:graphic>
-                </wp:inline>
-              </w:drawing>
-            </w:r>
-          </w:p>
-        </w:tc>
-        <w:tc>
-          <w:tcPr>
-            <w:tcW w:w="2265" w:type="dxa"/>
-          </w:tcPr>
-          <w:p>
-            <w:pPr>
-              <w:spacing w:line="259" w:lineRule="auto"/>
-              <w:jc w:val="center"/>
-            </w:pPr>
-            <w:r>
-              <w:rPr>
-                <w:noProof/>
-                <w14:ligatures w14:val="standardContextual"/>
-              </w:rPr>
-              <w:drawing>
-                <wp:inline distT="0" distB="0" distL="0" distR="0" wp14:anchorId="438ABF19" wp14:editId="6C3C21CE">
-                  <wp:extent cx="914400" cy="914400"/>
-                  <wp:effectExtent l="0" t="0" r="0" b="0"/>
-                  <wp:docPr id="265902001" name="Graphic 2" descr="Server met effen opvulling"/>
-                  <wp:cNvGraphicFramePr>
-                    <a:graphicFrameLocks xmlns:a="http://schemas.openxmlformats.org/drawingml/2006/main" noChangeAspect="1"/>
-                  </wp:cNvGraphicFramePr>
-                  <a:graphic xmlns:a="http://schemas.openxmlformats.org/drawingml/2006/main">
-                    <a:graphicData uri="http://schemas.openxmlformats.org/drawingml/2006/picture">
-                      <pic:pic xmlns:pic="http://schemas.openxmlformats.org/drawingml/2006/picture">
-                        <pic:nvPicPr>
-                          <pic:cNvPr id="265902001" name="Graphic 265902001" descr="Server met effen opvulling"/>
                           <pic:cNvPicPr/>
                         </pic:nvPicPr>
                         <pic:blipFill>
@@ -8572,7 +8523,7 @@
         </w:tc>
         <w:tc>
           <w:tcPr>
-            <w:tcW w:w="2266" w:type="dxa"/>
+            <w:tcW w:w="2265" w:type="dxa"/>
           </w:tcPr>
           <w:p>
             <w:pPr>
@@ -8585,10 +8536,10 @@
                 <w14:ligatures w14:val="standardContextual"/>
               </w:rPr>
               <w:drawing>
-                <wp:inline distT="0" distB="0" distL="0" distR="0" wp14:anchorId="6D95F972" wp14:editId="1B6C6B7C">
+                <wp:inline distT="0" distB="0" distL="0" distR="0" wp14:anchorId="438ABF19" wp14:editId="6C3C21CE">
                   <wp:extent cx="914400" cy="914400"/>
                   <wp:effectExtent l="0" t="0" r="0" b="0"/>
-                  <wp:docPr id="753267470" name="Graphic 3" descr="Cloud voor synchronisatie met effen opvulling"/>
+                  <wp:docPr id="265902001" name="Graphic 2" descr="Server met effen opvulling"/>
                   <wp:cNvGraphicFramePr>
                     <a:graphicFrameLocks xmlns:a="http://schemas.openxmlformats.org/drawingml/2006/main" noChangeAspect="1"/>
                   </wp:cNvGraphicFramePr>
@@ -8596,7 +8547,7 @@
                     <a:graphicData uri="http://schemas.openxmlformats.org/drawingml/2006/picture">
                       <pic:pic xmlns:pic="http://schemas.openxmlformats.org/drawingml/2006/picture">
                         <pic:nvPicPr>
-                          <pic:cNvPr id="753267470" name="Graphic 753267470" descr="Cloud voor synchronisatie met effen opvulling"/>
+                          <pic:cNvPr id="265902001" name="Graphic 265902001" descr="Server met effen opvulling"/>
                           <pic:cNvPicPr/>
                         </pic:nvPicPr>
                         <pic:blipFill>
@@ -8643,10 +8594,10 @@
                 <w14:ligatures w14:val="standardContextual"/>
               </w:rPr>
               <w:drawing>
-                <wp:inline distT="0" distB="0" distL="0" distR="0" wp14:anchorId="13A202A4" wp14:editId="72672BDE">
+                <wp:inline distT="0" distB="0" distL="0" distR="0" wp14:anchorId="6D95F972" wp14:editId="1B6C6B7C">
                   <wp:extent cx="914400" cy="914400"/>
                   <wp:effectExtent l="0" t="0" r="0" b="0"/>
-                  <wp:docPr id="1270900951" name="Graphic 4" descr="Internet met effen opvulling"/>
+                  <wp:docPr id="753267470" name="Graphic 3" descr="Cloud voor synchronisatie met effen opvulling"/>
                   <wp:cNvGraphicFramePr>
                     <a:graphicFrameLocks xmlns:a="http://schemas.openxmlformats.org/drawingml/2006/main" noChangeAspect="1"/>
                   </wp:cNvGraphicFramePr>
@@ -8654,7 +8605,7 @@
                     <a:graphicData uri="http://schemas.openxmlformats.org/drawingml/2006/picture">
                       <pic:pic xmlns:pic="http://schemas.openxmlformats.org/drawingml/2006/picture">
                         <pic:nvPicPr>
-                          <pic:cNvPr id="1270900951" name="Graphic 1270900951" descr="Internet met effen opvulling"/>
+                          <pic:cNvPr id="753267470" name="Graphic 753267470" descr="Cloud voor synchronisatie met effen opvulling"/>
                           <pic:cNvPicPr/>
                         </pic:nvPicPr>
                         <pic:blipFill>
@@ -8686,122 +8637,9 @@
             </w:r>
           </w:p>
         </w:tc>
-      </w:tr>
-      <w:tr>
-        <w:tc>
-          <w:tcPr>
-            <w:tcW w:w="2265" w:type="dxa"/>
-            <w:shd w:val="clear" w:color="auto" w:fill="C1F0C7" w:themeFill="accent3" w:themeFillTint="33"/>
-          </w:tcPr>
-          <w:p>
-            <w:pPr>
-              <w:jc w:val="center"/>
-              <w:rPr>
-                <w:b/>
-                <w:bCs/>
-              </w:rPr>
-            </w:pPr>
-            <w:r>
-              <w:rPr>
-                <w:b/>
-                <w:bCs/>
-              </w:rPr>
-              <w:t xml:space="preserve">User </w:t>
-            </w:r>
-            <w:r>
-              <w:rPr>
-                <w:b/>
-                <w:bCs/>
-              </w:rPr>
-              <w:t>d</w:t>
-            </w:r>
-            <w:r>
-              <w:rPr>
-                <w:b/>
-                <w:bCs/>
-              </w:rPr>
-              <w:t>esktop</w:t>
-            </w:r>
-          </w:p>
-        </w:tc>
-        <w:tc>
-          <w:tcPr>
-            <w:tcW w:w="2265" w:type="dxa"/>
-            <w:shd w:val="clear" w:color="auto" w:fill="C1F0C7" w:themeFill="accent3" w:themeFillTint="33"/>
-          </w:tcPr>
-          <w:p>
-            <w:pPr>
-              <w:jc w:val="center"/>
-              <w:rPr>
-                <w:b/>
-                <w:bCs/>
-              </w:rPr>
-            </w:pPr>
-            <w:r>
-              <w:rPr>
-                <w:b/>
-                <w:bCs/>
-              </w:rPr>
-              <w:t>osTicket</w:t>
-            </w:r>
-          </w:p>
-        </w:tc>
         <w:tc>
           <w:tcPr>
             <w:tcW w:w="2266" w:type="dxa"/>
-            <w:shd w:val="clear" w:color="auto" w:fill="C1F0C7" w:themeFill="accent3" w:themeFillTint="33"/>
-          </w:tcPr>
-          <w:p>
-            <w:pPr>
-              <w:jc w:val="center"/>
-              <w:rPr>
-                <w:b/>
-                <w:bCs/>
-              </w:rPr>
-            </w:pPr>
-            <w:r>
-              <w:rPr>
-                <w:b/>
-                <w:bCs/>
-              </w:rPr>
-              <w:t>Pi-hole</w:t>
-            </w:r>
-          </w:p>
-        </w:tc>
-        <w:tc>
-          <w:tcPr>
-            <w:tcW w:w="2266" w:type="dxa"/>
-            <w:shd w:val="clear" w:color="auto" w:fill="C1F0C7" w:themeFill="accent3" w:themeFillTint="33"/>
-          </w:tcPr>
-          <w:p>
-            <w:pPr>
-              <w:jc w:val="center"/>
-              <w:rPr>
-                <w:b/>
-                <w:bCs/>
-              </w:rPr>
-            </w:pPr>
-            <w:r>
-              <w:rPr>
-                <w:b/>
-                <w:bCs/>
-              </w:rPr>
-              <w:t>Docker</w:t>
-            </w:r>
-            <w:r>
-              <w:rPr>
-                <w:b/>
-                <w:bCs/>
-              </w:rPr>
-              <w:t xml:space="preserve"> </w:t>
-            </w:r>
-          </w:p>
-        </w:tc>
-      </w:tr>
-      <w:tr>
-        <w:tc>
-          <w:tcPr>
-            <w:tcW w:w="2265" w:type="dxa"/>
           </w:tcPr>
           <w:p>
             <w:pPr>
@@ -8814,10 +8652,10 @@
                 <w14:ligatures w14:val="standardContextual"/>
               </w:rPr>
               <w:drawing>
-                <wp:inline distT="0" distB="0" distL="0" distR="0" wp14:anchorId="1FB621FE" wp14:editId="388F451C">
+                <wp:inline distT="0" distB="0" distL="0" distR="0" wp14:anchorId="13A202A4" wp14:editId="72672BDE">
                   <wp:extent cx="914400" cy="914400"/>
                   <wp:effectExtent l="0" t="0" r="0" b="0"/>
-                  <wp:docPr id="427721550" name="Graphic 5" descr="Computer met effen opvulling"/>
+                  <wp:docPr id="1270900951" name="Graphic 4" descr="Internet met effen opvulling"/>
                   <wp:cNvGraphicFramePr>
                     <a:graphicFrameLocks xmlns:a="http://schemas.openxmlformats.org/drawingml/2006/main" noChangeAspect="1"/>
                   </wp:cNvGraphicFramePr>
@@ -8825,7 +8663,7 @@
                     <a:graphicData uri="http://schemas.openxmlformats.org/drawingml/2006/picture">
                       <pic:pic xmlns:pic="http://schemas.openxmlformats.org/drawingml/2006/picture">
                         <pic:nvPicPr>
-                          <pic:cNvPr id="427721550" name="Graphic 427721550" descr="Computer met effen opvulling"/>
+                          <pic:cNvPr id="1270900951" name="Graphic 1270900951" descr="Internet met effen opvulling"/>
                           <pic:cNvPicPr/>
                         </pic:nvPicPr>
                         <pic:blipFill>
@@ -8857,6 +8695,177 @@
             </w:r>
           </w:p>
         </w:tc>
+      </w:tr>
+      <w:tr>
+        <w:tc>
+          <w:tcPr>
+            <w:tcW w:w="2265" w:type="dxa"/>
+            <w:shd w:val="clear" w:color="auto" w:fill="C1F0C7" w:themeFill="accent3" w:themeFillTint="33"/>
+          </w:tcPr>
+          <w:p>
+            <w:pPr>
+              <w:jc w:val="center"/>
+              <w:rPr>
+                <w:b/>
+                <w:bCs/>
+              </w:rPr>
+            </w:pPr>
+            <w:r>
+              <w:rPr>
+                <w:b/>
+                <w:bCs/>
+              </w:rPr>
+              <w:t xml:space="preserve">User </w:t>
+            </w:r>
+            <w:r>
+              <w:rPr>
+                <w:b/>
+                <w:bCs/>
+              </w:rPr>
+              <w:t>d</w:t>
+            </w:r>
+            <w:r>
+              <w:rPr>
+                <w:b/>
+                <w:bCs/>
+              </w:rPr>
+              <w:t>esktop</w:t>
+            </w:r>
+          </w:p>
+        </w:tc>
+        <w:tc>
+          <w:tcPr>
+            <w:tcW w:w="2265" w:type="dxa"/>
+            <w:shd w:val="clear" w:color="auto" w:fill="C1F0C7" w:themeFill="accent3" w:themeFillTint="33"/>
+          </w:tcPr>
+          <w:p>
+            <w:pPr>
+              <w:jc w:val="center"/>
+              <w:rPr>
+                <w:b/>
+                <w:bCs/>
+              </w:rPr>
+            </w:pPr>
+            <w:r>
+              <w:rPr>
+                <w:b/>
+                <w:bCs/>
+              </w:rPr>
+              <w:t>osTicket</w:t>
+            </w:r>
+          </w:p>
+        </w:tc>
+        <w:tc>
+          <w:tcPr>
+            <w:tcW w:w="2266" w:type="dxa"/>
+            <w:shd w:val="clear" w:color="auto" w:fill="C1F0C7" w:themeFill="accent3" w:themeFillTint="33"/>
+          </w:tcPr>
+          <w:p>
+            <w:pPr>
+              <w:jc w:val="center"/>
+              <w:rPr>
+                <w:b/>
+                <w:bCs/>
+              </w:rPr>
+            </w:pPr>
+            <w:r>
+              <w:rPr>
+                <w:b/>
+                <w:bCs/>
+              </w:rPr>
+              <w:t>Pi-hole</w:t>
+            </w:r>
+          </w:p>
+        </w:tc>
+        <w:tc>
+          <w:tcPr>
+            <w:tcW w:w="2266" w:type="dxa"/>
+            <w:shd w:val="clear" w:color="auto" w:fill="C1F0C7" w:themeFill="accent3" w:themeFillTint="33"/>
+          </w:tcPr>
+          <w:p>
+            <w:pPr>
+              <w:jc w:val="center"/>
+              <w:rPr>
+                <w:b/>
+                <w:bCs/>
+              </w:rPr>
+            </w:pPr>
+            <w:r>
+              <w:rPr>
+                <w:b/>
+                <w:bCs/>
+              </w:rPr>
+              <w:t>Docker</w:t>
+            </w:r>
+            <w:r>
+              <w:rPr>
+                <w:b/>
+                <w:bCs/>
+              </w:rPr>
+              <w:t xml:space="preserve"> </w:t>
+            </w:r>
+          </w:p>
+        </w:tc>
+      </w:tr>
+      <w:tr>
+        <w:tc>
+          <w:tcPr>
+            <w:tcW w:w="2265" w:type="dxa"/>
+          </w:tcPr>
+          <w:p>
+            <w:pPr>
+              <w:spacing w:line="259" w:lineRule="auto"/>
+              <w:jc w:val="center"/>
+            </w:pPr>
+            <w:r>
+              <w:rPr>
+                <w:noProof/>
+                <w14:ligatures w14:val="standardContextual"/>
+              </w:rPr>
+              <w:drawing>
+                <wp:inline distT="0" distB="0" distL="0" distR="0" wp14:anchorId="1FB621FE" wp14:editId="388F451C">
+                  <wp:extent cx="914400" cy="914400"/>
+                  <wp:effectExtent l="0" t="0" r="0" b="0"/>
+                  <wp:docPr id="427721550" name="Graphic 5" descr="Computer met effen opvulling"/>
+                  <wp:cNvGraphicFramePr>
+                    <a:graphicFrameLocks xmlns:a="http://schemas.openxmlformats.org/drawingml/2006/main" noChangeAspect="1"/>
+                  </wp:cNvGraphicFramePr>
+                  <a:graphic xmlns:a="http://schemas.openxmlformats.org/drawingml/2006/main">
+                    <a:graphicData uri="http://schemas.openxmlformats.org/drawingml/2006/picture">
+                      <pic:pic xmlns:pic="http://schemas.openxmlformats.org/drawingml/2006/picture">
+                        <pic:nvPicPr>
+                          <pic:cNvPr id="427721550" name="Graphic 427721550" descr="Computer met effen opvulling"/>
+                          <pic:cNvPicPr/>
+                        </pic:nvPicPr>
+                        <pic:blipFill>
+                          <a:blip r:embed="rId36">
+                            <a:extLst>
+                              <a:ext uri="{96DAC541-7B7A-43D3-8B79-37D633B846F1}">
+                                <asvg:svgBlip xmlns:asvg="http://schemas.microsoft.com/office/drawing/2016/SVG/main" r:embed="rId37"/>
+                              </a:ext>
+                            </a:extLst>
+                          </a:blip>
+                          <a:stretch>
+                            <a:fillRect/>
+                          </a:stretch>
+                        </pic:blipFill>
+                        <pic:spPr>
+                          <a:xfrm>
+                            <a:off x="0" y="0"/>
+                            <a:ext cx="914400" cy="914400"/>
+                          </a:xfrm>
+                          <a:prstGeom prst="rect">
+                            <a:avLst/>
+                          </a:prstGeom>
+                        </pic:spPr>
+                      </pic:pic>
+                    </a:graphicData>
+                  </a:graphic>
+                </wp:inline>
+              </w:drawing>
+            </w:r>
+          </w:p>
+        </w:tc>
         <w:tc>
           <w:tcPr>
             <w:tcW w:w="2265" w:type="dxa"/>
@@ -8883,137 +8892,6 @@
                       <pic:pic xmlns:pic="http://schemas.openxmlformats.org/drawingml/2006/picture">
                         <pic:nvPicPr>
                           <pic:cNvPr id="0" name="Picture 1" descr="osTicket | CloudCTI"/>
-                          <pic:cNvPicPr>
-                            <a:picLocks noChangeAspect="1" noChangeArrowheads="1"/>
-                          </pic:cNvPicPr>
-                        </pic:nvPicPr>
-                        <pic:blipFill>
-                          <a:blip r:embed="rId36" cstate="print">
-                            <a:extLst>
-                              <a:ext uri="{28A0092B-C50C-407E-A947-70E740481C1C}">
-                                <a14:useLocalDpi xmlns:a14="http://schemas.microsoft.com/office/drawing/2010/main" val="0"/>
-                              </a:ext>
-                            </a:extLst>
-                          </a:blip>
-                          <a:srcRect/>
-                          <a:stretch>
-                            <a:fillRect/>
-                          </a:stretch>
-                        </pic:blipFill>
-                        <pic:spPr bwMode="auto">
-                          <a:xfrm>
-                            <a:off x="0" y="0"/>
-                            <a:ext cx="914400" cy="914400"/>
-                          </a:xfrm>
-                          <a:prstGeom prst="rect">
-                            <a:avLst/>
-                          </a:prstGeom>
-                          <a:noFill/>
-                          <a:ln>
-                            <a:noFill/>
-                          </a:ln>
-                        </pic:spPr>
-                      </pic:pic>
-                    </a:graphicData>
-                  </a:graphic>
-                </wp:inline>
-              </w:drawing>
-            </w:r>
-          </w:p>
-        </w:tc>
-        <w:tc>
-          <w:tcPr>
-            <w:tcW w:w="2266" w:type="dxa"/>
-          </w:tcPr>
-          <w:p>
-            <w:pPr>
-              <w:spacing w:line="259" w:lineRule="auto"/>
-              <w:jc w:val="center"/>
-            </w:pPr>
-            <w:r>
-              <w:rPr>
-                <w:noProof/>
-              </w:rPr>
-              <w:drawing>
-                <wp:inline distT="0" distB="0" distL="0" distR="0" wp14:anchorId="64B803B4" wp14:editId="12FFC60B">
-                  <wp:extent cx="914400" cy="914400"/>
-                  <wp:effectExtent l="0" t="0" r="0" b="0"/>
-                  <wp:docPr id="184670805" name="Afbeelding 7" descr="Afbeelding met hart, Graphics, creativiteit, kunst&#10;&#10;Door AI gegenereerde inhoud is mogelijk onjuist."/>
-                  <wp:cNvGraphicFramePr>
-                    <a:graphicFrameLocks xmlns:a="http://schemas.openxmlformats.org/drawingml/2006/main" noChangeAspect="1"/>
-                  </wp:cNvGraphicFramePr>
-                  <a:graphic xmlns:a="http://schemas.openxmlformats.org/drawingml/2006/main">
-                    <a:graphicData uri="http://schemas.openxmlformats.org/drawingml/2006/picture">
-                      <pic:pic xmlns:pic="http://schemas.openxmlformats.org/drawingml/2006/picture">
-                        <pic:nvPicPr>
-                          <pic:cNvPr id="184670805" name="Afbeelding 7" descr="Afbeelding met hart, Graphics, creativiteit, kunst&#10;&#10;Door AI gegenereerde inhoud is mogelijk onjuist."/>
-                          <pic:cNvPicPr>
-                            <a:picLocks noChangeAspect="1" noChangeArrowheads="1"/>
-                          </pic:cNvPicPr>
-                        </pic:nvPicPr>
-                        <pic:blipFill rotWithShape="1">
-                          <a:blip r:embed="rId37" cstate="print">
-                            <a:extLst>
-                              <a:ext uri="{28A0092B-C50C-407E-A947-70E740481C1C}">
-                                <a14:useLocalDpi xmlns:a14="http://schemas.microsoft.com/office/drawing/2010/main" val="0"/>
-                              </a:ext>
-                            </a:extLst>
-                          </a:blip>
-                          <a:srcRect t="609" r="-3855" b="609"/>
-                          <a:stretch/>
-                        </pic:blipFill>
-                        <pic:spPr bwMode="auto">
-                          <a:xfrm>
-                            <a:off x="0" y="0"/>
-                            <a:ext cx="914400" cy="914400"/>
-                          </a:xfrm>
-                          <a:prstGeom prst="rect">
-                            <a:avLst/>
-                          </a:prstGeom>
-                          <a:noFill/>
-                          <a:ln>
-                            <a:noFill/>
-                          </a:ln>
-                          <a:extLst>
-                            <a:ext uri="{53640926-AAD7-44D8-BBD7-CCE9431645EC}">
-                              <a14:shadowObscured xmlns:a14="http://schemas.microsoft.com/office/drawing/2010/main"/>
-                            </a:ext>
-                          </a:extLst>
-                        </pic:spPr>
-                      </pic:pic>
-                    </a:graphicData>
-                  </a:graphic>
-                </wp:inline>
-              </w:drawing>
-            </w:r>
-          </w:p>
-        </w:tc>
-        <w:tc>
-          <w:tcPr>
-            <w:tcW w:w="2266" w:type="dxa"/>
-          </w:tcPr>
-          <w:p>
-            <w:pPr>
-              <w:spacing w:line="259" w:lineRule="auto"/>
-              <w:jc w:val="center"/>
-            </w:pPr>
-            <w:r>
-              <w:rPr>
-                <w:noProof/>
-              </w:rPr>
-              <w:drawing>
-                <wp:inline distT="0" distB="0" distL="0" distR="0" wp14:anchorId="1B602CD5" wp14:editId="35275C51">
-                  <wp:extent cx="914400" cy="914400"/>
-                  <wp:effectExtent l="0" t="0" r="0" b="0"/>
-                  <wp:docPr id="823784546" name="Afbeelding 8" descr="Docker full logo transparent PNG - StickPNG"/>
-                  <wp:cNvGraphicFramePr>
-                    <a:graphicFrameLocks xmlns:a="http://schemas.openxmlformats.org/drawingml/2006/main" noChangeAspect="1"/>
-                  </wp:cNvGraphicFramePr>
-                  <a:graphic xmlns:a="http://schemas.openxmlformats.org/drawingml/2006/main">
-                    <a:graphicData uri="http://schemas.openxmlformats.org/drawingml/2006/picture">
-                      <pic:pic xmlns:pic="http://schemas.openxmlformats.org/drawingml/2006/picture">
-                        <pic:nvPicPr>
-                          <pic:cNvPr id="0" name="Picture 5" descr="Docker full logo transparent PNG - StickPNG"/>
                           <pic:cNvPicPr>
                             <a:picLocks noChangeAspect="1" noChangeArrowheads="1"/>
                           </pic:cNvPicPr>
@@ -9052,6 +8930,137 @@
             </w:r>
           </w:p>
         </w:tc>
+        <w:tc>
+          <w:tcPr>
+            <w:tcW w:w="2266" w:type="dxa"/>
+          </w:tcPr>
+          <w:p>
+            <w:pPr>
+              <w:spacing w:line="259" w:lineRule="auto"/>
+              <w:jc w:val="center"/>
+            </w:pPr>
+            <w:r>
+              <w:rPr>
+                <w:noProof/>
+              </w:rPr>
+              <w:drawing>
+                <wp:inline distT="0" distB="0" distL="0" distR="0" wp14:anchorId="64B803B4" wp14:editId="55D1C4BD">
+                  <wp:extent cx="914400" cy="914400"/>
+                  <wp:effectExtent l="0" t="0" r="0" b="0"/>
+                  <wp:docPr id="184670805" name="Afbeelding 7" descr="Afbeelding met hart, Graphics, creativiteit, kunst&#10;&#10;Door AI gegenereerde inhoud is mogelijk onjuist."/>
+                  <wp:cNvGraphicFramePr>
+                    <a:graphicFrameLocks xmlns:a="http://schemas.openxmlformats.org/drawingml/2006/main" noChangeAspect="1"/>
+                  </wp:cNvGraphicFramePr>
+                  <a:graphic xmlns:a="http://schemas.openxmlformats.org/drawingml/2006/main">
+                    <a:graphicData uri="http://schemas.openxmlformats.org/drawingml/2006/picture">
+                      <pic:pic xmlns:pic="http://schemas.openxmlformats.org/drawingml/2006/picture">
+                        <pic:nvPicPr>
+                          <pic:cNvPr id="184670805" name="Afbeelding 7" descr="Afbeelding met hart, Graphics, creativiteit, kunst&#10;&#10;Door AI gegenereerde inhoud is mogelijk onjuist."/>
+                          <pic:cNvPicPr>
+                            <a:picLocks noChangeAspect="1" noChangeArrowheads="1"/>
+                          </pic:cNvPicPr>
+                        </pic:nvPicPr>
+                        <pic:blipFill rotWithShape="1">
+                          <a:blip r:embed="rId39" cstate="print">
+                            <a:extLst>
+                              <a:ext uri="{28A0092B-C50C-407E-A947-70E740481C1C}">
+                                <a14:useLocalDpi xmlns:a14="http://schemas.microsoft.com/office/drawing/2010/main" val="0"/>
+                              </a:ext>
+                            </a:extLst>
+                          </a:blip>
+                          <a:srcRect t="609" r="-3855" b="609"/>
+                          <a:stretch/>
+                        </pic:blipFill>
+                        <pic:spPr bwMode="auto">
+                          <a:xfrm>
+                            <a:off x="0" y="0"/>
+                            <a:ext cx="914400" cy="914400"/>
+                          </a:xfrm>
+                          <a:prstGeom prst="rect">
+                            <a:avLst/>
+                          </a:prstGeom>
+                          <a:noFill/>
+                          <a:ln>
+                            <a:noFill/>
+                          </a:ln>
+                          <a:extLst>
+                            <a:ext uri="{53640926-AAD7-44D8-BBD7-CCE9431645EC}">
+                              <a14:shadowObscured xmlns:a14="http://schemas.microsoft.com/office/drawing/2010/main"/>
+                            </a:ext>
+                          </a:extLst>
+                        </pic:spPr>
+                      </pic:pic>
+                    </a:graphicData>
+                  </a:graphic>
+                </wp:inline>
+              </w:drawing>
+            </w:r>
+          </w:p>
+        </w:tc>
+        <w:tc>
+          <w:tcPr>
+            <w:tcW w:w="2266" w:type="dxa"/>
+          </w:tcPr>
+          <w:p>
+            <w:pPr>
+              <w:spacing w:line="259" w:lineRule="auto"/>
+              <w:jc w:val="center"/>
+            </w:pPr>
+            <w:r>
+              <w:rPr>
+                <w:noProof/>
+              </w:rPr>
+              <w:drawing>
+                <wp:inline distT="0" distB="0" distL="0" distR="0" wp14:anchorId="1B602CD5" wp14:editId="35275C51">
+                  <wp:extent cx="914400" cy="914400"/>
+                  <wp:effectExtent l="0" t="0" r="0" b="0"/>
+                  <wp:docPr id="823784546" name="Afbeelding 8" descr="Docker full logo transparent PNG - StickPNG"/>
+                  <wp:cNvGraphicFramePr>
+                    <a:graphicFrameLocks xmlns:a="http://schemas.openxmlformats.org/drawingml/2006/main" noChangeAspect="1"/>
+                  </wp:cNvGraphicFramePr>
+                  <a:graphic xmlns:a="http://schemas.openxmlformats.org/drawingml/2006/main">
+                    <a:graphicData uri="http://schemas.openxmlformats.org/drawingml/2006/picture">
+                      <pic:pic xmlns:pic="http://schemas.openxmlformats.org/drawingml/2006/picture">
+                        <pic:nvPicPr>
+                          <pic:cNvPr id="0" name="Picture 5" descr="Docker full logo transparent PNG - StickPNG"/>
+                          <pic:cNvPicPr>
+                            <a:picLocks noChangeAspect="1" noChangeArrowheads="1"/>
+                          </pic:cNvPicPr>
+                        </pic:nvPicPr>
+                        <pic:blipFill>
+                          <a:blip r:embed="rId40" cstate="print">
+                            <a:extLst>
+                              <a:ext uri="{28A0092B-C50C-407E-A947-70E740481C1C}">
+                                <a14:useLocalDpi xmlns:a14="http://schemas.microsoft.com/office/drawing/2010/main" val="0"/>
+                              </a:ext>
+                            </a:extLst>
+                          </a:blip>
+                          <a:srcRect/>
+                          <a:stretch>
+                            <a:fillRect/>
+                          </a:stretch>
+                        </pic:blipFill>
+                        <pic:spPr bwMode="auto">
+                          <a:xfrm>
+                            <a:off x="0" y="0"/>
+                            <a:ext cx="914400" cy="914400"/>
+                          </a:xfrm>
+                          <a:prstGeom prst="rect">
+                            <a:avLst/>
+                          </a:prstGeom>
+                          <a:noFill/>
+                          <a:ln>
+                            <a:noFill/>
+                          </a:ln>
+                        </pic:spPr>
+                      </pic:pic>
+                    </a:graphicData>
+                  </a:graphic>
+                </wp:inline>
+              </w:drawing>
+            </w:r>
+          </w:p>
+        </w:tc>
       </w:tr>
     </w:tbl>
     <w:p/>
@@ -9110,7 +9119,7 @@
       <w:r>
         <w:t xml:space="preserve">Azure pricing calculator: </w:t>
       </w:r>
-      <w:hyperlink r:id="rId39" w:history="1">
+      <w:hyperlink r:id="rId41" w:history="1">
         <w:r>
           <w:rPr>
             <w:rStyle w:val="Hyperlink"/>
@@ -9324,7 +9333,8 @@
     <w:p/>
     <w:p/>
     <w:sectPr>
-      <w:footerReference w:type="default" r:id="rId40"/>
+      <w:headerReference w:type="default" r:id="rId42"/>
+      <w:footerReference w:type="default" r:id="rId43"/>
       <w:pgSz w:w="11906" w:h="16838"/>
       <w:pgMar w:top="1417" w:right="1417" w:bottom="1417" w:left="1417" w:header="708" w:footer="708" w:gutter="0"/>
       <w:cols w:space="708"/>
@@ -9361,6 +9371,67 @@
 
 <file path=word/footer1.xml><?xml version="1.0" encoding="utf-8"?>
 <w:ftr xmlns:wpc="http://schemas.microsoft.com/office/word/2010/wordprocessingCanvas" xmlns:cx="http://schemas.microsoft.com/office/drawing/2014/chartex" xmlns:cx1="http://schemas.microsoft.com/office/drawing/2015/9/8/chartex" xmlns:cx2="http://schemas.microsoft.com/office/drawing/2015/10/21/chartex" xmlns:cx3="http://schemas.microsoft.com/office/drawing/2016/5/9/chartex" xmlns:cx4="http://schemas.microsoft.com/office/drawing/2016/5/10/chartex" xmlns:cx5="http://schemas.microsoft.com/office/drawing/2016/5/11/chartex" xmlns:cx6="http://schemas.microsoft.com/office/drawing/2016/5/12/chartex" xmlns:cx7="http://schemas.microsoft.com/office/drawing/2016/5/13/chartex" xmlns:cx8="http://schemas.microsoft.com/office/drawing/2016/5/14/chartex" xmlns:mc="http://schemas.openxmlformats.org/markup-compatibility/2006" xmlns:aink="http://schemas.microsoft.com/office/drawing/2016/ink" xmlns:am3d="http://schemas.microsoft.com/office/drawing/2017/model3d" xmlns:o="urn:schemas-microsoft-com:office:office" xmlns:oel="http://schemas.microsoft.com/office/2019/extlst" xmlns:r="http://schemas.openxmlformats.org/officeDocument/2006/relationships" xmlns:m="http://schemas.openxmlformats.org/officeDocument/2006/math" xmlns:v="urn:schemas-microsoft-com:vml" xmlns:wp14="http://schemas.microsoft.com/office/word/2010/wordprocessingDrawing" xmlns:wp="http://schemas.openxmlformats.org/drawingml/2006/wordprocessingDrawing" xmlns:w10="urn:schemas-microsoft-com:office:word" xmlns:w="http://schemas.openxmlformats.org/wordprocessingml/2006/main" xmlns:w14="http://schemas.microsoft.com/office/word/2010/wordml" xmlns:w15="http://schemas.microsoft.com/office/word/2012/wordml" xmlns:w16cex="http://schemas.microsoft.com/office/word/2018/wordml/cex" xmlns:w16cid="http://schemas.microsoft.com/office/word/2016/wordml/cid" xmlns:w16="http://schemas.microsoft.com/office/word/2018/wordml" xmlns:w16du="http://schemas.microsoft.com/office/word/2023/wordml/word16du" xmlns:w16sdtdh="http://schemas.microsoft.com/office/word/2020/wordml/sdtdatahash" xmlns:w16sdtfl="http://schemas.microsoft.com/office/word/2024/wordml/sdtformatlock" xmlns:w16se="http://schemas.microsoft.com/office/word/2015/wordml/symex" xmlns:wpg="http://schemas.microsoft.com/office/word/2010/wordprocessingGroup" xmlns:wpi="http://schemas.microsoft.com/office/word/2010/wordprocessingInk" xmlns:wne="http://schemas.microsoft.com/office/word/2006/wordml" xmlns:wps="http://schemas.microsoft.com/office/word/2010/wordprocessingShape" mc:Ignorable="w14 w15 w16se w16cid w16 w16cex w16sdtdh w16sdtfl w16du wp14">
+  <w:tbl>
+    <w:tblPr>
+      <w:tblW w:w="0" w:type="auto"/>
+      <w:tblLayout w:type="fixed"/>
+      <w:tblLook w:val="06A0" w:firstRow="1" w:lastRow="0" w:firstColumn="1" w:lastColumn="0" w:noHBand="1" w:noVBand="1"/>
+    </w:tblPr>
+    <w:tblGrid>
+      <w:gridCol w:w="3020"/>
+      <w:gridCol w:w="3020"/>
+      <w:gridCol w:w="3020"/>
+    </w:tblGrid>
+    <w:tr>
+      <w:trPr>
+        <w:trHeight w:val="300"/>
+      </w:trPr>
+      <w:tc>
+        <w:tcPr>
+          <w:tcW w:w="3020" w:type="dxa"/>
+        </w:tcPr>
+        <w:p>
+          <w:pPr>
+            <w:pStyle w:val="Koptekst"/>
+            <w:ind w:left="-115"/>
+          </w:pPr>
+        </w:p>
+      </w:tc>
+      <w:tc>
+        <w:tcPr>
+          <w:tcW w:w="3020" w:type="dxa"/>
+        </w:tcPr>
+        <w:p>
+          <w:pPr>
+            <w:pStyle w:val="Koptekst"/>
+            <w:jc w:val="center"/>
+          </w:pPr>
+        </w:p>
+      </w:tc>
+      <w:tc>
+        <w:tcPr>
+          <w:tcW w:w="3020" w:type="dxa"/>
+        </w:tcPr>
+        <w:p>
+          <w:pPr>
+            <w:pStyle w:val="Koptekst"/>
+            <w:ind w:right="-115"/>
+            <w:jc w:val="right"/>
+          </w:pPr>
+        </w:p>
+      </w:tc>
+    </w:tr>
+  </w:tbl>
+  <w:p>
+    <w:pPr>
+      <w:pStyle w:val="Voettekst"/>
+    </w:pPr>
+  </w:p>
+</w:ftr>
+</file>
+
+<file path=word/footer2.xml><?xml version="1.0" encoding="utf-8"?>
+<w:ftr xmlns:wpc="http://schemas.microsoft.com/office/word/2010/wordprocessingCanvas" xmlns:cx="http://schemas.microsoft.com/office/drawing/2014/chartex" xmlns:cx1="http://schemas.microsoft.com/office/drawing/2015/9/8/chartex" xmlns:cx2="http://schemas.microsoft.com/office/drawing/2015/10/21/chartex" xmlns:cx3="http://schemas.microsoft.com/office/drawing/2016/5/9/chartex" xmlns:cx4="http://schemas.microsoft.com/office/drawing/2016/5/10/chartex" xmlns:cx5="http://schemas.microsoft.com/office/drawing/2016/5/11/chartex" xmlns:cx6="http://schemas.microsoft.com/office/drawing/2016/5/12/chartex" xmlns:cx7="http://schemas.microsoft.com/office/drawing/2016/5/13/chartex" xmlns:cx8="http://schemas.microsoft.com/office/drawing/2016/5/14/chartex" xmlns:mc="http://schemas.openxmlformats.org/markup-compatibility/2006" xmlns:aink="http://schemas.microsoft.com/office/drawing/2016/ink" xmlns:am3d="http://schemas.microsoft.com/office/drawing/2017/model3d" xmlns:o="urn:schemas-microsoft-com:office:office" xmlns:oel="http://schemas.microsoft.com/office/2019/extlst" xmlns:r="http://schemas.openxmlformats.org/officeDocument/2006/relationships" xmlns:m="http://schemas.openxmlformats.org/officeDocument/2006/math" xmlns:v="urn:schemas-microsoft-com:vml" xmlns:wp14="http://schemas.microsoft.com/office/word/2010/wordprocessingDrawing" xmlns:wp="http://schemas.openxmlformats.org/drawingml/2006/wordprocessingDrawing" xmlns:w10="urn:schemas-microsoft-com:office:word" xmlns:w="http://schemas.openxmlformats.org/wordprocessingml/2006/main" xmlns:w14="http://schemas.microsoft.com/office/word/2010/wordml" xmlns:w15="http://schemas.microsoft.com/office/word/2012/wordml" xmlns:w16cex="http://schemas.microsoft.com/office/word/2018/wordml/cex" xmlns:w16cid="http://schemas.microsoft.com/office/word/2016/wordml/cid" xmlns:w16="http://schemas.microsoft.com/office/word/2018/wordml" xmlns:w16du="http://schemas.microsoft.com/office/word/2023/wordml/word16du" xmlns:w16sdtdh="http://schemas.microsoft.com/office/word/2020/wordml/sdtdatahash" xmlns:w16sdtfl="http://schemas.microsoft.com/office/word/2024/wordml/sdtformatlock" xmlns:w16se="http://schemas.microsoft.com/office/word/2015/wordml/symex" xmlns:wpg="http://schemas.microsoft.com/office/word/2010/wordprocessingGroup" xmlns:wpi="http://schemas.microsoft.com/office/word/2010/wordprocessingInk" xmlns:wne="http://schemas.microsoft.com/office/word/2006/wordml" xmlns:wps="http://schemas.microsoft.com/office/word/2010/wordprocessingShape" mc:Ignorable="w14 w15 w16se w16cid w16 w16cex w16sdtdh w16sdtfl w16du wp14">
   <w:sdt>
     <w:sdtPr>
       <w:id w:val="-1440834640"/>
@@ -9369,7 +9440,6 @@
         <w:docPartUnique/>
       </w:docPartObj>
     </w:sdtPr>
-    <w:sdtEndPr/>
     <w:sdtContent>
       <w:p>
         <w:pPr>
@@ -9425,6 +9495,128 @@
     </w:p>
   </w:footnote>
 </w:footnotes>
+</file>
+
+<file path=word/header1.xml><?xml version="1.0" encoding="utf-8"?>
+<w:hdr xmlns:wpc="http://schemas.microsoft.com/office/word/2010/wordprocessingCanvas" xmlns:cx="http://schemas.microsoft.com/office/drawing/2014/chartex" xmlns:cx1="http://schemas.microsoft.com/office/drawing/2015/9/8/chartex" xmlns:cx2="http://schemas.microsoft.com/office/drawing/2015/10/21/chartex" xmlns:cx3="http://schemas.microsoft.com/office/drawing/2016/5/9/chartex" xmlns:cx4="http://schemas.microsoft.com/office/drawing/2016/5/10/chartex" xmlns:cx5="http://schemas.microsoft.com/office/drawing/2016/5/11/chartex" xmlns:cx6="http://schemas.microsoft.com/office/drawing/2016/5/12/chartex" xmlns:cx7="http://schemas.microsoft.com/office/drawing/2016/5/13/chartex" xmlns:cx8="http://schemas.microsoft.com/office/drawing/2016/5/14/chartex" xmlns:mc="http://schemas.openxmlformats.org/markup-compatibility/2006" xmlns:aink="http://schemas.microsoft.com/office/drawing/2016/ink" xmlns:am3d="http://schemas.microsoft.com/office/drawing/2017/model3d" xmlns:o="urn:schemas-microsoft-com:office:office" xmlns:oel="http://schemas.microsoft.com/office/2019/extlst" xmlns:r="http://schemas.openxmlformats.org/officeDocument/2006/relationships" xmlns:m="http://schemas.openxmlformats.org/officeDocument/2006/math" xmlns:v="urn:schemas-microsoft-com:vml" xmlns:wp14="http://schemas.microsoft.com/office/word/2010/wordprocessingDrawing" xmlns:wp="http://schemas.openxmlformats.org/drawingml/2006/wordprocessingDrawing" xmlns:w10="urn:schemas-microsoft-com:office:word" xmlns:w="http://schemas.openxmlformats.org/wordprocessingml/2006/main" xmlns:w14="http://schemas.microsoft.com/office/word/2010/wordml" xmlns:w15="http://schemas.microsoft.com/office/word/2012/wordml" xmlns:w16cex="http://schemas.microsoft.com/office/word/2018/wordml/cex" xmlns:w16cid="http://schemas.microsoft.com/office/word/2016/wordml/cid" xmlns:w16="http://schemas.microsoft.com/office/word/2018/wordml" xmlns:w16du="http://schemas.microsoft.com/office/word/2023/wordml/word16du" xmlns:w16sdtdh="http://schemas.microsoft.com/office/word/2020/wordml/sdtdatahash" xmlns:w16sdtfl="http://schemas.microsoft.com/office/word/2024/wordml/sdtformatlock" xmlns:w16se="http://schemas.microsoft.com/office/word/2015/wordml/symex" xmlns:wpg="http://schemas.microsoft.com/office/word/2010/wordprocessingGroup" xmlns:wpi="http://schemas.microsoft.com/office/word/2010/wordprocessingInk" xmlns:wne="http://schemas.microsoft.com/office/word/2006/wordml" xmlns:wps="http://schemas.microsoft.com/office/word/2010/wordprocessingShape" mc:Ignorable="w14 w15 w16se w16cid w16 w16cex w16sdtdh w16sdtfl w16du wp14">
+  <w:tbl>
+    <w:tblPr>
+      <w:tblW w:w="0" w:type="auto"/>
+      <w:tblLayout w:type="fixed"/>
+      <w:tblLook w:val="06A0" w:firstRow="1" w:lastRow="0" w:firstColumn="1" w:lastColumn="0" w:noHBand="1" w:noVBand="1"/>
+    </w:tblPr>
+    <w:tblGrid>
+      <w:gridCol w:w="3020"/>
+      <w:gridCol w:w="3020"/>
+      <w:gridCol w:w="3020"/>
+    </w:tblGrid>
+    <w:tr>
+      <w:trPr>
+        <w:trHeight w:val="300"/>
+      </w:trPr>
+      <w:tc>
+        <w:tcPr>
+          <w:tcW w:w="3020" w:type="dxa"/>
+        </w:tcPr>
+        <w:p>
+          <w:pPr>
+            <w:pStyle w:val="Koptekst"/>
+            <w:ind w:left="-115"/>
+          </w:pPr>
+        </w:p>
+      </w:tc>
+      <w:tc>
+        <w:tcPr>
+          <w:tcW w:w="3020" w:type="dxa"/>
+        </w:tcPr>
+        <w:p>
+          <w:pPr>
+            <w:pStyle w:val="Koptekst"/>
+            <w:jc w:val="center"/>
+          </w:pPr>
+        </w:p>
+      </w:tc>
+      <w:tc>
+        <w:tcPr>
+          <w:tcW w:w="3020" w:type="dxa"/>
+        </w:tcPr>
+        <w:p>
+          <w:pPr>
+            <w:pStyle w:val="Koptekst"/>
+            <w:ind w:right="-115"/>
+            <w:jc w:val="right"/>
+          </w:pPr>
+        </w:p>
+      </w:tc>
+    </w:tr>
+  </w:tbl>
+  <w:p>
+    <w:pPr>
+      <w:pStyle w:val="Koptekst"/>
+    </w:pPr>
+  </w:p>
+</w:hdr>
+</file>
+
+<file path=word/header2.xml><?xml version="1.0" encoding="utf-8"?>
+<w:hdr xmlns:wpc="http://schemas.microsoft.com/office/word/2010/wordprocessingCanvas" xmlns:cx="http://schemas.microsoft.com/office/drawing/2014/chartex" xmlns:cx1="http://schemas.microsoft.com/office/drawing/2015/9/8/chartex" xmlns:cx2="http://schemas.microsoft.com/office/drawing/2015/10/21/chartex" xmlns:cx3="http://schemas.microsoft.com/office/drawing/2016/5/9/chartex" xmlns:cx4="http://schemas.microsoft.com/office/drawing/2016/5/10/chartex" xmlns:cx5="http://schemas.microsoft.com/office/drawing/2016/5/11/chartex" xmlns:cx6="http://schemas.microsoft.com/office/drawing/2016/5/12/chartex" xmlns:cx7="http://schemas.microsoft.com/office/drawing/2016/5/13/chartex" xmlns:cx8="http://schemas.microsoft.com/office/drawing/2016/5/14/chartex" xmlns:mc="http://schemas.openxmlformats.org/markup-compatibility/2006" xmlns:aink="http://schemas.microsoft.com/office/drawing/2016/ink" xmlns:am3d="http://schemas.microsoft.com/office/drawing/2017/model3d" xmlns:o="urn:schemas-microsoft-com:office:office" xmlns:oel="http://schemas.microsoft.com/office/2019/extlst" xmlns:r="http://schemas.openxmlformats.org/officeDocument/2006/relationships" xmlns:m="http://schemas.openxmlformats.org/officeDocument/2006/math" xmlns:v="urn:schemas-microsoft-com:vml" xmlns:wp14="http://schemas.microsoft.com/office/word/2010/wordprocessingDrawing" xmlns:wp="http://schemas.openxmlformats.org/drawingml/2006/wordprocessingDrawing" xmlns:w10="urn:schemas-microsoft-com:office:word" xmlns:w="http://schemas.openxmlformats.org/wordprocessingml/2006/main" xmlns:w14="http://schemas.microsoft.com/office/word/2010/wordml" xmlns:w15="http://schemas.microsoft.com/office/word/2012/wordml" xmlns:w16cex="http://schemas.microsoft.com/office/word/2018/wordml/cex" xmlns:w16cid="http://schemas.microsoft.com/office/word/2016/wordml/cid" xmlns:w16="http://schemas.microsoft.com/office/word/2018/wordml" xmlns:w16du="http://schemas.microsoft.com/office/word/2023/wordml/word16du" xmlns:w16sdtdh="http://schemas.microsoft.com/office/word/2020/wordml/sdtdatahash" xmlns:w16sdtfl="http://schemas.microsoft.com/office/word/2024/wordml/sdtformatlock" xmlns:w16se="http://schemas.microsoft.com/office/word/2015/wordml/symex" xmlns:wpg="http://schemas.microsoft.com/office/word/2010/wordprocessingGroup" xmlns:wpi="http://schemas.microsoft.com/office/word/2010/wordprocessingInk" xmlns:wne="http://schemas.microsoft.com/office/word/2006/wordml" xmlns:wps="http://schemas.microsoft.com/office/word/2010/wordprocessingShape" mc:Ignorable="w14 w15 w16se w16cid w16 w16cex w16sdtdh w16sdtfl w16du wp14">
+  <w:tbl>
+    <w:tblPr>
+      <w:tblW w:w="0" w:type="auto"/>
+      <w:tblLayout w:type="fixed"/>
+      <w:tblLook w:val="06A0" w:firstRow="1" w:lastRow="0" w:firstColumn="1" w:lastColumn="0" w:noHBand="1" w:noVBand="1"/>
+    </w:tblPr>
+    <w:tblGrid>
+      <w:gridCol w:w="3020"/>
+      <w:gridCol w:w="3020"/>
+      <w:gridCol w:w="3020"/>
+    </w:tblGrid>
+    <w:tr>
+      <w:trPr>
+        <w:trHeight w:val="300"/>
+      </w:trPr>
+      <w:tc>
+        <w:tcPr>
+          <w:tcW w:w="3020" w:type="dxa"/>
+        </w:tcPr>
+        <w:p>
+          <w:pPr>
+            <w:pStyle w:val="Koptekst"/>
+            <w:ind w:left="-115"/>
+          </w:pPr>
+        </w:p>
+      </w:tc>
+      <w:tc>
+        <w:tcPr>
+          <w:tcW w:w="3020" w:type="dxa"/>
+        </w:tcPr>
+        <w:p>
+          <w:pPr>
+            <w:pStyle w:val="Koptekst"/>
+            <w:jc w:val="center"/>
+          </w:pPr>
+        </w:p>
+      </w:tc>
+      <w:tc>
+        <w:tcPr>
+          <w:tcW w:w="3020" w:type="dxa"/>
+        </w:tcPr>
+        <w:p>
+          <w:pPr>
+            <w:pStyle w:val="Koptekst"/>
+            <w:ind w:right="-115"/>
+            <w:jc w:val="right"/>
+          </w:pPr>
+        </w:p>
+      </w:tc>
+    </w:tr>
+  </w:tbl>
+  <w:p>
+    <w:pPr>
+      <w:pStyle w:val="Koptekst"/>
+    </w:pPr>
+  </w:p>
+</w:hdr>
 </file>
 
 <file path=word/numbering.xml><?xml version="1.0" encoding="utf-8"?>
@@ -12426,6 +12618,10 @@
 </file>
 
 <file path=customXml/item1.xml><?xml version="1.0" encoding="utf-8"?>
+<b:Sources xmlns:b="http://schemas.openxmlformats.org/officeDocument/2006/bibliography" xmlns="http://schemas.openxmlformats.org/officeDocument/2006/bibliography" SelectedStyle="\APASixthEditionOfficeOnline.xsl" StyleName="APA" Version="6"/>
+</file>
+
+<file path=customXml/item2.xml><?xml version="1.0" encoding="utf-8"?>
 <ct:contentTypeSchema xmlns:ct="http://schemas.microsoft.com/office/2006/metadata/contentType" xmlns:ma="http://schemas.microsoft.com/office/2006/metadata/properties/metaAttributes" ct:_="" ma:_="" ma:contentTypeName="Document" ma:contentTypeID="0x0101001F3560B013441247B9926EB055A9B197" ma:contentTypeVersion="17" ma:contentTypeDescription="Een nieuw document maken." ma:contentTypeScope="" ma:versionID="df199e687031d4382ef24b55d12d84a3">
   <xsd:schema xmlns:xsd="http://www.w3.org/2001/XMLSchema" xmlns:xs="http://www.w3.org/2001/XMLSchema" xmlns:p="http://schemas.microsoft.com/office/2006/metadata/properties" xmlns:ns2="eac77c77-d449-4d7c-b5d8-8fd4c0f270d2" xmlns:ns3="6c73e52c-07d4-4617-ab67-464747257e8d" xmlns:ns4="8b17e346-67f2-4b8a-83ae-4efa6dd72e6a" targetNamespace="http://schemas.microsoft.com/office/2006/metadata/properties" ma:root="true" ma:fieldsID="4ccd97687f52b9f502df094cc5352f7c" ns2:_="" ns3:_="" ns4:_="">
     <xsd:import namespace="eac77c77-d449-4d7c-b5d8-8fd4c0f270d2"/>
@@ -12673,20 +12869,7 @@
 </ct:contentTypeSchema>
 </file>
 
-<file path=customXml/item2.xml><?xml version="1.0" encoding="utf-8"?>
-<b:Sources xmlns:b="http://schemas.openxmlformats.org/officeDocument/2006/bibliography" xmlns="http://schemas.openxmlformats.org/officeDocument/2006/bibliography" SelectedStyle="\APASixthEditionOfficeOnline.xsl" StyleName="APA" Version="6"/>
-</file>
-
 <file path=customXml/item3.xml><?xml version="1.0" encoding="utf-8"?>
-<?mso-contentType ?>
-<FormTemplates xmlns="http://schemas.microsoft.com/sharepoint/v3/contenttype/forms">
-  <Display>DocumentLibraryForm</Display>
-  <Edit>DocumentLibraryForm</Edit>
-  <New>DocumentLibraryForm</New>
-</FormTemplates>
-</file>
-
-<file path=customXml/item4.xml><?xml version="1.0" encoding="utf-8"?>
 <p:properties xmlns:p="http://schemas.microsoft.com/office/2006/metadata/properties" xmlns:xsi="http://www.w3.org/2001/XMLSchema-instance" xmlns:pc="http://schemas.microsoft.com/office/infopath/2007/PartnerControls">
   <documentManagement>
     <c6664f9864b54a78bdf9e6230de1c78b xmlns="6c73e52c-07d4-4617-ab67-464747257e8d">
@@ -12700,7 +12883,24 @@
 </p:properties>
 </file>
 
+<file path=customXml/item4.xml><?xml version="1.0" encoding="utf-8"?>
+<?mso-contentType ?>
+<FormTemplates xmlns="http://schemas.microsoft.com/sharepoint/v3/contenttype/forms">
+  <Display>DocumentLibraryForm</Display>
+  <Edit>DocumentLibraryForm</Edit>
+  <New>DocumentLibraryForm</New>
+</FormTemplates>
+</file>
+
 <file path=customXml/itemProps1.xml><?xml version="1.0" encoding="utf-8"?>
+<ds:datastoreItem xmlns:ds="http://schemas.openxmlformats.org/officeDocument/2006/customXml" ds:itemID="{620DC7DC-FC6D-4BC6-BD3F-3C62316EF12F}">
+  <ds:schemaRefs>
+    <ds:schemaRef ds:uri="http://schemas.openxmlformats.org/officeDocument/2006/bibliography"/>
+  </ds:schemaRefs>
+</ds:datastoreItem>
+</file>
+
+<file path=customXml/itemProps2.xml><?xml version="1.0" encoding="utf-8"?>
 <ds:datastoreItem xmlns:ds="http://schemas.openxmlformats.org/officeDocument/2006/customXml" ds:itemID="{CED11A34-D674-4242-B306-8CEC1A041476}">
   <ds:schemaRefs>
     <ds:schemaRef ds:uri="http://schemas.microsoft.com/office/2006/metadata/contentType"/>
@@ -12720,36 +12920,22 @@
 </ds:datastoreItem>
 </file>
 
-<file path=customXml/itemProps2.xml><?xml version="1.0" encoding="utf-8"?>
-<ds:datastoreItem xmlns:ds="http://schemas.openxmlformats.org/officeDocument/2006/customXml" ds:itemID="{620DC7DC-FC6D-4BC6-BD3F-3C62316EF12F}">
+<file path=customXml/itemProps3.xml><?xml version="1.0" encoding="utf-8"?>
+<ds:datastoreItem xmlns:ds="http://schemas.openxmlformats.org/officeDocument/2006/customXml" ds:itemID="{87B53D02-F825-413F-8DDB-C1C8BB18285B}">
   <ds:schemaRefs>
-    <ds:schemaRef ds:uri="http://schemas.openxmlformats.org/officeDocument/2006/bibliography"/>
+    <ds:schemaRef ds:uri="http://schemas.microsoft.com/office/2006/metadata/properties"/>
+    <ds:schemaRef ds:uri="http://schemas.microsoft.com/office/infopath/2007/PartnerControls"/>
+    <ds:schemaRef ds:uri="6c73e52c-07d4-4617-ab67-464747257e8d"/>
+    <ds:schemaRef ds:uri="eac77c77-d449-4d7c-b5d8-8fd4c0f270d2"/>
+    <ds:schemaRef ds:uri="8b17e346-67f2-4b8a-83ae-4efa6dd72e6a"/>
   </ds:schemaRefs>
 </ds:datastoreItem>
 </file>
 
-<file path=customXml/itemProps3.xml><?xml version="1.0" encoding="utf-8"?>
+<file path=customXml/itemProps4.xml><?xml version="1.0" encoding="utf-8"?>
 <ds:datastoreItem xmlns:ds="http://schemas.openxmlformats.org/officeDocument/2006/customXml" ds:itemID="{8B6B225C-3EA8-4BFE-9B57-5B01AE4E242E}">
   <ds:schemaRefs>
     <ds:schemaRef ds:uri="http://schemas.microsoft.com/sharepoint/v3/contenttype/forms"/>
   </ds:schemaRefs>
 </ds:datastoreItem>
-</file>
-
-<file path=customXml/itemProps4.xml><?xml version="1.0" encoding="utf-8"?>
-<ds:datastoreItem xmlns:ds="http://schemas.openxmlformats.org/officeDocument/2006/customXml" ds:itemID="{87B53D02-F825-413F-8DDB-C1C8BB18285B}">
-  <ds:schemaRefs>
-    <ds:schemaRef ds:uri="http://www.w3.org/XML/1998/namespace"/>
-    <ds:schemaRef ds:uri="eac77c77-d449-4d7c-b5d8-8fd4c0f270d2"/>
-    <ds:schemaRef ds:uri="8b17e346-67f2-4b8a-83ae-4efa6dd72e6a"/>
-    <ds:schemaRef ds:uri="http://purl.org/dc/dcmitype/"/>
-    <ds:schemaRef ds:uri="http://schemas.microsoft.com/office/2006/documentManagement/types"/>
-    <ds:schemaRef ds:uri="http://purl.org/dc/elements/1.1/"/>
-    <ds:schemaRef ds:uri="http://purl.org/dc/terms/"/>
-    <ds:schemaRef ds:uri="http://schemas.microsoft.com/office/2006/metadata/properties"/>
-    <ds:schemaRef ds:uri="http://schemas.microsoft.com/office/infopath/2007/PartnerControls"/>
-    <ds:schemaRef ds:uri="http://schemas.openxmlformats.org/package/2006/metadata/core-properties"/>
-    <ds:schemaRef ds:uri="6c73e52c-07d4-4617-ab67-464747257e8d"/>
-  </ds:schemaRefs>
-</ds:datastoreItem>
 </file>
--- a/pdf/Introduction to infrastructures - Template report.docx
+++ b/pdf/Introduction to infrastructures - Template report.docx
@@ -269,16 +269,22 @@
         <w:t>8</w:t>
       </w:r>
       <w:r>
-        <w:t>21</w:t>
+        <w:t>2</w:t>
+      </w:r>
+      <w:r>
+        <w:t>2</w:t>
       </w:r>
       <w:r>
         <w:t>.</w:t>
       </w:r>
       <w:r>
-        <w:t>163</w:t>
-      </w:r>
-      <w:r>
-        <w:t>5</w:t>
+        <w:t>1</w:t>
+      </w:r>
+      <w:r>
+        <w:t>80</w:t>
+      </w:r>
+      <w:r>
+        <w:t>3</w:t>
       </w:r>
       <w:r>
         <w:t>.MSI11</w:t>
@@ -7918,7 +7924,7 @@
         </w:numPr>
       </w:pPr>
       <w:r>
-        <w:t>What RPO/RTO do you suggest for a the system back-up of OMV?</w:t>
+        <w:t>What RPO/RTO do you suggest for a system back-up of OMV?</w:t>
       </w:r>
     </w:p>
     <w:p>
@@ -7930,7 +7936,7 @@
         </w:numPr>
       </w:pPr>
       <w:r>
-        <w:t>What RPO/RTO do you suggest for a the docker app back-ups of OMV?</w:t>
+        <w:t>What RPO/RTO do you suggest for the docker app back-ups of OMV?</w:t>
       </w:r>
     </w:p>
     <w:p/>
@@ -8018,7 +8024,7 @@
         </w:numPr>
       </w:pPr>
       <w:r>
-        <w:t xml:space="preserve">What RPO/RTO do you suggest for a the </w:t>
+        <w:t xml:space="preserve">What RPO/RTO do you suggest for the </w:t>
       </w:r>
       <w:r>
         <w:t>system snapshots</w:t>
@@ -8944,7 +8950,7 @@
                 <w:noProof/>
               </w:rPr>
               <w:drawing>
-                <wp:inline distT="0" distB="0" distL="0" distR="0" wp14:anchorId="64B803B4" wp14:editId="55D1C4BD">
+                <wp:inline distT="0" distB="0" distL="0" distR="0" wp14:anchorId="64B803B4" wp14:editId="2112F941">
                   <wp:extent cx="914400" cy="914400"/>
                   <wp:effectExtent l="0" t="0" r="0" b="0"/>
                   <wp:docPr id="184670805" name="Afbeelding 7" descr="Afbeelding met hart, Graphics, creativiteit, kunst&#10;&#10;Door AI gegenereerde inhoud is mogelijk onjuist."/>
@@ -9440,6 +9446,7 @@
         <w:docPartUnique/>
       </w:docPartObj>
     </w:sdtPr>
+    <w:sdtEndPr/>
     <w:sdtContent>
       <w:p>
         <w:pPr>
@@ -12618,10 +12625,6 @@
 </file>
 
 <file path=customXml/item1.xml><?xml version="1.0" encoding="utf-8"?>
-<b:Sources xmlns:b="http://schemas.openxmlformats.org/officeDocument/2006/bibliography" xmlns="http://schemas.openxmlformats.org/officeDocument/2006/bibliography" SelectedStyle="\APASixthEditionOfficeOnline.xsl" StyleName="APA" Version="6"/>
-</file>
-
-<file path=customXml/item2.xml><?xml version="1.0" encoding="utf-8"?>
 <ct:contentTypeSchema xmlns:ct="http://schemas.microsoft.com/office/2006/metadata/contentType" xmlns:ma="http://schemas.microsoft.com/office/2006/metadata/properties/metaAttributes" ct:_="" ma:_="" ma:contentTypeName="Document" ma:contentTypeID="0x0101001F3560B013441247B9926EB055A9B197" ma:contentTypeVersion="17" ma:contentTypeDescription="Een nieuw document maken." ma:contentTypeScope="" ma:versionID="df199e687031d4382ef24b55d12d84a3">
   <xsd:schema xmlns:xsd="http://www.w3.org/2001/XMLSchema" xmlns:xs="http://www.w3.org/2001/XMLSchema" xmlns:p="http://schemas.microsoft.com/office/2006/metadata/properties" xmlns:ns2="eac77c77-d449-4d7c-b5d8-8fd4c0f270d2" xmlns:ns3="6c73e52c-07d4-4617-ab67-464747257e8d" xmlns:ns4="8b17e346-67f2-4b8a-83ae-4efa6dd72e6a" targetNamespace="http://schemas.microsoft.com/office/2006/metadata/properties" ma:root="true" ma:fieldsID="4ccd97687f52b9f502df094cc5352f7c" ns2:_="" ns3:_="" ns4:_="">
     <xsd:import namespace="eac77c77-d449-4d7c-b5d8-8fd4c0f270d2"/>
@@ -12869,7 +12872,20 @@
 </ct:contentTypeSchema>
 </file>
 
+<file path=customXml/item2.xml><?xml version="1.0" encoding="utf-8"?>
+<b:Sources xmlns:b="http://schemas.openxmlformats.org/officeDocument/2006/bibliography" xmlns="http://schemas.openxmlformats.org/officeDocument/2006/bibliography" SelectedStyle="\APASixthEditionOfficeOnline.xsl" StyleName="APA" Version="6"/>
+</file>
+
 <file path=customXml/item3.xml><?xml version="1.0" encoding="utf-8"?>
+<?mso-contentType ?>
+<FormTemplates xmlns="http://schemas.microsoft.com/sharepoint/v3/contenttype/forms">
+  <Display>DocumentLibraryForm</Display>
+  <Edit>DocumentLibraryForm</Edit>
+  <New>DocumentLibraryForm</New>
+</FormTemplates>
+</file>
+
+<file path=customXml/item4.xml><?xml version="1.0" encoding="utf-8"?>
 <p:properties xmlns:p="http://schemas.microsoft.com/office/2006/metadata/properties" xmlns:xsi="http://www.w3.org/2001/XMLSchema-instance" xmlns:pc="http://schemas.microsoft.com/office/infopath/2007/PartnerControls">
   <documentManagement>
     <c6664f9864b54a78bdf9e6230de1c78b xmlns="6c73e52c-07d4-4617-ab67-464747257e8d">
@@ -12883,24 +12899,7 @@
 </p:properties>
 </file>
 
-<file path=customXml/item4.xml><?xml version="1.0" encoding="utf-8"?>
-<?mso-contentType ?>
-<FormTemplates xmlns="http://schemas.microsoft.com/sharepoint/v3/contenttype/forms">
-  <Display>DocumentLibraryForm</Display>
-  <Edit>DocumentLibraryForm</Edit>
-  <New>DocumentLibraryForm</New>
-</FormTemplates>
-</file>
-
 <file path=customXml/itemProps1.xml><?xml version="1.0" encoding="utf-8"?>
-<ds:datastoreItem xmlns:ds="http://schemas.openxmlformats.org/officeDocument/2006/customXml" ds:itemID="{620DC7DC-FC6D-4BC6-BD3F-3C62316EF12F}">
-  <ds:schemaRefs>
-    <ds:schemaRef ds:uri="http://schemas.openxmlformats.org/officeDocument/2006/bibliography"/>
-  </ds:schemaRefs>
-</ds:datastoreItem>
-</file>
-
-<file path=customXml/itemProps2.xml><?xml version="1.0" encoding="utf-8"?>
 <ds:datastoreItem xmlns:ds="http://schemas.openxmlformats.org/officeDocument/2006/customXml" ds:itemID="{CED11A34-D674-4242-B306-8CEC1A041476}">
   <ds:schemaRefs>
     <ds:schemaRef ds:uri="http://schemas.microsoft.com/office/2006/metadata/contentType"/>
@@ -12920,22 +12919,36 @@
 </ds:datastoreItem>
 </file>
 
+<file path=customXml/itemProps2.xml><?xml version="1.0" encoding="utf-8"?>
+<ds:datastoreItem xmlns:ds="http://schemas.openxmlformats.org/officeDocument/2006/customXml" ds:itemID="{620DC7DC-FC6D-4BC6-BD3F-3C62316EF12F}">
+  <ds:schemaRefs>
+    <ds:schemaRef ds:uri="http://schemas.openxmlformats.org/officeDocument/2006/bibliography"/>
+  </ds:schemaRefs>
+</ds:datastoreItem>
+</file>
+
 <file path=customXml/itemProps3.xml><?xml version="1.0" encoding="utf-8"?>
-<ds:datastoreItem xmlns:ds="http://schemas.openxmlformats.org/officeDocument/2006/customXml" ds:itemID="{87B53D02-F825-413F-8DDB-C1C8BB18285B}">
+<ds:datastoreItem xmlns:ds="http://schemas.openxmlformats.org/officeDocument/2006/customXml" ds:itemID="{8B6B225C-3EA8-4BFE-9B57-5B01AE4E242E}">
   <ds:schemaRefs>
-    <ds:schemaRef ds:uri="http://schemas.microsoft.com/office/2006/metadata/properties"/>
-    <ds:schemaRef ds:uri="http://schemas.microsoft.com/office/infopath/2007/PartnerControls"/>
-    <ds:schemaRef ds:uri="6c73e52c-07d4-4617-ab67-464747257e8d"/>
-    <ds:schemaRef ds:uri="eac77c77-d449-4d7c-b5d8-8fd4c0f270d2"/>
-    <ds:schemaRef ds:uri="8b17e346-67f2-4b8a-83ae-4efa6dd72e6a"/>
+    <ds:schemaRef ds:uri="http://schemas.microsoft.com/sharepoint/v3/contenttype/forms"/>
   </ds:schemaRefs>
 </ds:datastoreItem>
 </file>
 
 <file path=customXml/itemProps4.xml><?xml version="1.0" encoding="utf-8"?>
-<ds:datastoreItem xmlns:ds="http://schemas.openxmlformats.org/officeDocument/2006/customXml" ds:itemID="{8B6B225C-3EA8-4BFE-9B57-5B01AE4E242E}">
+<ds:datastoreItem xmlns:ds="http://schemas.openxmlformats.org/officeDocument/2006/customXml" ds:itemID="{87B53D02-F825-413F-8DDB-C1C8BB18285B}">
   <ds:schemaRefs>
-    <ds:schemaRef ds:uri="http://schemas.microsoft.com/sharepoint/v3/contenttype/forms"/>
+    <ds:schemaRef ds:uri="http://schemas.microsoft.com/office/2006/documentManagement/types"/>
+    <ds:schemaRef ds:uri="http://purl.org/dc/dcmitype/"/>
+    <ds:schemaRef ds:uri="http://purl.org/dc/terms/"/>
+    <ds:schemaRef ds:uri="http://schemas.microsoft.com/office/infopath/2007/PartnerControls"/>
+    <ds:schemaRef ds:uri="http://schemas.microsoft.com/office/2006/metadata/properties"/>
+    <ds:schemaRef ds:uri="http://schemas.openxmlformats.org/package/2006/metadata/core-properties"/>
+    <ds:schemaRef ds:uri="6c73e52c-07d4-4617-ab67-464747257e8d"/>
+    <ds:schemaRef ds:uri="http://www.w3.org/XML/1998/namespace"/>
+    <ds:schemaRef ds:uri="8b17e346-67f2-4b8a-83ae-4efa6dd72e6a"/>
+    <ds:schemaRef ds:uri="eac77c77-d449-4d7c-b5d8-8fd4c0f270d2"/>
+    <ds:schemaRef ds:uri="http://purl.org/dc/elements/1.1/"/>
   </ds:schemaRefs>
 </ds:datastoreItem>
 </file>